--- a/Bandana_Dhakal_CV.docx
+++ b/Bandana_Dhakal_CV.docx
@@ -243,7 +243,7 @@
           <w:sz w:val="18"/>
           <w:szCs w:val="18"/>
         </w:rPr>
-        <w:noBreakHyphen/>
+        <w:t>-</w:t>
       </w:r>
       <w:r>
         <w:rPr>
@@ -308,7 +308,7 @@
           <w:sz w:val="18"/>
           <w:szCs w:val="18"/>
         </w:rPr>
-        <w:noBreakHyphen/>
+        <w:t>-</w:t>
       </w:r>
       <w:r>
         <w:rPr>
@@ -354,7 +354,7 @@
           <w:sz w:val="18"/>
           <w:szCs w:val="18"/>
         </w:rPr>
-        <w:t> </w:t>
+        <w:t xml:space="preserve"> </w:t>
       </w:r>
       <w:hyperlink r:id="rId4" w:history="1">
         <w:r>
@@ -432,7 +432,7 @@
           <w:sz w:val="18"/>
           <w:szCs w:val="18"/>
         </w:rPr>
-        <w:noBreakHyphen/>
+        <w:t>-</w:t>
       </w:r>
       <w:r>
         <w:rPr>
@@ -683,7 +683,7 @@
           <w:bdr w:val="none" w:sz="0" w:space="0" w:color="auto"/>
           <w:vertAlign w:val="baseline"/>
         </w:rPr>
-        <w:t>  -  </w:t>
+        <w:t xml:space="preserve">  -  </w:t>
       </w:r>
       <w:r>
         <w:rPr>
@@ -891,7 +891,6 @@
           <w:bdr w:val="none" w:sz="0" w:space="0" w:color="auto"/>
           <w:vertAlign w:val="baseline"/>
         </w:rPr>
-        <w:t>Bachelor of Science</w:t>
       </w:r>
       <w:r>
         <w:rPr>
@@ -903,17 +902,15 @@
           <w:bdr w:val="none" w:sz="0" w:space="0" w:color="auto"/>
           <w:vertAlign w:val="baseline"/>
         </w:rPr>
-        <w:t xml:space="preserve"> </w:t>
-      </w:r>
-      <w:r>
-        <w:rPr>
-          <w:rStyle w:val="skn-mly5anyCharacter"/>
-          <w:rFonts w:ascii="Open Sans" w:eastAsia="Open Sans" w:hAnsi="Open Sans" w:cs="Open Sans"/>
-          <w:color w:val="000000"/>
-          <w:sz w:val="20"/>
-          <w:szCs w:val="20"/>
-        </w:rPr>
-        <w:t xml:space="preserve">: </w:t>
+      </w:r>
+      <w:r>
+        <w:rPr>
+          <w:rStyle w:val="skn-mly5anyCharacter"/>
+          <w:rFonts w:ascii="Open Sans" w:eastAsia="Open Sans" w:hAnsi="Open Sans" w:cs="Open Sans"/>
+          <w:color w:val="000000"/>
+          <w:sz w:val="20"/>
+          <w:szCs w:val="20"/>
+        </w:rPr>
       </w:r>
       <w:r>
         <w:rPr>
@@ -927,7 +924,6 @@
           <w:bdr w:val="none" w:sz="0" w:space="0" w:color="auto"/>
           <w:vertAlign w:val="baseline"/>
         </w:rPr>
-        <w:t>Physics</w:t>
       </w:r>
       <w:r>
         <w:rPr>
@@ -941,57 +937,54 @@
           <w:bdr w:val="none" w:sz="0" w:space="0" w:color="auto"/>
           <w:vertAlign w:val="baseline"/>
         </w:rPr>
-        <w:t xml:space="preserve"> Candidate</w:t>
-      </w:r>
-      <w:r>
-        <w:rPr>
-          <w:rStyle w:val="skn-mly5anyCharacter"/>
-          <w:rFonts w:ascii="Open Sans" w:eastAsia="Open Sans" w:hAnsi="Open Sans" w:cs="Open Sans"/>
-          <w:color w:val="000000"/>
-          <w:sz w:val="20"/>
-          <w:szCs w:val="20"/>
-        </w:rPr>
-        <w:t xml:space="preserve">, </w:t>
-      </w:r>
-      <w:r>
-        <w:rPr>
-          <w:rStyle w:val="skn-mly5anyCharacter"/>
-          <w:rFonts w:ascii="Open Sans" w:eastAsia="Open Sans" w:hAnsi="Open Sans" w:cs="Open Sans"/>
-          <w:color w:val="000000"/>
-          <w:sz w:val="20"/>
-          <w:szCs w:val="20"/>
-        </w:rPr>
-        <w:t>Expected graduation</w:t>
-      </w:r>
-      <w:r>
-        <w:rPr>
-          <w:rStyle w:val="skn-mly5anyCharacter"/>
-          <w:rFonts w:ascii="Open Sans" w:eastAsia="Open Sans" w:hAnsi="Open Sans" w:cs="Open Sans"/>
-          <w:color w:val="000000"/>
-          <w:sz w:val="20"/>
-          <w:szCs w:val="20"/>
-        </w:rPr>
-        <w:t xml:space="preserve"> </w:t>
-      </w:r>
-      <w:r>
-        <w:rPr>
-          <w:rStyle w:val="skn-mly5anyCharacter"/>
-          <w:rFonts w:ascii="Open Sans" w:eastAsia="Open Sans" w:hAnsi="Open Sans" w:cs="Open Sans"/>
-          <w:color w:val="000000"/>
-          <w:sz w:val="20"/>
-          <w:szCs w:val="20"/>
-        </w:rPr>
-        <w:t>November 2026</w:t>
-      </w:r>
-      <w:r>
-        <w:rPr>
-          <w:rStyle w:val="skn-mly5anyCharacter"/>
-          <w:rFonts w:ascii="Open Sans" w:eastAsia="Open Sans" w:hAnsi="Open Sans" w:cs="Open Sans"/>
-          <w:color w:val="000000"/>
-          <w:sz w:val="20"/>
-          <w:szCs w:val="20"/>
-        </w:rPr>
-        <w:t xml:space="preserve"> </w:t>
+      </w:r>
+      <w:r>
+        <w:rPr>
+          <w:rStyle w:val="skn-mly5anyCharacter"/>
+          <w:rFonts w:ascii="Open Sans" w:eastAsia="Open Sans" w:hAnsi="Open Sans" w:cs="Open Sans"/>
+          <w:color w:val="000000"/>
+          <w:sz w:val="20"/>
+          <w:szCs w:val="20"/>
+        </w:rPr>
+      </w:r>
+      <w:r>
+        <w:rPr>
+          <w:rStyle w:val="skn-mly5anyCharacter"/>
+          <w:rFonts w:ascii="Open Sans" w:eastAsia="Open Sans" w:hAnsi="Open Sans" w:cs="Open Sans"/>
+          <w:color w:val="000000"/>
+          <w:sz w:val="20"/>
+          <w:szCs w:val="20"/>
+        </w:rPr>
+      </w:r>
+      <w:r>
+        <w:rPr>
+          <w:rStyle w:val="skn-mly5anyCharacter"/>
+          <w:rFonts w:ascii="Open Sans" w:eastAsia="Open Sans" w:hAnsi="Open Sans" w:cs="Open Sans"/>
+          <w:color w:val="000000"/>
+          <w:sz w:val="20"/>
+          <w:szCs w:val="20"/>
+        </w:rPr>
+      </w:r>
+      <w:r>
+        <w:rPr>
+          <w:rStyle w:val="skn-mly5anyCharacter"/>
+          <w:rFonts w:ascii="Open Sans" w:eastAsia="Open Sans" w:hAnsi="Open Sans" w:cs="Open Sans"/>
+          <w:color w:val="000000"/>
+          <w:sz w:val="20"/>
+          <w:szCs w:val="20"/>
+        </w:rPr>
+      </w:r>
+      <w:r>
+        <w:rPr>
+          <w:rStyle w:val="skn-mly5anyCharacter"/>
+          <w:rFonts w:ascii="Open Sans" w:eastAsia="Open Sans" w:hAnsi="Open Sans" w:cs="Open Sans"/>
+          <w:color w:val="000000"/>
+          <w:sz w:val="20"/>
+          <w:szCs w:val="20"/>
+        </w:rPr>
+      </w:r>
+      <w:r>
+        <w:t>Bachelor of Science (BSc) in Physics — Completed October 2026</w:t>
       </w:r>
     </w:p>
     <w:p>
@@ -1038,7 +1031,7 @@
           <w:bdr w:val="none" w:sz="0" w:space="0" w:color="auto"/>
           <w:vertAlign w:val="baseline"/>
         </w:rPr>
-        <w:t>  -  </w:t>
+        <w:t xml:space="preserve">  -  </w:t>
       </w:r>
       <w:r>
         <w:rPr>
@@ -1435,7 +1428,7 @@
           <w:bdr w:val="none" w:sz="0" w:space="0" w:color="auto"/>
           <w:vertAlign w:val="baseline"/>
         </w:rPr>
-        <w:t>  -  </w:t>
+        <w:t xml:space="preserve">  -  </w:t>
       </w:r>
       <w:r>
         <w:rPr>
@@ -1778,7 +1771,7 @@
           <w:bdr w:val="none" w:sz="0" w:space="0" w:color="auto"/>
           <w:vertAlign w:val="baseline"/>
         </w:rPr>
-        <w:t>  -  </w:t>
+        <w:t xml:space="preserve">  -  </w:t>
       </w:r>
       <w:r>
         <w:rPr>

--- a/Bandana_Dhakal_CV.docx
+++ b/Bandana_Dhakal_CV.docx
@@ -1,52 +1,17 @@
 
 <file path=word/document.xml><?xml version="1.0" encoding="utf-8"?>
-<w:document xmlns:ve="http://schemas.openxmlformats.org/markup-compatibility/2006" xmlns:o="urn:schemas-microsoft-com:office:office" xmlns:r="http://schemas.openxmlformats.org/officeDocument/2006/relationships" xmlns:m="http://schemas.openxmlformats.org/officeDocument/2006/math" xmlns:v="urn:schemas-microsoft-com:vml" xmlns:wp="http://schemas.openxmlformats.org/drawingml/2006/wordprocessingDrawing" xmlns:w10="urn:schemas-microsoft-com:office:word" xmlns:w="http://schemas.openxmlformats.org/wordprocessingml/2006/main" xmlns:wne="http://schemas.microsoft.com/office/word/2006/wordml">
-  <!-- Generated by Aspose.Words for .NET 26.9.0 -->
+<w:document xmlns:wpc="http://schemas.microsoft.com/office/word/2010/wordprocessingCanvas" xmlns:cx="http://schemas.microsoft.com/office/drawing/2014/chartex" xmlns:cx1="http://schemas.microsoft.com/office/drawing/2015/9/8/chartex" xmlns:cx2="http://schemas.microsoft.com/office/drawing/2015/10/21/chartex" xmlns:cx3="http://schemas.microsoft.com/office/drawing/2016/5/9/chartex" xmlns:cx4="http://schemas.microsoft.com/office/drawing/2016/5/10/chartex" xmlns:cx5="http://schemas.microsoft.com/office/drawing/2016/5/11/chartex" xmlns:cx6="http://schemas.microsoft.com/office/drawing/2016/5/12/chartex" xmlns:cx7="http://schemas.microsoft.com/office/drawing/2016/5/13/chartex" xmlns:cx8="http://schemas.microsoft.com/office/drawing/2016/5/14/chartex" xmlns:mc="http://schemas.openxmlformats.org/markup-compatibility/2006" xmlns:aink="http://schemas.microsoft.com/office/drawing/2016/ink" xmlns:am3d="http://schemas.microsoft.com/office/drawing/2017/model3d" xmlns:o="urn:schemas-microsoft-com:office:office" xmlns:oel="http://schemas.microsoft.com/office/2019/extlst" xmlns:r="http://schemas.openxmlformats.org/officeDocument/2006/relationships" xmlns:m="http://schemas.openxmlformats.org/officeDocument/2006/math" xmlns:v="urn:schemas-microsoft-com:vml" xmlns:wp14="http://schemas.microsoft.com/office/word/2010/wordprocessingDrawing" xmlns:wp="http://schemas.openxmlformats.org/drawingml/2006/wordprocessingDrawing" xmlns:w10="urn:schemas-microsoft-com:office:word" xmlns:w="http://schemas.openxmlformats.org/wordprocessingml/2006/main" xmlns:w14="http://schemas.microsoft.com/office/word/2010/wordml" xmlns:w15="http://schemas.microsoft.com/office/word/2012/wordml" xmlns:w16cex="http://schemas.microsoft.com/office/word/2018/wordml/cex" xmlns:w16cid="http://schemas.microsoft.com/office/word/2016/wordml/cid" xmlns:w16="http://schemas.microsoft.com/office/word/2018/wordml" xmlns:w16du="http://schemas.microsoft.com/office/word/2023/wordml/word16du" xmlns:w16sdtdh="http://schemas.microsoft.com/office/word/2020/wordml/sdtdatahash" xmlns:w16sdtfl="http://schemas.microsoft.com/office/word/2024/wordml/sdtformatlock" xmlns:w16se="http://schemas.microsoft.com/office/word/2015/wordml/symex" xmlns:wpg="http://schemas.microsoft.com/office/word/2010/wordprocessingGroup" xmlns:wpi="http://schemas.microsoft.com/office/word/2010/wordprocessingInk" xmlns:wne="http://schemas.microsoft.com/office/word/2006/wordml" xmlns:wps="http://schemas.microsoft.com/office/word/2010/wordprocessingShape" mc:Ignorable="w14 w15 w16se w16cid w16 w16cex w16sdtdh w16sdtfl w16du wp14">
   <w:body>
     <w:p>
       <w:pPr>
         <w:pStyle w:val="skn-mly5name"/>
-        <w:pBdr>
-          <w:top w:val="none" w:sz="0" w:space="0" w:color="auto"/>
-          <w:left w:val="none" w:sz="0" w:space="0" w:color="auto"/>
-          <w:bottom w:val="none" w:sz="0" w:space="0" w:color="auto"/>
-          <w:right w:val="none" w:sz="0" w:space="0" w:color="auto"/>
-        </w:pBdr>
-        <w:spacing w:before="0" w:after="0"/>
-        <w:ind w:left="0" w:right="0"/>
         <w:textAlignment w:val="baseline"/>
-        <w:rPr>
-          <w:rFonts w:ascii="Lora" w:eastAsia="Lora" w:hAnsi="Lora" w:cs="Lora"/>
-          <w:b/>
-          <w:bCs/>
-          <w:color w:val="00637C"/>
-          <w:sz w:val="32"/>
-          <w:szCs w:val="32"/>
-        </w:rPr>
-      </w:pPr>
-      <w:r>
-        <w:rPr>
-          <w:rStyle w:val="skn-mly5anyCharacter"/>
-          <w:b/>
-          <w:bCs/>
-        </w:rPr>
-        <w:t>Bandana</w:t>
-      </w:r>
-      <w:r>
-        <w:rPr>
-          <w:rStyle w:val="skn-mly5anyCharacter"/>
-          <w:b/>
-          <w:bCs/>
-        </w:rPr>
-        <w:t xml:space="preserve"> </w:t>
-      </w:r>
-      <w:r>
-        <w:rPr>
-          <w:rStyle w:val="skn-mly5anyCharacter"/>
-          <w:b/>
-          <w:bCs/>
-        </w:rPr>
-        <w:t>Dhakal</w:t>
+      </w:pPr>
+      <w:r>
+        <w:rPr>
+          <w:rStyle w:val="skn-mly5anyCharacter"/>
+        </w:rPr>
+        <w:t>Bandana Dhakal</w:t>
       </w:r>
     </w:p>
     <w:p>
@@ -54,12 +19,9 @@
         <w:pStyle w:val="skn-mly5any"/>
         <w:pBdr>
           <w:top w:val="single" w:sz="8" w:space="0" w:color="DADADA"/>
-          <w:left w:val="none" w:sz="0" w:space="0" w:color="auto"/>
           <w:bottom w:val="single" w:sz="8" w:space="0" w:color="DADADA"/>
-          <w:right w:val="none" w:sz="0" w:space="0" w:color="auto"/>
         </w:pBdr>
-        <w:spacing w:before="0" w:after="0" w:line="40" w:lineRule="exact"/>
-        <w:ind w:left="0" w:right="0"/>
+        <w:spacing w:line="40" w:lineRule="exact"/>
         <w:rPr>
           <w:rFonts w:ascii="Open Sans" w:eastAsia="Open Sans" w:hAnsi="Open Sans" w:cs="Open Sans"/>
           <w:color w:val="000000"/>
@@ -71,14 +33,7 @@
     <w:p>
       <w:pPr>
         <w:pStyle w:val="skn-mly5any"/>
-        <w:pBdr>
-          <w:top w:val="none" w:sz="0" w:space="0" w:color="auto"/>
-          <w:left w:val="none" w:sz="0" w:space="0" w:color="auto"/>
-          <w:bottom w:val="none" w:sz="0" w:space="0" w:color="auto"/>
-          <w:right w:val="none" w:sz="0" w:space="0" w:color="auto"/>
-        </w:pBdr>
-        <w:spacing w:before="40" w:after="0" w:line="220" w:lineRule="atLeast"/>
-        <w:ind w:left="0" w:right="0"/>
+        <w:spacing w:before="40" w:line="220" w:lineRule="atLeast"/>
         <w:rPr>
           <w:rFonts w:ascii="Open Sans" w:eastAsia="Open Sans" w:hAnsi="Open Sans" w:cs="Open Sans"/>
           <w:color w:val="000000"/>
@@ -96,8 +51,40 @@
           <w:sz w:val="18"/>
           <w:szCs w:val="18"/>
         </w:rPr>
-        <w:t>Address</w:t>
-      </w:r>
+        <w:t xml:space="preserve">Address: </w:t>
+      </w:r>
+      <w:r>
+        <w:rPr>
+          <w:rStyle w:val="skn-mly5anyCharacter"/>
+          <w:rFonts w:ascii="Open Sans" w:eastAsia="Open Sans" w:hAnsi="Open Sans" w:cs="Open Sans"/>
+          <w:color w:val="000000"/>
+          <w:sz w:val="18"/>
+          <w:szCs w:val="18"/>
+        </w:rPr>
+        <w:t>Butwal, Bagmati 44200</w:t>
+      </w:r>
+      <w:r>
+        <w:rPr>
+          <w:rFonts w:ascii="Open Sans" w:eastAsia="Open Sans" w:hAnsi="Open Sans" w:cs="Open Sans"/>
+          <w:color w:val="000000"/>
+          <w:sz w:val="18"/>
+          <w:szCs w:val="18"/>
+        </w:rPr>
+        <w:t xml:space="preserve"> </w:t>
+      </w:r>
+    </w:p>
+    <w:p>
+      <w:pPr>
+        <w:pStyle w:val="skn-mly5any"/>
+        <w:spacing w:line="220" w:lineRule="atLeast"/>
+        <w:rPr>
+          <w:rStyle w:val="skn-mly5anyCharacter"/>
+          <w:rFonts w:ascii="Open Sans" w:eastAsia="Open Sans" w:hAnsi="Open Sans" w:cs="Open Sans"/>
+          <w:color w:val="000000"/>
+          <w:sz w:val="18"/>
+          <w:szCs w:val="18"/>
+        </w:rPr>
+      </w:pPr>
       <w:r>
         <w:rPr>
           <w:rStyle w:val="skn-mly5anyCharacter"/>
@@ -108,7 +95,7 @@
           <w:sz w:val="18"/>
           <w:szCs w:val="18"/>
         </w:rPr>
-        <w:t xml:space="preserve">: </w:t>
+        <w:t xml:space="preserve">Phone: </w:t>
       </w:r>
       <w:r>
         <w:rPr>
@@ -118,17 +105,16 @@
           <w:sz w:val="18"/>
           <w:szCs w:val="18"/>
         </w:rPr>
-        <w:t>Butwal</w:t>
-      </w:r>
-      <w:r>
-        <w:rPr>
-          <w:rStyle w:val="skn-mly5anyCharacter"/>
+        <w:t>+977 9763456957</w:t>
+      </w:r>
+      <w:r>
+        <w:rPr>
           <w:rFonts w:ascii="Open Sans" w:eastAsia="Open Sans" w:hAnsi="Open Sans" w:cs="Open Sans"/>
           <w:color w:val="000000"/>
           <w:sz w:val="18"/>
           <w:szCs w:val="18"/>
         </w:rPr>
-        <w:t xml:space="preserve">, </w:t>
+        <w:t xml:space="preserve"> </w:t>
       </w:r>
       <w:r>
         <w:rPr>
@@ -138,17 +124,19 @@
           <w:sz w:val="18"/>
           <w:szCs w:val="18"/>
         </w:rPr>
-        <w:t>Bagmati</w:t>
-      </w:r>
-      <w:r>
-        <w:rPr>
-          <w:rStyle w:val="skn-mly5anyCharacter"/>
-          <w:rFonts w:ascii="Open Sans" w:eastAsia="Open Sans" w:hAnsi="Open Sans" w:cs="Open Sans"/>
+        <w:t xml:space="preserve">- </w:t>
+      </w:r>
+      <w:r>
+        <w:rPr>
+          <w:rStyle w:val="skn-mly5anyCharacter"/>
+          <w:rFonts w:ascii="Open Sans" w:eastAsia="Open Sans" w:hAnsi="Open Sans" w:cs="Open Sans"/>
+          <w:b/>
+          <w:bCs/>
           <w:color w:val="000000"/>
           <w:sz w:val="18"/>
           <w:szCs w:val="18"/>
         </w:rPr>
-        <w:t xml:space="preserve"> </w:t>
+        <w:t xml:space="preserve">Email: </w:t>
       </w:r>
       <w:r>
         <w:rPr>
@@ -158,7 +146,7 @@
           <w:sz w:val="18"/>
           <w:szCs w:val="18"/>
         </w:rPr>
-        <w:t>44200</w:t>
+        <w:t>bandanadhakal156@gmail.com</w:t>
       </w:r>
       <w:r>
         <w:rPr>
@@ -166,23 +154,24 @@
           <w:color w:val="000000"/>
           <w:sz w:val="18"/>
           <w:szCs w:val="18"/>
-          <w:bdr w:val="none" w:sz="0" w:space="0" w:color="auto"/>
-          <w:vertAlign w:val="baseline"/>
         </w:rPr>
         <w:t xml:space="preserve"> </w:t>
+      </w:r>
+      <w:r>
+        <w:rPr>
+          <w:rStyle w:val="skn-mly5anyCharacter"/>
+          <w:rFonts w:ascii="Open Sans" w:eastAsia="Open Sans" w:hAnsi="Open Sans" w:cs="Open Sans"/>
+          <w:color w:val="000000"/>
+          <w:sz w:val="18"/>
+          <w:szCs w:val="18"/>
+        </w:rPr>
+        <w:t xml:space="preserve">- </w:t>
       </w:r>
     </w:p>
     <w:p>
       <w:pPr>
         <w:pStyle w:val="skn-mly5any"/>
-        <w:pBdr>
-          <w:top w:val="none" w:sz="0" w:space="0" w:color="auto"/>
-          <w:left w:val="none" w:sz="0" w:space="0" w:color="auto"/>
-          <w:bottom w:val="none" w:sz="0" w:space="0" w:color="auto"/>
-          <w:right w:val="none" w:sz="0" w:space="0" w:color="auto"/>
-        </w:pBdr>
-        <w:spacing w:before="0" w:after="0" w:line="220" w:lineRule="atLeast"/>
-        <w:ind w:left="0" w:right="0"/>
+        <w:spacing w:line="220" w:lineRule="atLeast"/>
         <w:rPr>
           <w:rFonts w:ascii="Open Sans" w:eastAsia="Open Sans" w:hAnsi="Open Sans" w:cs="Open Sans"/>
           <w:color w:val="000000"/>
@@ -200,163 +189,9 @@
           <w:sz w:val="18"/>
           <w:szCs w:val="18"/>
         </w:rPr>
-        <w:t>Phone</w:t>
-      </w:r>
-      <w:r>
-        <w:rPr>
-          <w:rStyle w:val="skn-mly5anyCharacter"/>
-          <w:rFonts w:ascii="Open Sans" w:eastAsia="Open Sans" w:hAnsi="Open Sans" w:cs="Open Sans"/>
-          <w:b/>
-          <w:bCs/>
-          <w:color w:val="000000"/>
-          <w:sz w:val="18"/>
-          <w:szCs w:val="18"/>
-        </w:rPr>
-        <w:t xml:space="preserve">: </w:t>
-      </w:r>
-      <w:r>
-        <w:rPr>
-          <w:rStyle w:val="skn-mly5anyCharacter"/>
-          <w:rFonts w:ascii="Open Sans" w:eastAsia="Open Sans" w:hAnsi="Open Sans" w:cs="Open Sans"/>
-          <w:color w:val="000000"/>
-          <w:sz w:val="18"/>
-          <w:szCs w:val="18"/>
-        </w:rPr>
-        <w:t>+977 9763456957</w:t>
-      </w:r>
-      <w:r>
-        <w:rPr>
-          <w:rFonts w:ascii="Open Sans" w:eastAsia="Open Sans" w:hAnsi="Open Sans" w:cs="Open Sans"/>
-          <w:color w:val="000000"/>
-          <w:sz w:val="18"/>
-          <w:szCs w:val="18"/>
-          <w:bdr w:val="none" w:sz="0" w:space="0" w:color="auto"/>
-          <w:vertAlign w:val="baseline"/>
-        </w:rPr>
-        <w:t xml:space="preserve"> </w:t>
-      </w:r>
-      <w:r>
-        <w:rPr>
-          <w:rStyle w:val="skn-mly5anyCharacter"/>
-          <w:rFonts w:ascii="Open Sans" w:eastAsia="Open Sans" w:hAnsi="Open Sans" w:cs="Open Sans"/>
-          <w:color w:val="000000"/>
-          <w:sz w:val="18"/>
-          <w:szCs w:val="18"/>
-        </w:rPr>
-        <w:t>-</w:t>
-      </w:r>
-      <w:r>
-        <w:rPr>
-          <w:rStyle w:val="skn-mly5anyCharacter"/>
-          <w:rFonts w:ascii="Open Sans" w:eastAsia="Open Sans" w:hAnsi="Open Sans" w:cs="Open Sans"/>
-          <w:color w:val="000000"/>
-          <w:sz w:val="18"/>
-          <w:szCs w:val="18"/>
-        </w:rPr>
-        <w:t xml:space="preserve"> </w:t>
-      </w:r>
-      <w:r>
-        <w:rPr>
-          <w:rStyle w:val="skn-mly5anyCharacter"/>
-          <w:rFonts w:ascii="Open Sans" w:eastAsia="Open Sans" w:hAnsi="Open Sans" w:cs="Open Sans"/>
-          <w:b/>
-          <w:bCs/>
-          <w:color w:val="000000"/>
-          <w:sz w:val="18"/>
-          <w:szCs w:val="18"/>
-        </w:rPr>
-        <w:t>Email</w:t>
-      </w:r>
-      <w:r>
-        <w:rPr>
-          <w:rStyle w:val="skn-mly5anyCharacter"/>
-          <w:rFonts w:ascii="Open Sans" w:eastAsia="Open Sans" w:hAnsi="Open Sans" w:cs="Open Sans"/>
-          <w:b/>
-          <w:bCs/>
-          <w:color w:val="000000"/>
-          <w:sz w:val="18"/>
-          <w:szCs w:val="18"/>
-        </w:rPr>
-        <w:t xml:space="preserve">: </w:t>
-      </w:r>
-      <w:r>
-        <w:rPr>
-          <w:rStyle w:val="skn-mly5anyCharacter"/>
-          <w:rFonts w:ascii="Open Sans" w:eastAsia="Open Sans" w:hAnsi="Open Sans" w:cs="Open Sans"/>
-          <w:color w:val="000000"/>
-          <w:sz w:val="18"/>
-          <w:szCs w:val="18"/>
-        </w:rPr>
-        <w:t>bandanadhakal156@gmail.com</w:t>
-      </w:r>
-      <w:r>
-        <w:rPr>
-          <w:rFonts w:ascii="Open Sans" w:eastAsia="Open Sans" w:hAnsi="Open Sans" w:cs="Open Sans"/>
-          <w:color w:val="000000"/>
-          <w:sz w:val="18"/>
-          <w:szCs w:val="18"/>
-          <w:bdr w:val="none" w:sz="0" w:space="0" w:color="auto"/>
-          <w:vertAlign w:val="baseline"/>
-        </w:rPr>
-        <w:t xml:space="preserve"> </w:t>
-      </w:r>
-      <w:r>
-        <w:rPr>
-          <w:rStyle w:val="skn-mly5anyCharacter"/>
-          <w:rFonts w:ascii="Open Sans" w:eastAsia="Open Sans" w:hAnsi="Open Sans" w:cs="Open Sans"/>
-          <w:color w:val="000000"/>
-          <w:sz w:val="18"/>
-          <w:szCs w:val="18"/>
-        </w:rPr>
-        <w:t>-</w:t>
-      </w:r>
-      <w:r>
-        <w:rPr>
-          <w:rStyle w:val="skn-mly5anyCharacter"/>
-          <w:rFonts w:ascii="Open Sans" w:eastAsia="Open Sans" w:hAnsi="Open Sans" w:cs="Open Sans"/>
-          <w:color w:val="000000"/>
-          <w:sz w:val="18"/>
-          <w:szCs w:val="18"/>
-        </w:rPr>
-        <w:t xml:space="preserve"> </w:t>
-      </w:r>
-      <w:r>
-        <w:rPr>
-          <w:rStyle w:val="skn-mly5anyCharacter"/>
-          <w:rFonts w:ascii="Open Sans" w:eastAsia="Open Sans" w:hAnsi="Open Sans" w:cs="Open Sans"/>
-          <w:b/>
-          <w:bCs/>
-          <w:color w:val="000000"/>
-          <w:sz w:val="18"/>
-          <w:szCs w:val="18"/>
-        </w:rPr>
-        <w:t>Website</w:t>
-      </w:r>
-      <w:r>
-        <w:rPr>
-          <w:rStyle w:val="skn-mly5anyCharacter"/>
-          <w:rFonts w:ascii="Open Sans" w:eastAsia="Open Sans" w:hAnsi="Open Sans" w:cs="Open Sans"/>
-          <w:b/>
-          <w:bCs/>
-          <w:color w:val="000000"/>
-          <w:sz w:val="18"/>
-          <w:szCs w:val="18"/>
-        </w:rPr>
-        <w:t>:</w:t>
-      </w:r>
-      <w:r>
-        <w:rPr>
-          <w:rStyle w:val="skn-mly5anyCharacter"/>
-          <w:rFonts w:ascii="Open Sans" w:eastAsia="Open Sans" w:hAnsi="Open Sans" w:cs="Open Sans"/>
-          <w:b/>
-          <w:bCs/>
-          <w:color w:val="000000"/>
-          <w:sz w:val="18"/>
-          <w:szCs w:val="18"/>
-        </w:rPr>
-        <w:t xml:space="preserve"> </w:t>
-      </w:r>
-      <w:hyperlink r:id="rId4" w:history="1">
+        <w:t>Website: </w:t>
+      </w:r>
+      <w:hyperlink r:id="rId5" w:history="1">
         <w:r>
           <w:rPr>
             <w:rStyle w:val="skn-mly5anyCharacter"/>
@@ -378,16 +213,6 @@
             <w:u w:val="single" w:color="0000EE"/>
           </w:rPr>
           <w:noBreakHyphen/>
-        </w:r>
-        <w:r>
-          <w:rPr>
-            <w:rStyle w:val="skn-mly5anyCharacter"/>
-            <w:rFonts w:ascii="Open Sans" w:eastAsia="Open Sans" w:hAnsi="Open Sans" w:cs="Open Sans"/>
-            <w:color w:val="0000EE"/>
-            <w:sz w:val="18"/>
-            <w:szCs w:val="18"/>
-            <w:u w:val="single" w:color="0000EE"/>
-          </w:rPr>
           <w:t>dhakal</w:t>
         </w:r>
         <w:r>
@@ -400,16 +225,6 @@
             <w:u w:val="single" w:color="0000EE"/>
           </w:rPr>
           <w:noBreakHyphen/>
-        </w:r>
-        <w:r>
-          <w:rPr>
-            <w:rStyle w:val="skn-mly5anyCharacter"/>
-            <w:rFonts w:ascii="Open Sans" w:eastAsia="Open Sans" w:hAnsi="Open Sans" w:cs="Open Sans"/>
-            <w:color w:val="0000EE"/>
-            <w:sz w:val="18"/>
-            <w:szCs w:val="18"/>
-            <w:u w:val="single" w:color="0000EE"/>
-          </w:rPr>
           <w:t>4b1b5131a</w:t>
         </w:r>
       </w:hyperlink>
@@ -425,20 +240,29 @@
       </w:r>
       <w:r>
         <w:rPr>
-          <w:rStyle w:val="socl-containernth-last-child1socl-sprtr"/>
-          <w:rFonts w:ascii="Open Sans" w:eastAsia="Open Sans" w:hAnsi="Open Sans" w:cs="Open Sans"/>
-          <w:vanish/>
+          <w:rStyle w:val="skn-mly5inline-block"/>
+          <w:rFonts w:ascii="Open Sans" w:eastAsia="Open Sans" w:hAnsi="Open Sans" w:cs="Open Sans"/>
           <w:color w:val="000000"/>
           <w:sz w:val="18"/>
           <w:szCs w:val="18"/>
         </w:rPr>
-        <w:t>-</w:t>
-      </w:r>
-      <w:r>
-        <w:rPr>
-          <w:rStyle w:val="socl-containernth-last-child1socl-sprtr"/>
-          <w:rFonts w:ascii="Open Sans" w:eastAsia="Open Sans" w:hAnsi="Open Sans" w:cs="Open Sans"/>
-          <w:vanish/>
+        <w:t xml:space="preserve"> </w:t>
+      </w:r>
+      <w:hyperlink r:id="rId6" w:history="1">
+        <w:r>
+          <w:rPr>
+            <w:rStyle w:val="Hyperlink"/>
+            <w:rFonts w:ascii="Open Sans" w:eastAsia="Open Sans" w:hAnsi="Open Sans" w:cs="Open Sans"/>
+            <w:sz w:val="18"/>
+            <w:szCs w:val="18"/>
+          </w:rPr>
+          <w:t>https://bandanadhakal156-cpu.github.io/</w:t>
+        </w:r>
+      </w:hyperlink>
+      <w:r>
+        <w:rPr>
+          <w:rStyle w:val="skn-mly5inline-block"/>
+          <w:rFonts w:ascii="Open Sans" w:eastAsia="Open Sans" w:hAnsi="Open Sans" w:cs="Open Sans"/>
           <w:color w:val="000000"/>
           <w:sz w:val="18"/>
           <w:szCs w:val="18"/>
@@ -447,12 +271,32 @@
       </w:r>
       <w:r>
         <w:rPr>
-          <w:rStyle w:val="skn-mly5anyCharacter"/>
+          <w:rStyle w:val="socl-containernth-last-child1socl-sprtr"/>
           <w:rFonts w:ascii="Open Sans" w:eastAsia="Open Sans" w:hAnsi="Open Sans" w:cs="Open Sans"/>
           <w:color w:val="000000"/>
           <w:sz w:val="18"/>
           <w:szCs w:val="18"/>
         </w:rPr>
+        <w:t xml:space="preserve">- </w:t>
+      </w:r>
+      <w:r>
+        <w:rPr>
+          <w:rStyle w:val="skn-mly5anyCharacter"/>
+          <w:rFonts w:ascii="Open Sans" w:eastAsia="Open Sans" w:hAnsi="Open Sans" w:cs="Open Sans"/>
+          <w:color w:val="000000"/>
+          <w:sz w:val="18"/>
+          <w:szCs w:val="18"/>
+        </w:rPr>
+        <w:t xml:space="preserve"> </w:t>
+      </w:r>
+      <w:r>
+        <w:rPr>
+          <w:rStyle w:val="skn-mly5anyCharacter"/>
+          <w:rFonts w:ascii="Open Sans" w:eastAsia="Open Sans" w:hAnsi="Open Sans" w:cs="Open Sans"/>
+          <w:color w:val="000000"/>
+          <w:sz w:val="18"/>
+          <w:szCs w:val="18"/>
+        </w:rPr>
         <w:t xml:space="preserve"> </w:t>
       </w:r>
     </w:p>
@@ -460,19 +304,14 @@
       <w:pPr>
         <w:pStyle w:val="skn-mly5sectiontitle"/>
         <w:pBdr>
-          <w:top w:val="none" w:sz="0" w:space="0" w:color="auto"/>
-          <w:left w:val="none" w:sz="0" w:space="0" w:color="auto"/>
           <w:bottom w:val="single" w:sz="8" w:space="0" w:color="DADADA"/>
-          <w:right w:val="none" w:sz="0" w:space="0" w:color="auto"/>
         </w:pBdr>
         <w:spacing w:before="200" w:after="20"/>
-        <w:ind w:left="0" w:right="0"/>
         <w:textAlignment w:val="baseline"/>
         <w:rPr>
           <w:rFonts w:ascii="Lora" w:eastAsia="Lora" w:hAnsi="Lora" w:cs="Lora"/>
           <w:b/>
           <w:bCs/>
-          <w:color w:val="00637C"/>
         </w:rPr>
       </w:pPr>
       <w:r>
@@ -487,50 +326,47 @@
     <w:p>
       <w:pPr>
         <w:pStyle w:val="skn-mly5any"/>
-        <w:pBdr>
-          <w:top w:val="none" w:sz="0" w:space="0" w:color="auto"/>
-          <w:left w:val="none" w:sz="0" w:space="0" w:color="auto"/>
-          <w:bottom w:val="none" w:sz="0" w:space="0" w:color="auto"/>
-          <w:right w:val="none" w:sz="0" w:space="0" w:color="auto"/>
-        </w:pBdr>
-        <w:spacing w:before="0" w:after="0" w:line="240" w:lineRule="atLeast"/>
-        <w:ind w:left="0" w:right="0"/>
-        <w:rPr>
-          <w:rFonts w:ascii="Open Sans" w:eastAsia="Open Sans" w:hAnsi="Open Sans" w:cs="Open Sans"/>
-          <w:color w:val="000000"/>
-          <w:sz w:val="20"/>
-          <w:szCs w:val="20"/>
-        </w:rPr>
-      </w:pPr>
-      <w:r>
-        <w:rPr>
-          <w:rFonts w:ascii="Open Sans" w:eastAsia="Open Sans" w:hAnsi="Open Sans" w:cs="Open Sans"/>
-          <w:color w:val="000000"/>
-          <w:sz w:val="20"/>
-          <w:szCs w:val="20"/>
-          <w:bdr w:val="none" w:sz="0" w:space="0" w:color="auto"/>
-          <w:vertAlign w:val="baseline"/>
-        </w:rPr>
-        <w:t>I finished my BSc in Physics in 2026 at Shaheed Smriti Multiple Campus, Institute of Science and Technology (IOST), Tribhuvan University. I ranked first in the Physics programme in every one of the four years, and my final-year thesis scored 92, the highest in my graduating year. Most of my research so far has been data analysis on household energy use, done in Python, R and MATLAB. I am the lead author of a paper submitted to Energy for Sustainable Development.</w:t>
+        <w:spacing w:line="240" w:lineRule="atLeast"/>
+        <w:rPr>
+          <w:rFonts w:ascii="Open Sans" w:eastAsia="Open Sans" w:hAnsi="Open Sans" w:cs="Open Sans"/>
+          <w:color w:val="000000"/>
+          <w:sz w:val="20"/>
+          <w:szCs w:val="20"/>
+          <w:lang w:val="en-AU"/>
+        </w:rPr>
+      </w:pPr>
+      <w:r>
+        <w:rPr>
+          <w:rFonts w:ascii="Open Sans" w:eastAsia="Open Sans" w:hAnsi="Open Sans" w:cs="Open Sans"/>
+          <w:color w:val="000000"/>
+          <w:sz w:val="20"/>
+          <w:szCs w:val="20"/>
+        </w:rPr>
+        <w:t xml:space="preserve">BSC </w:t>
+      </w:r>
+      <w:r>
+        <w:rPr>
+          <w:rFonts w:ascii="Open Sans" w:eastAsia="Open Sans" w:hAnsi="Open Sans" w:cs="Open Sans"/>
+          <w:color w:val="000000"/>
+          <w:sz w:val="20"/>
+          <w:szCs w:val="20"/>
+          <w:lang w:val="en-AU"/>
+        </w:rPr>
+        <w:t xml:space="preserve">Physics graduate from Shaheed Smriti Multiple Campus, Institute of Science and Technology (IOST), Tribhuvan University, Nepal, with a strong academic record and research experience in household energy consumption, fuel stacking, and sustainable energy transitions. Ranked first in the Physics programme throughout all four academic years and received a departmental merit scholarship. Experienced in quantitative data analysis, statistical modelling, and scientific computing using Python and MATLAB. </w:t>
       </w:r>
     </w:p>
     <w:p>
       <w:pPr>
         <w:pStyle w:val="skn-mly5sectiontitle"/>
         <w:pBdr>
-          <w:top w:val="none" w:sz="0" w:space="0" w:color="auto"/>
-          <w:left w:val="none" w:sz="0" w:space="0" w:color="auto"/>
           <w:bottom w:val="single" w:sz="8" w:space="0" w:color="DADADA"/>
-          <w:right w:val="none" w:sz="0" w:space="0" w:color="auto"/>
         </w:pBdr>
         <w:spacing w:before="200" w:after="20"/>
-        <w:ind w:left="0" w:right="0"/>
         <w:textAlignment w:val="baseline"/>
         <w:rPr>
           <w:rFonts w:ascii="Lora" w:eastAsia="Lora" w:hAnsi="Lora" w:cs="Lora"/>
           <w:b/>
           <w:bCs/>
-          <w:color w:val="00637C"/>
         </w:rPr>
       </w:pPr>
       <w:r>
@@ -545,14 +381,7 @@
     <w:p>
       <w:pPr>
         <w:pStyle w:val="skn-mly5singlecolumn"/>
-        <w:pBdr>
-          <w:top w:val="none" w:sz="0" w:space="0" w:color="auto"/>
-          <w:left w:val="none" w:sz="0" w:space="0" w:color="auto"/>
-          <w:bottom w:val="none" w:sz="0" w:space="0" w:color="auto"/>
-          <w:right w:val="none" w:sz="0" w:space="0" w:color="auto"/>
-        </w:pBdr>
-        <w:spacing w:before="0" w:line="240" w:lineRule="atLeast"/>
-        <w:ind w:left="0" w:right="0"/>
+        <w:spacing w:line="240" w:lineRule="atLeast"/>
         <w:textAlignment w:val="baseline"/>
         <w:rPr>
           <w:rFonts w:ascii="Open Sans" w:eastAsia="Open Sans" w:hAnsi="Open Sans" w:cs="Open Sans"/>
@@ -564,28 +393,22 @@
       <w:r>
         <w:rPr>
           <w:rStyle w:val="skn-mly5txt-bold"/>
+          <w:rFonts w:ascii="Open Sans" w:eastAsia="Open Sans" w:hAnsi="Open Sans" w:cs="Open Sans"/>
+          <w:color w:val="000000"/>
+          <w:sz w:val="20"/>
+          <w:szCs w:val="20"/>
+        </w:rPr>
+        <w:t>Lead Author and Thesis Researcher</w:t>
+      </w:r>
+      <w:r>
+        <w:rPr>
+          <w:rStyle w:val="singlecolumnspanpaddedlinenth-child1"/>
           <w:rFonts w:ascii="Open Sans" w:eastAsia="Open Sans" w:hAnsi="Open Sans" w:cs="Open Sans"/>
           <w:b/>
           <w:bCs/>
           <w:color w:val="000000"/>
           <w:sz w:val="20"/>
           <w:szCs w:val="20"/>
-          <w:bdr w:val="none" w:sz="0" w:space="0" w:color="auto"/>
-          <w:vertAlign w:val="baseline"/>
-        </w:rPr>
-        <w:t>Lead Author and Thesis Researcher</w:t>
-      </w:r>
-      <w:r>
-        <w:rPr>
-          <w:rStyle w:val="singlecolumnspanpaddedlinenth-child1"/>
-          <w:rFonts w:ascii="Open Sans" w:eastAsia="Open Sans" w:hAnsi="Open Sans" w:cs="Open Sans"/>
-          <w:b/>
-          <w:bCs/>
-          <w:color w:val="000000"/>
-          <w:sz w:val="20"/>
-          <w:szCs w:val="20"/>
-          <w:bdr w:val="none" w:sz="0" w:space="0" w:color="auto"/>
-          <w:vertAlign w:val="baseline"/>
         </w:rPr>
         <w:t xml:space="preserve"> </w:t>
       </w:r>
@@ -593,14 +416,7 @@
     <w:p>
       <w:pPr>
         <w:pStyle w:val="skn-mly5paddedline"/>
-        <w:pBdr>
-          <w:top w:val="none" w:sz="0" w:space="0" w:color="auto"/>
-          <w:left w:val="none" w:sz="0" w:space="0" w:color="auto"/>
-          <w:bottom w:val="none" w:sz="0" w:space="0" w:color="auto"/>
-          <w:right w:val="none" w:sz="0" w:space="0" w:color="auto"/>
-        </w:pBdr>
-        <w:spacing w:before="0" w:after="0" w:line="240" w:lineRule="atLeast"/>
-        <w:ind w:left="0" w:right="0"/>
+        <w:spacing w:line="240" w:lineRule="atLeast"/>
         <w:textAlignment w:val="baseline"/>
         <w:rPr>
           <w:rFonts w:ascii="Open Sans" w:eastAsia="Open Sans" w:hAnsi="Open Sans" w:cs="Open Sans"/>
@@ -617,40 +433,13 @@
           <w:sz w:val="20"/>
           <w:szCs w:val="20"/>
         </w:rPr>
-        <w:t>March 2026</w:t>
-      </w:r>
-      <w:r>
-        <w:rPr>
-          <w:rStyle w:val="skn-mly5anyCharacter"/>
-          <w:rFonts w:ascii="Open Sans" w:eastAsia="Open Sans" w:hAnsi="Open Sans" w:cs="Open Sans"/>
-          <w:color w:val="000000"/>
-          <w:sz w:val="20"/>
-          <w:szCs w:val="20"/>
-        </w:rPr>
-        <w:t xml:space="preserve"> to </w:t>
-      </w:r>
-      <w:r>
-        <w:rPr>
-          <w:rStyle w:val="skn-mly5anyCharacter"/>
-          <w:rFonts w:ascii="Open Sans" w:eastAsia="Open Sans" w:hAnsi="Open Sans" w:cs="Open Sans"/>
-          <w:color w:val="000000"/>
-          <w:sz w:val="20"/>
-          <w:szCs w:val="20"/>
-        </w:rPr>
-        <w:t>August 2026</w:t>
+        <w:t>March 2026 to August 2026</w:t>
       </w:r>
     </w:p>
     <w:p>
       <w:pPr>
         <w:pStyle w:val="skn-mly5paddedline"/>
-        <w:pBdr>
-          <w:top w:val="none" w:sz="0" w:space="0" w:color="auto"/>
-          <w:left w:val="none" w:sz="0" w:space="0" w:color="auto"/>
-          <w:bottom w:val="none" w:sz="0" w:space="0" w:color="auto"/>
-          <w:right w:val="none" w:sz="0" w:space="0" w:color="auto"/>
-        </w:pBdr>
-        <w:spacing w:before="0" w:after="0" w:line="240" w:lineRule="atLeast"/>
-        <w:ind w:left="0" w:right="0"/>
+        <w:spacing w:line="240" w:lineRule="atLeast"/>
         <w:textAlignment w:val="baseline"/>
         <w:rPr>
           <w:rFonts w:ascii="Open Sans" w:eastAsia="Open Sans" w:hAnsi="Open Sans" w:cs="Open Sans"/>
@@ -663,15 +452,22 @@
         <w:rPr>
           <w:rStyle w:val="skn-mly5txt-bold"/>
           <w:rFonts w:ascii="Open Sans" w:eastAsia="Open Sans" w:hAnsi="Open Sans" w:cs="Open Sans"/>
-          <w:b/>
-          <w:bCs/>
-          <w:color w:val="000000"/>
-          <w:sz w:val="20"/>
-          <w:szCs w:val="20"/>
-          <w:bdr w:val="none" w:sz="0" w:space="0" w:color="auto"/>
-          <w:vertAlign w:val="baseline"/>
-        </w:rPr>
-        <w:t>Shaheed Smriti Multiple Campus, IOST, Tribhuvan University</w:t>
+          <w:color w:val="000000"/>
+          <w:sz w:val="20"/>
+          <w:szCs w:val="20"/>
+        </w:rPr>
+        <w:t xml:space="preserve">Shaheed Smriti Multiple Campus, IOST, Tribhuvan </w:t>
+      </w:r>
+      <w:proofErr w:type="gramStart"/>
+      <w:r>
+        <w:rPr>
+          <w:rStyle w:val="skn-mly5txt-bold"/>
+          <w:rFonts w:ascii="Open Sans" w:eastAsia="Open Sans" w:hAnsi="Open Sans" w:cs="Open Sans"/>
+          <w:color w:val="000000"/>
+          <w:sz w:val="20"/>
+          <w:szCs w:val="20"/>
+        </w:rPr>
+        <w:t>University</w:t>
       </w:r>
       <w:r>
         <w:rPr>
@@ -680,10 +476,19 @@
           <w:color w:val="000000"/>
           <w:sz w:val="20"/>
           <w:szCs w:val="20"/>
-          <w:bdr w:val="none" w:sz="0" w:space="0" w:color="auto"/>
-          <w:vertAlign w:val="baseline"/>
-        </w:rPr>
-        <w:t xml:space="preserve">  -  </w:t>
+        </w:rPr>
+        <w:t>  -</w:t>
+      </w:r>
+      <w:proofErr w:type="gramEnd"/>
+      <w:r>
+        <w:rPr>
+          <w:rStyle w:val="skn-mly5space-bw"/>
+          <w:rFonts w:ascii="Open Sans" w:eastAsia="Open Sans" w:hAnsi="Open Sans" w:cs="Open Sans"/>
+          <w:color w:val="000000"/>
+          <w:sz w:val="20"/>
+          <w:szCs w:val="20"/>
+        </w:rPr>
+        <w:t>  </w:t>
       </w:r>
       <w:r>
         <w:rPr>
@@ -703,9 +508,8 @@
           <w:ilvl w:val="0"/>
           <w:numId w:val="1"/>
         </w:numPr>
-        <w:spacing w:before="0" w:after="0" w:line="240" w:lineRule="atLeast"/>
-        <w:ind w:left="640" w:right="0" w:hanging="252"/>
-        <w:jc w:val="left"/>
+        <w:spacing w:line="240" w:lineRule="atLeast"/>
+        <w:ind w:left="640" w:hanging="252"/>
         <w:textAlignment w:val="baseline"/>
         <w:rPr>
           <w:rStyle w:val="skn-mly5anyCharacter"/>
@@ -713,19 +517,15 @@
           <w:color w:val="000000"/>
           <w:sz w:val="20"/>
           <w:szCs w:val="20"/>
-          <w:bdr w:val="none" w:sz="0" w:space="0" w:color="auto"/>
-          <w:vertAlign w:val="baseline"/>
-        </w:rPr>
-      </w:pPr>
-      <w:r>
-        <w:rPr>
-          <w:rStyle w:val="skn-mly5anyCharacter"/>
-          <w:rFonts w:ascii="Open Sans" w:eastAsia="Open Sans" w:hAnsi="Open Sans" w:cs="Open Sans"/>
-          <w:color w:val="000000"/>
-          <w:sz w:val="20"/>
-          <w:szCs w:val="20"/>
-          <w:bdr w:val="none" w:sz="0" w:space="0" w:color="auto"/>
-          <w:vertAlign w:val="baseline"/>
+        </w:rPr>
+      </w:pPr>
+      <w:r>
+        <w:rPr>
+          <w:rStyle w:val="skn-mly5anyCharacter"/>
+          <w:rFonts w:ascii="Open Sans" w:eastAsia="Open Sans" w:hAnsi="Open Sans" w:cs="Open Sans"/>
+          <w:color w:val="000000"/>
+          <w:sz w:val="20"/>
+          <w:szCs w:val="20"/>
         </w:rPr>
         <w:t>Led undergraduate research investigating household energy consumption, fuel stacking, and electricity adoption across 201 households in two semi-urban settlements in Chitwan, Nepal.</w:t>
       </w:r>
@@ -737,9 +537,8 @@
           <w:ilvl w:val="0"/>
           <w:numId w:val="1"/>
         </w:numPr>
-        <w:spacing w:before="0" w:after="0" w:line="240" w:lineRule="atLeast"/>
-        <w:ind w:left="640" w:right="0" w:hanging="252"/>
-        <w:jc w:val="left"/>
+        <w:spacing w:line="240" w:lineRule="atLeast"/>
+        <w:ind w:left="640" w:hanging="252"/>
         <w:textAlignment w:val="baseline"/>
         <w:rPr>
           <w:rStyle w:val="skn-mly5anyCharacter"/>
@@ -747,19 +546,15 @@
           <w:color w:val="000000"/>
           <w:sz w:val="20"/>
           <w:szCs w:val="20"/>
-          <w:bdr w:val="none" w:sz="0" w:space="0" w:color="auto"/>
-          <w:vertAlign w:val="baseline"/>
-        </w:rPr>
-      </w:pPr>
-      <w:r>
-        <w:rPr>
-          <w:rStyle w:val="skn-mly5anyCharacter"/>
-          <w:rFonts w:ascii="Open Sans" w:eastAsia="Open Sans" w:hAnsi="Open Sans" w:cs="Open Sans"/>
-          <w:color w:val="000000"/>
-          <w:sz w:val="20"/>
-          <w:szCs w:val="20"/>
-          <w:bdr w:val="none" w:sz="0" w:space="0" w:color="auto"/>
-          <w:vertAlign w:val="baseline"/>
+        </w:rPr>
+      </w:pPr>
+      <w:r>
+        <w:rPr>
+          <w:rStyle w:val="skn-mly5anyCharacter"/>
+          <w:rFonts w:ascii="Open Sans" w:eastAsia="Open Sans" w:hAnsi="Open Sans" w:cs="Open Sans"/>
+          <w:color w:val="000000"/>
+          <w:sz w:val="20"/>
+          <w:szCs w:val="20"/>
         </w:rPr>
         <w:t>Conducted statistical analysis using Python (pandas, NumPy, SciPy, Matplotlib) to derive insights from data, including descriptive statistics, logistic regression, and sensitivity analysis.</w:t>
       </w:r>
@@ -771,9 +566,8 @@
           <w:ilvl w:val="0"/>
           <w:numId w:val="1"/>
         </w:numPr>
-        <w:spacing w:before="0" w:after="0" w:line="240" w:lineRule="atLeast"/>
-        <w:ind w:left="640" w:right="0" w:hanging="252"/>
-        <w:jc w:val="left"/>
+        <w:spacing w:line="240" w:lineRule="atLeast"/>
+        <w:ind w:left="640" w:hanging="252"/>
         <w:textAlignment w:val="baseline"/>
         <w:rPr>
           <w:rStyle w:val="skn-mly5anyCharacter"/>
@@ -781,19 +575,15 @@
           <w:color w:val="000000"/>
           <w:sz w:val="20"/>
           <w:szCs w:val="20"/>
-          <w:bdr w:val="none" w:sz="0" w:space="0" w:color="auto"/>
-          <w:vertAlign w:val="baseline"/>
-        </w:rPr>
-      </w:pPr>
-      <w:r>
-        <w:rPr>
-          <w:rStyle w:val="skn-mly5anyCharacter"/>
-          <w:rFonts w:ascii="Open Sans" w:eastAsia="Open Sans" w:hAnsi="Open Sans" w:cs="Open Sans"/>
-          <w:color w:val="000000"/>
-          <w:sz w:val="20"/>
-          <w:szCs w:val="20"/>
-          <w:bdr w:val="none" w:sz="0" w:space="0" w:color="auto"/>
-          <w:vertAlign w:val="baseline"/>
+        </w:rPr>
+      </w:pPr>
+      <w:r>
+        <w:rPr>
+          <w:rStyle w:val="skn-mly5anyCharacter"/>
+          <w:rFonts w:ascii="Open Sans" w:eastAsia="Open Sans" w:hAnsi="Open Sans" w:cs="Open Sans"/>
+          <w:color w:val="000000"/>
+          <w:sz w:val="20"/>
+          <w:szCs w:val="20"/>
         </w:rPr>
         <w:t>Developed computational models to estimate useful cooking energy consumption, determining average consumption of 246 MJ per household per month from LPG.</w:t>
       </w:r>
@@ -805,9 +595,8 @@
           <w:ilvl w:val="0"/>
           <w:numId w:val="1"/>
         </w:numPr>
-        <w:spacing w:before="0" w:after="0" w:line="240" w:lineRule="atLeast"/>
-        <w:ind w:left="640" w:right="0" w:hanging="252"/>
-        <w:jc w:val="left"/>
+        <w:spacing w:line="240" w:lineRule="atLeast"/>
+        <w:ind w:left="640" w:hanging="252"/>
         <w:textAlignment w:val="baseline"/>
         <w:rPr>
           <w:rStyle w:val="skn-mly5anyCharacter"/>
@@ -815,19 +604,15 @@
           <w:color w:val="000000"/>
           <w:sz w:val="20"/>
           <w:szCs w:val="20"/>
-          <w:bdr w:val="none" w:sz="0" w:space="0" w:color="auto"/>
-          <w:vertAlign w:val="baseline"/>
-        </w:rPr>
-      </w:pPr>
-      <w:r>
-        <w:rPr>
-          <w:rStyle w:val="skn-mly5anyCharacter"/>
-          <w:rFonts w:ascii="Open Sans" w:eastAsia="Open Sans" w:hAnsi="Open Sans" w:cs="Open Sans"/>
-          <w:color w:val="000000"/>
-          <w:sz w:val="20"/>
-          <w:szCs w:val="20"/>
-          <w:bdr w:val="none" w:sz="0" w:space="0" w:color="auto"/>
-          <w:vertAlign w:val="baseline"/>
+        </w:rPr>
+      </w:pPr>
+      <w:r>
+        <w:rPr>
+          <w:rStyle w:val="skn-mly5anyCharacter"/>
+          <w:rFonts w:ascii="Open Sans" w:eastAsia="Open Sans" w:hAnsi="Open Sans" w:cs="Open Sans"/>
+          <w:color w:val="000000"/>
+          <w:sz w:val="20"/>
+          <w:szCs w:val="20"/>
         </w:rPr>
         <w:t>Applied scientific computing and quantitative research methods to interpret findings and effectively communicate research outcomes.</w:t>
       </w:r>
@@ -836,19 +621,14 @@
       <w:pPr>
         <w:pStyle w:val="skn-mly5sectiontitle"/>
         <w:pBdr>
-          <w:top w:val="none" w:sz="0" w:space="0" w:color="auto"/>
-          <w:left w:val="none" w:sz="0" w:space="0" w:color="auto"/>
           <w:bottom w:val="single" w:sz="8" w:space="0" w:color="DADADA"/>
-          <w:right w:val="none" w:sz="0" w:space="0" w:color="auto"/>
         </w:pBdr>
         <w:spacing w:before="200" w:after="20"/>
-        <w:ind w:left="0" w:right="0"/>
         <w:textAlignment w:val="baseline"/>
         <w:rPr>
           <w:rFonts w:ascii="Lora" w:eastAsia="Lora" w:hAnsi="Lora" w:cs="Lora"/>
           <w:b/>
           <w:bCs/>
-          <w:color w:val="00637C"/>
         </w:rPr>
       </w:pPr>
       <w:r>
@@ -863,14 +643,7 @@
     <w:p>
       <w:pPr>
         <w:pStyle w:val="skn-mly5singlecolumn"/>
-        <w:pBdr>
-          <w:top w:val="none" w:sz="0" w:space="0" w:color="auto"/>
-          <w:left w:val="none" w:sz="0" w:space="0" w:color="auto"/>
-          <w:bottom w:val="none" w:sz="0" w:space="0" w:color="auto"/>
-          <w:right w:val="none" w:sz="0" w:space="0" w:color="auto"/>
-        </w:pBdr>
-        <w:spacing w:before="0" w:line="240" w:lineRule="atLeast"/>
-        <w:ind w:left="0" w:right="0"/>
+        <w:spacing w:line="240" w:lineRule="atLeast"/>
         <w:textAlignment w:val="baseline"/>
         <w:rPr>
           <w:rFonts w:ascii="Open Sans" w:eastAsia="Open Sans" w:hAnsi="Open Sans" w:cs="Open Sans"/>
@@ -880,124 +653,19 @@
         </w:rPr>
       </w:pPr>
       <w:r>
-        <w:rPr>
-          <w:rStyle w:val="skn-mly5txt-bold"/>
-          <w:rFonts w:ascii="Open Sans" w:eastAsia="Open Sans" w:hAnsi="Open Sans" w:cs="Open Sans"/>
-          <w:b/>
-          <w:bCs/>
-          <w:color w:val="000000"/>
-          <w:sz w:val="20"/>
-          <w:szCs w:val="20"/>
-          <w:bdr w:val="none" w:sz="0" w:space="0" w:color="auto"/>
-          <w:vertAlign w:val="baseline"/>
-        </w:rPr>
-      </w:r>
-      <w:r>
-        <w:rPr>
-          <w:rStyle w:val="singlecolumnspanpaddedlinenth-child1"/>
-          <w:rFonts w:ascii="Open Sans" w:eastAsia="Open Sans" w:hAnsi="Open Sans" w:cs="Open Sans"/>
-          <w:color w:val="000000"/>
-          <w:sz w:val="20"/>
-          <w:szCs w:val="20"/>
-          <w:bdr w:val="none" w:sz="0" w:space="0" w:color="auto"/>
-          <w:vertAlign w:val="baseline"/>
-        </w:rPr>
-      </w:r>
-      <w:r>
-        <w:rPr>
-          <w:rStyle w:val="skn-mly5anyCharacter"/>
-          <w:rFonts w:ascii="Open Sans" w:eastAsia="Open Sans" w:hAnsi="Open Sans" w:cs="Open Sans"/>
-          <w:color w:val="000000"/>
-          <w:sz w:val="20"/>
-          <w:szCs w:val="20"/>
-        </w:rPr>
-      </w:r>
-      <w:r>
-        <w:rPr>
-          <w:rStyle w:val="skn-mly5txt-bold"/>
-          <w:rFonts w:ascii="Open Sans" w:eastAsia="Open Sans" w:hAnsi="Open Sans" w:cs="Open Sans"/>
-          <w:b/>
-          <w:bCs/>
-          <w:color w:val="000000"/>
-          <w:sz w:val="20"/>
-          <w:szCs w:val="20"/>
-          <w:bdr w:val="none" w:sz="0" w:space="0" w:color="auto"/>
-          <w:vertAlign w:val="baseline"/>
-        </w:rPr>
-      </w:r>
-      <w:r>
-        <w:rPr>
-          <w:rStyle w:val="skn-mly5txt-bold"/>
-          <w:rFonts w:ascii="Open Sans" w:eastAsia="Open Sans" w:hAnsi="Open Sans" w:cs="Open Sans"/>
-          <w:b/>
-          <w:bCs/>
-          <w:color w:val="000000"/>
-          <w:sz w:val="20"/>
-          <w:szCs w:val="20"/>
-          <w:bdr w:val="none" w:sz="0" w:space="0" w:color="auto"/>
-          <w:vertAlign w:val="baseline"/>
-        </w:rPr>
-      </w:r>
-      <w:r>
-        <w:rPr>
-          <w:rStyle w:val="skn-mly5anyCharacter"/>
-          <w:rFonts w:ascii="Open Sans" w:eastAsia="Open Sans" w:hAnsi="Open Sans" w:cs="Open Sans"/>
-          <w:color w:val="000000"/>
-          <w:sz w:val="20"/>
-          <w:szCs w:val="20"/>
-        </w:rPr>
-      </w:r>
-      <w:r>
-        <w:rPr>
-          <w:rStyle w:val="skn-mly5anyCharacter"/>
-          <w:rFonts w:ascii="Open Sans" w:eastAsia="Open Sans" w:hAnsi="Open Sans" w:cs="Open Sans"/>
-          <w:color w:val="000000"/>
-          <w:sz w:val="20"/>
-          <w:szCs w:val="20"/>
-        </w:rPr>
-      </w:r>
-      <w:r>
-        <w:rPr>
-          <w:rStyle w:val="skn-mly5anyCharacter"/>
-          <w:rFonts w:ascii="Open Sans" w:eastAsia="Open Sans" w:hAnsi="Open Sans" w:cs="Open Sans"/>
-          <w:color w:val="000000"/>
-          <w:sz w:val="20"/>
-          <w:szCs w:val="20"/>
-        </w:rPr>
-      </w:r>
-      <w:r>
-        <w:rPr>
-          <w:rStyle w:val="skn-mly5anyCharacter"/>
-          <w:rFonts w:ascii="Open Sans" w:eastAsia="Open Sans" w:hAnsi="Open Sans" w:cs="Open Sans"/>
-          <w:color w:val="000000"/>
-          <w:sz w:val="20"/>
-          <w:szCs w:val="20"/>
-        </w:rPr>
-      </w:r>
-      <w:r>
-        <w:rPr>
-          <w:rStyle w:val="skn-mly5anyCharacter"/>
-          <w:rFonts w:ascii="Open Sans" w:eastAsia="Open Sans" w:hAnsi="Open Sans" w:cs="Open Sans"/>
-          <w:color w:val="000000"/>
-          <w:sz w:val="20"/>
-          <w:szCs w:val="20"/>
-        </w:rPr>
-      </w:r>
-      <w:r>
-        <w:t>Bachelor of Science (BSc) in Physics — Completed October 2026</w:t>
+        <w:t xml:space="preserve">Bachelor of Science (BSc) in Physics </w:t>
+      </w:r>
+      <w:r>
+        <w:t>-</w:t>
+      </w:r>
+      <w:r>
+        <w:t>Completed October 2026</w:t>
       </w:r>
     </w:p>
     <w:p>
       <w:pPr>
         <w:pStyle w:val="skn-mly5paddedline"/>
-        <w:pBdr>
-          <w:top w:val="none" w:sz="0" w:space="0" w:color="auto"/>
-          <w:left w:val="none" w:sz="0" w:space="0" w:color="auto"/>
-          <w:bottom w:val="none" w:sz="0" w:space="0" w:color="auto"/>
-          <w:right w:val="none" w:sz="0" w:space="0" w:color="auto"/>
-        </w:pBdr>
-        <w:spacing w:before="0" w:after="0" w:line="240" w:lineRule="atLeast"/>
-        <w:ind w:left="0" w:right="0"/>
+        <w:spacing w:line="240" w:lineRule="atLeast"/>
         <w:textAlignment w:val="baseline"/>
         <w:rPr>
           <w:rStyle w:val="singlecolumnspanpaddedlinenth-child1"/>
@@ -1011,15 +679,21 @@
         <w:rPr>
           <w:rStyle w:val="skn-mly5txt-bold"/>
           <w:rFonts w:ascii="Open Sans" w:eastAsia="Open Sans" w:hAnsi="Open Sans" w:cs="Open Sans"/>
-          <w:b/>
-          <w:bCs/>
-          <w:color w:val="000000"/>
-          <w:sz w:val="20"/>
-          <w:szCs w:val="20"/>
-          <w:bdr w:val="none" w:sz="0" w:space="0" w:color="auto"/>
-          <w:vertAlign w:val="baseline"/>
-        </w:rPr>
-        <w:t>Shaheed Smriti Multiple Campus, Institute of Science and Technology (IOST), Tribhuvan University</w:t>
+          <w:color w:val="000000"/>
+          <w:sz w:val="20"/>
+          <w:szCs w:val="20"/>
+        </w:rPr>
+        <w:t xml:space="preserve">Shaheed Smriti Multiple Campus, Institute of Science and Technology (IOST), Tribhuvan </w:t>
+      </w:r>
+      <w:r>
+        <w:rPr>
+          <w:rStyle w:val="skn-mly5txt-bold"/>
+          <w:rFonts w:ascii="Open Sans" w:eastAsia="Open Sans" w:hAnsi="Open Sans" w:cs="Open Sans"/>
+          <w:color w:val="000000"/>
+          <w:sz w:val="20"/>
+          <w:szCs w:val="20"/>
+        </w:rPr>
+        <w:t>University</w:t>
       </w:r>
       <w:r>
         <w:rPr>
@@ -1028,20 +702,60 @@
           <w:color w:val="000000"/>
           <w:sz w:val="20"/>
           <w:szCs w:val="20"/>
-          <w:bdr w:val="none" w:sz="0" w:space="0" w:color="auto"/>
-          <w:vertAlign w:val="baseline"/>
-        </w:rPr>
-        <w:t xml:space="preserve">  -  </w:t>
-      </w:r>
-      <w:r>
-        <w:rPr>
-          <w:rStyle w:val="skn-mly5anyCharacter"/>
-          <w:rFonts w:ascii="Open Sans" w:eastAsia="Open Sans" w:hAnsi="Open Sans" w:cs="Open Sans"/>
-          <w:color w:val="000000"/>
-          <w:sz w:val="20"/>
-          <w:szCs w:val="20"/>
-        </w:rPr>
-        <w:t>Chitwan, nepal</w:t>
+        </w:rPr>
+        <w:t xml:space="preserve"> </w:t>
+      </w:r>
+      <w:proofErr w:type="gramStart"/>
+      <w:r>
+        <w:rPr>
+          <w:rStyle w:val="skn-mly5space-bw"/>
+          <w:rFonts w:ascii="Open Sans" w:eastAsia="Open Sans" w:hAnsi="Open Sans" w:cs="Open Sans"/>
+          <w:color w:val="000000"/>
+          <w:sz w:val="20"/>
+          <w:szCs w:val="20"/>
+        </w:rPr>
+        <w:t>-</w:t>
+      </w:r>
+      <w:r>
+        <w:rPr>
+          <w:rStyle w:val="skn-mly5space-bw"/>
+          <w:rFonts w:ascii="Open Sans" w:eastAsia="Open Sans" w:hAnsi="Open Sans" w:cs="Open Sans"/>
+          <w:color w:val="000000"/>
+          <w:sz w:val="20"/>
+          <w:szCs w:val="20"/>
+        </w:rPr>
+        <w:t>  </w:t>
+      </w:r>
+      <w:r>
+        <w:rPr>
+          <w:rStyle w:val="skn-mly5anyCharacter"/>
+          <w:rFonts w:ascii="Open Sans" w:eastAsia="Open Sans" w:hAnsi="Open Sans" w:cs="Open Sans"/>
+          <w:color w:val="000000"/>
+          <w:sz w:val="20"/>
+          <w:szCs w:val="20"/>
+        </w:rPr>
+        <w:t>Chitwan</w:t>
+      </w:r>
+      <w:proofErr w:type="gramEnd"/>
+      <w:r>
+        <w:rPr>
+          <w:rStyle w:val="skn-mly5anyCharacter"/>
+          <w:rFonts w:ascii="Open Sans" w:eastAsia="Open Sans" w:hAnsi="Open Sans" w:cs="Open Sans"/>
+          <w:color w:val="000000"/>
+          <w:sz w:val="20"/>
+          <w:szCs w:val="20"/>
+        </w:rPr>
+        <w:t xml:space="preserve">, </w:t>
+      </w:r>
+      <w:r>
+        <w:rPr>
+          <w:rStyle w:val="skn-mly5anyCharacter"/>
+          <w:rFonts w:ascii="Open Sans" w:eastAsia="Open Sans" w:hAnsi="Open Sans" w:cs="Open Sans"/>
+          <w:color w:val="000000"/>
+          <w:sz w:val="20"/>
+          <w:szCs w:val="20"/>
+        </w:rPr>
+        <w:t>Nepal</w:t>
       </w:r>
     </w:p>
     <w:p>
@@ -1052,14 +766,10 @@
           <w:numId w:val="2"/>
         </w:numPr>
         <w:pBdr>
-          <w:top w:val="none" w:sz="0" w:space="0" w:color="auto"/>
           <w:left w:val="none" w:sz="0" w:space="3" w:color="auto"/>
-          <w:bottom w:val="none" w:sz="0" w:space="0" w:color="auto"/>
-          <w:right w:val="none" w:sz="0" w:space="0" w:color="auto"/>
         </w:pBdr>
-        <w:spacing w:before="40" w:after="0" w:line="240" w:lineRule="atLeast"/>
-        <w:ind w:left="632" w:right="0" w:hanging="252"/>
-        <w:jc w:val="left"/>
+        <w:spacing w:before="40" w:line="240" w:lineRule="atLeast"/>
+        <w:ind w:left="632" w:hanging="252"/>
         <w:textAlignment w:val="baseline"/>
         <w:rPr>
           <w:rStyle w:val="skn-mly5anyCharacter"/>
@@ -1067,21 +777,39 @@
           <w:color w:val="000000"/>
           <w:sz w:val="20"/>
           <w:szCs w:val="20"/>
-          <w:bdr w:val="none" w:sz="0" w:space="0" w:color="auto"/>
-          <w:vertAlign w:val="baseline"/>
-        </w:rPr>
-      </w:pPr>
-      <w:r>
-        <w:rPr>
-          <w:rStyle w:val="skn-mly5anyCharacter"/>
-          <w:rFonts w:ascii="Open Sans" w:eastAsia="Open Sans" w:hAnsi="Open Sans" w:cs="Open Sans"/>
-          <w:color w:val="000000"/>
-          <w:sz w:val="20"/>
-          <w:szCs w:val="20"/>
-          <w:bdr w:val="none" w:sz="0" w:space="0" w:color="auto"/>
-          <w:vertAlign w:val="baseline"/>
-        </w:rPr>
-        <w:t>Ranked first in the Physics department throughout all four years of the Bachelor of Science programme (2022–2026).</w:t>
+        </w:rPr>
+      </w:pPr>
+      <w:r>
+        <w:rPr>
+          <w:rStyle w:val="skn-mly5anyCharacter"/>
+          <w:rFonts w:ascii="Open Sans" w:eastAsia="Open Sans" w:hAnsi="Open Sans" w:cs="Open Sans"/>
+          <w:color w:val="000000"/>
+          <w:sz w:val="20"/>
+          <w:szCs w:val="20"/>
+        </w:rPr>
+        <w:t xml:space="preserve">Ranked first in the Physics department throughout all four years of the Bachelor of Science </w:t>
+      </w:r>
+      <w:proofErr w:type="spellStart"/>
+      <w:r>
+        <w:rPr>
+          <w:rStyle w:val="skn-mly5anyCharacter"/>
+          <w:rFonts w:ascii="Open Sans" w:eastAsia="Open Sans" w:hAnsi="Open Sans" w:cs="Open Sans"/>
+          <w:color w:val="000000"/>
+          <w:sz w:val="20"/>
+          <w:szCs w:val="20"/>
+        </w:rPr>
+        <w:t>programme</w:t>
+      </w:r>
+      <w:proofErr w:type="spellEnd"/>
+      <w:r>
+        <w:rPr>
+          <w:rStyle w:val="skn-mly5anyCharacter"/>
+          <w:rFonts w:ascii="Open Sans" w:eastAsia="Open Sans" w:hAnsi="Open Sans" w:cs="Open Sans"/>
+          <w:color w:val="000000"/>
+          <w:sz w:val="20"/>
+          <w:szCs w:val="20"/>
+        </w:rPr>
+        <w:t xml:space="preserve"> (2022–2026).</w:t>
       </w:r>
     </w:p>
     <w:p>
@@ -1092,14 +820,10 @@
           <w:numId w:val="2"/>
         </w:numPr>
         <w:pBdr>
-          <w:top w:val="none" w:sz="0" w:space="0" w:color="auto"/>
           <w:left w:val="none" w:sz="0" w:space="3" w:color="auto"/>
-          <w:bottom w:val="none" w:sz="0" w:space="0" w:color="auto"/>
-          <w:right w:val="none" w:sz="0" w:space="0" w:color="auto"/>
         </w:pBdr>
-        <w:spacing w:before="0" w:after="0" w:line="240" w:lineRule="atLeast"/>
-        <w:ind w:left="632" w:right="0" w:hanging="252"/>
-        <w:jc w:val="left"/>
+        <w:spacing w:line="240" w:lineRule="atLeast"/>
+        <w:ind w:left="632" w:hanging="252"/>
         <w:textAlignment w:val="baseline"/>
         <w:rPr>
           <w:rStyle w:val="skn-mly5anyCharacter"/>
@@ -1107,19 +831,15 @@
           <w:color w:val="000000"/>
           <w:sz w:val="20"/>
           <w:szCs w:val="20"/>
-          <w:bdr w:val="none" w:sz="0" w:space="0" w:color="auto"/>
-          <w:vertAlign w:val="baseline"/>
-        </w:rPr>
-      </w:pPr>
-      <w:r>
-        <w:rPr>
-          <w:rStyle w:val="skn-mly5anyCharacter"/>
-          <w:rFonts w:ascii="Open Sans" w:eastAsia="Open Sans" w:hAnsi="Open Sans" w:cs="Open Sans"/>
-          <w:color w:val="000000"/>
-          <w:sz w:val="20"/>
-          <w:szCs w:val="20"/>
-          <w:bdr w:val="none" w:sz="0" w:space="0" w:color="auto"/>
-          <w:vertAlign w:val="baseline"/>
+        </w:rPr>
+      </w:pPr>
+      <w:r>
+        <w:rPr>
+          <w:rStyle w:val="skn-mly5anyCharacter"/>
+          <w:rFonts w:ascii="Open Sans" w:eastAsia="Open Sans" w:hAnsi="Open Sans" w:cs="Open Sans"/>
+          <w:color w:val="000000"/>
+          <w:sz w:val="20"/>
+          <w:szCs w:val="20"/>
         </w:rPr>
         <w:t>Completed a final-year research thesis titled “Fuel Stacking and Electricity Use in Two Semi-Urban Settlements in Nepal,” achieving a score of 92, the highest among the graduating cohort.</w:t>
       </w:r>
@@ -1132,14 +852,10 @@
           <w:numId w:val="2"/>
         </w:numPr>
         <w:pBdr>
-          <w:top w:val="none" w:sz="0" w:space="0" w:color="auto"/>
           <w:left w:val="none" w:sz="0" w:space="3" w:color="auto"/>
-          <w:bottom w:val="none" w:sz="0" w:space="0" w:color="auto"/>
-          <w:right w:val="none" w:sz="0" w:space="0" w:color="auto"/>
         </w:pBdr>
-        <w:spacing w:before="0" w:after="0" w:line="240" w:lineRule="atLeast"/>
-        <w:ind w:left="632" w:right="0" w:hanging="252"/>
-        <w:jc w:val="left"/>
+        <w:spacing w:line="240" w:lineRule="atLeast"/>
+        <w:ind w:left="632" w:hanging="252"/>
         <w:textAlignment w:val="baseline"/>
         <w:rPr>
           <w:rStyle w:val="skn-mly5anyCharacter"/>
@@ -1147,19 +863,15 @@
           <w:color w:val="000000"/>
           <w:sz w:val="20"/>
           <w:szCs w:val="20"/>
-          <w:bdr w:val="none" w:sz="0" w:space="0" w:color="auto"/>
-          <w:vertAlign w:val="baseline"/>
-        </w:rPr>
-      </w:pPr>
-      <w:r>
-        <w:rPr>
-          <w:rStyle w:val="skn-mly5anyCharacter"/>
-          <w:rFonts w:ascii="Open Sans" w:eastAsia="Open Sans" w:hAnsi="Open Sans" w:cs="Open Sans"/>
-          <w:color w:val="000000"/>
-          <w:sz w:val="20"/>
-          <w:szCs w:val="20"/>
-          <w:bdr w:val="none" w:sz="0" w:space="0" w:color="auto"/>
-          <w:vertAlign w:val="baseline"/>
+        </w:rPr>
+      </w:pPr>
+      <w:r>
+        <w:rPr>
+          <w:rStyle w:val="skn-mly5anyCharacter"/>
+          <w:rFonts w:ascii="Open Sans" w:eastAsia="Open Sans" w:hAnsi="Open Sans" w:cs="Open Sans"/>
+          <w:color w:val="000000"/>
+          <w:sz w:val="20"/>
+          <w:szCs w:val="20"/>
         </w:rPr>
         <w:t>Conducted quantitative research involving 201 households, applying Python programming, statistical analysis, logistic regression, and numerical modelling.</w:t>
       </w:r>
@@ -1172,14 +884,10 @@
           <w:numId w:val="2"/>
         </w:numPr>
         <w:pBdr>
-          <w:top w:val="none" w:sz="0" w:space="0" w:color="auto"/>
           <w:left w:val="none" w:sz="0" w:space="3" w:color="auto"/>
-          <w:bottom w:val="none" w:sz="0" w:space="0" w:color="auto"/>
-          <w:right w:val="none" w:sz="0" w:space="0" w:color="auto"/>
         </w:pBdr>
-        <w:spacing w:before="0" w:after="0" w:line="240" w:lineRule="atLeast"/>
-        <w:ind w:left="632" w:right="0" w:hanging="252"/>
-        <w:jc w:val="left"/>
+        <w:spacing w:line="240" w:lineRule="atLeast"/>
+        <w:ind w:left="632" w:hanging="252"/>
         <w:textAlignment w:val="baseline"/>
         <w:rPr>
           <w:rStyle w:val="skn-mly5anyCharacter"/>
@@ -1187,19 +895,15 @@
           <w:color w:val="000000"/>
           <w:sz w:val="20"/>
           <w:szCs w:val="20"/>
-          <w:bdr w:val="none" w:sz="0" w:space="0" w:color="auto"/>
-          <w:vertAlign w:val="baseline"/>
-        </w:rPr>
-      </w:pPr>
-      <w:r>
-        <w:rPr>
-          <w:rStyle w:val="skn-mly5anyCharacter"/>
-          <w:rFonts w:ascii="Open Sans" w:eastAsia="Open Sans" w:hAnsi="Open Sans" w:cs="Open Sans"/>
-          <w:color w:val="000000"/>
-          <w:sz w:val="20"/>
-          <w:szCs w:val="20"/>
-          <w:bdr w:val="none" w:sz="0" w:space="0" w:color="auto"/>
-          <w:vertAlign w:val="baseline"/>
+        </w:rPr>
+      </w:pPr>
+      <w:r>
+        <w:rPr>
+          <w:rStyle w:val="skn-mly5anyCharacter"/>
+          <w:rFonts w:ascii="Open Sans" w:eastAsia="Open Sans" w:hAnsi="Open Sans" w:cs="Open Sans"/>
+          <w:color w:val="000000"/>
+          <w:sz w:val="20"/>
+          <w:szCs w:val="20"/>
         </w:rPr>
         <w:t>Developed expertise in classical mechanics, quantum physics, electromagnetism, thermodynamics, statistical physics, and mathematical physics.</w:t>
       </w:r>
@@ -1212,14 +916,10 @@
           <w:numId w:val="2"/>
         </w:numPr>
         <w:pBdr>
-          <w:top w:val="none" w:sz="0" w:space="0" w:color="auto"/>
           <w:left w:val="none" w:sz="0" w:space="3" w:color="auto"/>
-          <w:bottom w:val="none" w:sz="0" w:space="0" w:color="auto"/>
-          <w:right w:val="none" w:sz="0" w:space="0" w:color="auto"/>
         </w:pBdr>
-        <w:spacing w:before="0" w:after="0" w:line="240" w:lineRule="atLeast"/>
-        <w:ind w:left="632" w:right="0" w:hanging="252"/>
-        <w:jc w:val="left"/>
+        <w:spacing w:line="240" w:lineRule="atLeast"/>
+        <w:ind w:left="632" w:hanging="252"/>
         <w:textAlignment w:val="baseline"/>
         <w:rPr>
           <w:rStyle w:val="skn-mly5anyCharacter"/>
@@ -1227,21 +927,29 @@
           <w:color w:val="000000"/>
           <w:sz w:val="20"/>
           <w:szCs w:val="20"/>
-          <w:bdr w:val="none" w:sz="0" w:space="0" w:color="auto"/>
-          <w:vertAlign w:val="baseline"/>
-        </w:rPr>
-      </w:pPr>
-      <w:r>
-        <w:rPr>
-          <w:rStyle w:val="skn-mly5anyCharacter"/>
-          <w:rFonts w:ascii="Open Sans" w:eastAsia="Open Sans" w:hAnsi="Open Sans" w:cs="Open Sans"/>
-          <w:color w:val="000000"/>
-          <w:sz w:val="20"/>
-          <w:szCs w:val="20"/>
-          <w:bdr w:val="none" w:sz="0" w:space="0" w:color="auto"/>
-          <w:vertAlign w:val="baseline"/>
-        </w:rPr>
-        <w:t>Recognised as Joint District Topper in BSc Physics, Chitwan, achieving 77.60% in the final year.</w:t>
+        </w:rPr>
+      </w:pPr>
+      <w:proofErr w:type="spellStart"/>
+      <w:r>
+        <w:rPr>
+          <w:rStyle w:val="skn-mly5anyCharacter"/>
+          <w:rFonts w:ascii="Open Sans" w:eastAsia="Open Sans" w:hAnsi="Open Sans" w:cs="Open Sans"/>
+          <w:color w:val="000000"/>
+          <w:sz w:val="20"/>
+          <w:szCs w:val="20"/>
+        </w:rPr>
+        <w:t>Recognised</w:t>
+      </w:r>
+      <w:proofErr w:type="spellEnd"/>
+      <w:r>
+        <w:rPr>
+          <w:rStyle w:val="skn-mly5anyCharacter"/>
+          <w:rFonts w:ascii="Open Sans" w:eastAsia="Open Sans" w:hAnsi="Open Sans" w:cs="Open Sans"/>
+          <w:color w:val="000000"/>
+          <w:sz w:val="20"/>
+          <w:szCs w:val="20"/>
+        </w:rPr>
+        <w:t xml:space="preserve"> as Joint District Topper in BSc Physics, Chitwan, achieving 77.60% in the final year.</w:t>
       </w:r>
     </w:p>
     <w:p>
@@ -1252,14 +960,10 @@
           <w:numId w:val="2"/>
         </w:numPr>
         <w:pBdr>
-          <w:top w:val="none" w:sz="0" w:space="0" w:color="auto"/>
           <w:left w:val="none" w:sz="0" w:space="3" w:color="auto"/>
-          <w:bottom w:val="none" w:sz="0" w:space="0" w:color="auto"/>
-          <w:right w:val="none" w:sz="0" w:space="0" w:color="auto"/>
         </w:pBdr>
-        <w:spacing w:before="0" w:after="0" w:line="240" w:lineRule="atLeast"/>
-        <w:ind w:left="632" w:right="0" w:hanging="252"/>
-        <w:jc w:val="left"/>
+        <w:spacing w:line="240" w:lineRule="atLeast"/>
+        <w:ind w:left="632" w:hanging="252"/>
         <w:textAlignment w:val="baseline"/>
         <w:rPr>
           <w:rStyle w:val="skn-mly5anyCharacter"/>
@@ -1267,34 +971,45 @@
           <w:color w:val="000000"/>
           <w:sz w:val="20"/>
           <w:szCs w:val="20"/>
-          <w:bdr w:val="none" w:sz="0" w:space="0" w:color="auto"/>
-          <w:vertAlign w:val="baseline"/>
-        </w:rPr>
-      </w:pPr>
-      <w:r>
-        <w:rPr>
-          <w:rStyle w:val="skn-mly5anyCharacter"/>
-          <w:rFonts w:ascii="Open Sans" w:eastAsia="Open Sans" w:hAnsi="Open Sans" w:cs="Open Sans"/>
-          <w:color w:val="000000"/>
-          <w:sz w:val="20"/>
-          <w:szCs w:val="20"/>
-          <w:bdr w:val="none" w:sz="0" w:space="0" w:color="auto"/>
-          <w:vertAlign w:val="baseline"/>
-        </w:rPr>
-        <w:t>Awarded a full departmental Academic Excellence Scholarship throughout the four-year undergraduate programme in recognition of exceptional academic performance.</w:t>
+        </w:rPr>
+      </w:pPr>
+      <w:r>
+        <w:rPr>
+          <w:rStyle w:val="skn-mly5anyCharacter"/>
+          <w:rFonts w:ascii="Open Sans" w:eastAsia="Open Sans" w:hAnsi="Open Sans" w:cs="Open Sans"/>
+          <w:color w:val="000000"/>
+          <w:sz w:val="20"/>
+          <w:szCs w:val="20"/>
+        </w:rPr>
+        <w:t xml:space="preserve">Awarded a full departmental Academic Excellence Scholarship throughout the four-year undergraduate </w:t>
+      </w:r>
+      <w:proofErr w:type="spellStart"/>
+      <w:r>
+        <w:rPr>
+          <w:rStyle w:val="skn-mly5anyCharacter"/>
+          <w:rFonts w:ascii="Open Sans" w:eastAsia="Open Sans" w:hAnsi="Open Sans" w:cs="Open Sans"/>
+          <w:color w:val="000000"/>
+          <w:sz w:val="20"/>
+          <w:szCs w:val="20"/>
+        </w:rPr>
+        <w:t>programme</w:t>
+      </w:r>
+      <w:proofErr w:type="spellEnd"/>
+      <w:r>
+        <w:rPr>
+          <w:rStyle w:val="skn-mly5anyCharacter"/>
+          <w:rFonts w:ascii="Open Sans" w:eastAsia="Open Sans" w:hAnsi="Open Sans" w:cs="Open Sans"/>
+          <w:color w:val="000000"/>
+          <w:sz w:val="20"/>
+          <w:szCs w:val="20"/>
+        </w:rPr>
+        <w:t xml:space="preserve"> in recognition of exceptional academic performance.</w:t>
       </w:r>
     </w:p>
     <w:p>
       <w:pPr>
         <w:pStyle w:val="skn-mly5singlecolumn"/>
-        <w:pBdr>
-          <w:top w:val="none" w:sz="0" w:space="0" w:color="auto"/>
-          <w:left w:val="none" w:sz="0" w:space="0" w:color="auto"/>
-          <w:bottom w:val="none" w:sz="0" w:space="0" w:color="auto"/>
-          <w:right w:val="none" w:sz="0" w:space="0" w:color="auto"/>
-        </w:pBdr>
         <w:spacing w:before="200" w:line="240" w:lineRule="atLeast"/>
-        <w:ind w:left="0" w:right="0"/>
         <w:textAlignment w:val="baseline"/>
         <w:rPr>
           <w:rFonts w:ascii="Open Sans" w:eastAsia="Open Sans" w:hAnsi="Open Sans" w:cs="Open Sans"/>
@@ -1307,15 +1022,22 @@
         <w:rPr>
           <w:rStyle w:val="skn-mly5txt-bold"/>
           <w:rFonts w:ascii="Open Sans" w:eastAsia="Open Sans" w:hAnsi="Open Sans" w:cs="Open Sans"/>
-          <w:b/>
-          <w:bCs/>
-          <w:color w:val="000000"/>
-          <w:sz w:val="20"/>
-          <w:szCs w:val="20"/>
-          <w:bdr w:val="none" w:sz="0" w:space="0" w:color="auto"/>
-          <w:vertAlign w:val="baseline"/>
-        </w:rPr>
-        <w:t>Higher Secondary School</w:t>
+          <w:color w:val="000000"/>
+          <w:sz w:val="20"/>
+          <w:szCs w:val="20"/>
+        </w:rPr>
+        <w:t xml:space="preserve">Higher Secondary </w:t>
+      </w:r>
+      <w:proofErr w:type="gramStart"/>
+      <w:r>
+        <w:rPr>
+          <w:rStyle w:val="skn-mly5txt-bold"/>
+          <w:rFonts w:ascii="Open Sans" w:eastAsia="Open Sans" w:hAnsi="Open Sans" w:cs="Open Sans"/>
+          <w:color w:val="000000"/>
+          <w:sz w:val="20"/>
+          <w:szCs w:val="20"/>
+        </w:rPr>
+        <w:t>School</w:t>
       </w:r>
       <w:r>
         <w:rPr>
@@ -1324,8 +1046,6 @@
           <w:color w:val="000000"/>
           <w:sz w:val="20"/>
           <w:szCs w:val="20"/>
-          <w:bdr w:val="none" w:sz="0" w:space="0" w:color="auto"/>
-          <w:vertAlign w:val="baseline"/>
         </w:rPr>
         <w:t xml:space="preserve"> </w:t>
       </w:r>
@@ -1337,19 +1057,26 @@
           <w:sz w:val="20"/>
           <w:szCs w:val="20"/>
         </w:rPr>
-        <w:t xml:space="preserve">: </w:t>
+        <w:t>:</w:t>
+      </w:r>
+      <w:proofErr w:type="gramEnd"/>
+      <w:r>
+        <w:rPr>
+          <w:rStyle w:val="skn-mly5anyCharacter"/>
+          <w:rFonts w:ascii="Open Sans" w:eastAsia="Open Sans" w:hAnsi="Open Sans" w:cs="Open Sans"/>
+          <w:color w:val="000000"/>
+          <w:sz w:val="20"/>
+          <w:szCs w:val="20"/>
+        </w:rPr>
+        <w:t xml:space="preserve"> </w:t>
       </w:r>
       <w:r>
         <w:rPr>
           <w:rStyle w:val="skn-mly5txt-bold"/>
           <w:rFonts w:ascii="Open Sans" w:eastAsia="Open Sans" w:hAnsi="Open Sans" w:cs="Open Sans"/>
-          <w:b/>
-          <w:bCs/>
-          <w:color w:val="000000"/>
-          <w:sz w:val="20"/>
-          <w:szCs w:val="20"/>
-          <w:bdr w:val="none" w:sz="0" w:space="0" w:color="auto"/>
-          <w:vertAlign w:val="baseline"/>
+          <w:color w:val="000000"/>
+          <w:sz w:val="20"/>
+          <w:szCs w:val="20"/>
         </w:rPr>
         <w:t>+2 Science</w:t>
       </w:r>
@@ -1361,40 +1088,13 @@
           <w:sz w:val="20"/>
           <w:szCs w:val="20"/>
         </w:rPr>
-        <w:t xml:space="preserve">, </w:t>
-      </w:r>
-      <w:r>
-        <w:rPr>
-          <w:rStyle w:val="skn-mly5anyCharacter"/>
-          <w:rFonts w:ascii="Open Sans" w:eastAsia="Open Sans" w:hAnsi="Open Sans" w:cs="Open Sans"/>
-          <w:color w:val="000000"/>
-          <w:sz w:val="20"/>
-          <w:szCs w:val="20"/>
-        </w:rPr>
-        <w:t>2021</w:t>
-      </w:r>
-      <w:r>
-        <w:rPr>
-          <w:rStyle w:val="skn-mly5anyCharacter"/>
-          <w:rFonts w:ascii="Open Sans" w:eastAsia="Open Sans" w:hAnsi="Open Sans" w:cs="Open Sans"/>
-          <w:color w:val="000000"/>
-          <w:sz w:val="20"/>
-          <w:szCs w:val="20"/>
-        </w:rPr>
-        <w:t xml:space="preserve"> </w:t>
+        <w:t xml:space="preserve">, 2021 </w:t>
       </w:r>
     </w:p>
     <w:p>
       <w:pPr>
         <w:pStyle w:val="skn-mly5paddedline"/>
-        <w:pBdr>
-          <w:top w:val="none" w:sz="0" w:space="0" w:color="auto"/>
-          <w:left w:val="none" w:sz="0" w:space="0" w:color="auto"/>
-          <w:bottom w:val="none" w:sz="0" w:space="0" w:color="auto"/>
-          <w:right w:val="none" w:sz="0" w:space="0" w:color="auto"/>
-        </w:pBdr>
-        <w:spacing w:before="0" w:after="0" w:line="240" w:lineRule="atLeast"/>
-        <w:ind w:left="0" w:right="0"/>
+        <w:spacing w:line="240" w:lineRule="atLeast"/>
         <w:textAlignment w:val="baseline"/>
         <w:rPr>
           <w:rStyle w:val="singlecolumnspanpaddedlinenth-child1"/>
@@ -1408,15 +1108,22 @@
         <w:rPr>
           <w:rStyle w:val="skn-mly5txt-bold"/>
           <w:rFonts w:ascii="Open Sans" w:eastAsia="Open Sans" w:hAnsi="Open Sans" w:cs="Open Sans"/>
-          <w:b/>
-          <w:bCs/>
-          <w:color w:val="000000"/>
-          <w:sz w:val="20"/>
-          <w:szCs w:val="20"/>
-          <w:bdr w:val="none" w:sz="0" w:space="0" w:color="auto"/>
-          <w:vertAlign w:val="baseline"/>
-        </w:rPr>
-        <w:t>Nepal Higher Secondary School</w:t>
+          <w:color w:val="000000"/>
+          <w:sz w:val="20"/>
+          <w:szCs w:val="20"/>
+        </w:rPr>
+        <w:t xml:space="preserve">Nepal Higher Secondary </w:t>
+      </w:r>
+      <w:proofErr w:type="gramStart"/>
+      <w:r>
+        <w:rPr>
+          <w:rStyle w:val="skn-mly5txt-bold"/>
+          <w:rFonts w:ascii="Open Sans" w:eastAsia="Open Sans" w:hAnsi="Open Sans" w:cs="Open Sans"/>
+          <w:color w:val="000000"/>
+          <w:sz w:val="20"/>
+          <w:szCs w:val="20"/>
+        </w:rPr>
+        <w:t>School</w:t>
       </w:r>
       <w:r>
         <w:rPr>
@@ -1425,21 +1132,42 @@
           <w:color w:val="000000"/>
           <w:sz w:val="20"/>
           <w:szCs w:val="20"/>
-          <w:bdr w:val="none" w:sz="0" w:space="0" w:color="auto"/>
-          <w:vertAlign w:val="baseline"/>
-        </w:rPr>
-        <w:t xml:space="preserve">  -  </w:t>
-      </w:r>
-      <w:r>
-        <w:rPr>
-          <w:rStyle w:val="skn-mly5anyCharacter"/>
-          <w:rFonts w:ascii="Open Sans" w:eastAsia="Open Sans" w:hAnsi="Open Sans" w:cs="Open Sans"/>
-          <w:color w:val="000000"/>
-          <w:sz w:val="20"/>
-          <w:szCs w:val="20"/>
-        </w:rPr>
-        <w:t>Chitwan, nepal</w:t>
-      </w:r>
+        </w:rPr>
+        <w:t>  -</w:t>
+      </w:r>
+      <w:proofErr w:type="gramEnd"/>
+      <w:r>
+        <w:rPr>
+          <w:rStyle w:val="skn-mly5space-bw"/>
+          <w:rFonts w:ascii="Open Sans" w:eastAsia="Open Sans" w:hAnsi="Open Sans" w:cs="Open Sans"/>
+          <w:color w:val="000000"/>
+          <w:sz w:val="20"/>
+          <w:szCs w:val="20"/>
+        </w:rPr>
+        <w:t>  </w:t>
+      </w:r>
+      <w:r>
+        <w:rPr>
+          <w:rStyle w:val="skn-mly5anyCharacter"/>
+          <w:rFonts w:ascii="Open Sans" w:eastAsia="Open Sans" w:hAnsi="Open Sans" w:cs="Open Sans"/>
+          <w:color w:val="000000"/>
+          <w:sz w:val="20"/>
+          <w:szCs w:val="20"/>
+        </w:rPr>
+        <w:t xml:space="preserve">Chitwan, </w:t>
+      </w:r>
+      <w:proofErr w:type="spellStart"/>
+      <w:r>
+        <w:rPr>
+          <w:rStyle w:val="skn-mly5anyCharacter"/>
+          <w:rFonts w:ascii="Open Sans" w:eastAsia="Open Sans" w:hAnsi="Open Sans" w:cs="Open Sans"/>
+          <w:color w:val="000000"/>
+          <w:sz w:val="20"/>
+          <w:szCs w:val="20"/>
+        </w:rPr>
+        <w:t>nepal</w:t>
+      </w:r>
+      <w:proofErr w:type="spellEnd"/>
     </w:p>
     <w:p>
       <w:pPr>
@@ -1449,14 +1177,10 @@
           <w:numId w:val="3"/>
         </w:numPr>
         <w:pBdr>
-          <w:top w:val="none" w:sz="0" w:space="0" w:color="auto"/>
           <w:left w:val="none" w:sz="0" w:space="3" w:color="auto"/>
-          <w:bottom w:val="none" w:sz="0" w:space="0" w:color="auto"/>
-          <w:right w:val="none" w:sz="0" w:space="0" w:color="auto"/>
         </w:pBdr>
-        <w:spacing w:before="40" w:after="0" w:line="240" w:lineRule="atLeast"/>
-        <w:ind w:left="632" w:right="0" w:hanging="252"/>
-        <w:jc w:val="left"/>
+        <w:spacing w:before="40" w:line="240" w:lineRule="atLeast"/>
+        <w:ind w:left="632" w:hanging="252"/>
         <w:textAlignment w:val="baseline"/>
         <w:rPr>
           <w:rStyle w:val="skn-mly5anyCharacter"/>
@@ -1464,21 +1188,39 @@
           <w:color w:val="000000"/>
           <w:sz w:val="20"/>
           <w:szCs w:val="20"/>
-          <w:bdr w:val="none" w:sz="0" w:space="0" w:color="auto"/>
-          <w:vertAlign w:val="baseline"/>
-        </w:rPr>
-      </w:pPr>
-      <w:r>
-        <w:rPr>
-          <w:rStyle w:val="skn-mly5anyCharacter"/>
-          <w:rFonts w:ascii="Open Sans" w:eastAsia="Open Sans" w:hAnsi="Open Sans" w:cs="Open Sans"/>
-          <w:color w:val="000000"/>
-          <w:sz w:val="20"/>
-          <w:szCs w:val="20"/>
-          <w:bdr w:val="none" w:sz="0" w:space="0" w:color="auto"/>
-          <w:vertAlign w:val="baseline"/>
-        </w:rPr>
-        <w:t>Graduated with a GPA of 3.43/4.00 in the Higher Secondary Education (+2 Science) programme.</w:t>
+        </w:rPr>
+      </w:pPr>
+      <w:r>
+        <w:rPr>
+          <w:rStyle w:val="skn-mly5anyCharacter"/>
+          <w:rFonts w:ascii="Open Sans" w:eastAsia="Open Sans" w:hAnsi="Open Sans" w:cs="Open Sans"/>
+          <w:color w:val="000000"/>
+          <w:sz w:val="20"/>
+          <w:szCs w:val="20"/>
+        </w:rPr>
+        <w:t xml:space="preserve">Graduated with a GPA of 3.43/4.00 in the Higher Secondary Education (+2 Science) </w:t>
+      </w:r>
+      <w:proofErr w:type="spellStart"/>
+      <w:r>
+        <w:rPr>
+          <w:rStyle w:val="skn-mly5anyCharacter"/>
+          <w:rFonts w:ascii="Open Sans" w:eastAsia="Open Sans" w:hAnsi="Open Sans" w:cs="Open Sans"/>
+          <w:color w:val="000000"/>
+          <w:sz w:val="20"/>
+          <w:szCs w:val="20"/>
+        </w:rPr>
+        <w:t>programme</w:t>
+      </w:r>
+      <w:proofErr w:type="spellEnd"/>
+      <w:r>
+        <w:rPr>
+          <w:rStyle w:val="skn-mly5anyCharacter"/>
+          <w:rFonts w:ascii="Open Sans" w:eastAsia="Open Sans" w:hAnsi="Open Sans" w:cs="Open Sans"/>
+          <w:color w:val="000000"/>
+          <w:sz w:val="20"/>
+          <w:szCs w:val="20"/>
+        </w:rPr>
+        <w:t>.</w:t>
       </w:r>
     </w:p>
     <w:p>
@@ -1489,14 +1231,10 @@
           <w:numId w:val="3"/>
         </w:numPr>
         <w:pBdr>
-          <w:top w:val="none" w:sz="0" w:space="0" w:color="auto"/>
           <w:left w:val="none" w:sz="0" w:space="3" w:color="auto"/>
-          <w:bottom w:val="none" w:sz="0" w:space="0" w:color="auto"/>
-          <w:right w:val="none" w:sz="0" w:space="0" w:color="auto"/>
         </w:pBdr>
-        <w:spacing w:before="0" w:after="0" w:line="240" w:lineRule="atLeast"/>
-        <w:ind w:left="632" w:right="0" w:hanging="252"/>
-        <w:jc w:val="left"/>
+        <w:spacing w:line="240" w:lineRule="atLeast"/>
+        <w:ind w:left="632" w:hanging="252"/>
         <w:textAlignment w:val="baseline"/>
         <w:rPr>
           <w:rStyle w:val="skn-mly5anyCharacter"/>
@@ -1504,21 +1242,39 @@
           <w:color w:val="000000"/>
           <w:sz w:val="20"/>
           <w:szCs w:val="20"/>
-          <w:bdr w:val="none" w:sz="0" w:space="0" w:color="auto"/>
-          <w:vertAlign w:val="baseline"/>
-        </w:rPr>
-      </w:pPr>
-      <w:r>
-        <w:rPr>
-          <w:rStyle w:val="skn-mly5anyCharacter"/>
-          <w:rFonts w:ascii="Open Sans" w:eastAsia="Open Sans" w:hAnsi="Open Sans" w:cs="Open Sans"/>
-          <w:color w:val="000000"/>
-          <w:sz w:val="20"/>
-          <w:szCs w:val="20"/>
-          <w:bdr w:val="none" w:sz="0" w:space="0" w:color="auto"/>
-          <w:vertAlign w:val="baseline"/>
-        </w:rPr>
-        <w:t>Achieved first rank among students in the +2 Science programme, demonstrating outstanding academic performance.</w:t>
+        </w:rPr>
+      </w:pPr>
+      <w:r>
+        <w:rPr>
+          <w:rStyle w:val="skn-mly5anyCharacter"/>
+          <w:rFonts w:ascii="Open Sans" w:eastAsia="Open Sans" w:hAnsi="Open Sans" w:cs="Open Sans"/>
+          <w:color w:val="000000"/>
+          <w:sz w:val="20"/>
+          <w:szCs w:val="20"/>
+        </w:rPr>
+        <w:t xml:space="preserve">Achieved first rank among students in the +2 Science </w:t>
+      </w:r>
+      <w:proofErr w:type="spellStart"/>
+      <w:r>
+        <w:rPr>
+          <w:rStyle w:val="skn-mly5anyCharacter"/>
+          <w:rFonts w:ascii="Open Sans" w:eastAsia="Open Sans" w:hAnsi="Open Sans" w:cs="Open Sans"/>
+          <w:color w:val="000000"/>
+          <w:sz w:val="20"/>
+          <w:szCs w:val="20"/>
+        </w:rPr>
+        <w:t>programme</w:t>
+      </w:r>
+      <w:proofErr w:type="spellEnd"/>
+      <w:r>
+        <w:rPr>
+          <w:rStyle w:val="skn-mly5anyCharacter"/>
+          <w:rFonts w:ascii="Open Sans" w:eastAsia="Open Sans" w:hAnsi="Open Sans" w:cs="Open Sans"/>
+          <w:color w:val="000000"/>
+          <w:sz w:val="20"/>
+          <w:szCs w:val="20"/>
+        </w:rPr>
+        <w:t>, demonstrating outstanding academic performance.</w:t>
       </w:r>
     </w:p>
     <w:p>
@@ -1529,14 +1285,10 @@
           <w:numId w:val="3"/>
         </w:numPr>
         <w:pBdr>
-          <w:top w:val="none" w:sz="0" w:space="0" w:color="auto"/>
           <w:left w:val="none" w:sz="0" w:space="3" w:color="auto"/>
-          <w:bottom w:val="none" w:sz="0" w:space="0" w:color="auto"/>
-          <w:right w:val="none" w:sz="0" w:space="0" w:color="auto"/>
         </w:pBdr>
-        <w:spacing w:before="0" w:after="0" w:line="240" w:lineRule="atLeast"/>
-        <w:ind w:left="632" w:right="0" w:hanging="252"/>
-        <w:jc w:val="left"/>
+        <w:spacing w:line="240" w:lineRule="atLeast"/>
+        <w:ind w:left="632" w:hanging="252"/>
         <w:textAlignment w:val="baseline"/>
         <w:rPr>
           <w:rStyle w:val="skn-mly5anyCharacter"/>
@@ -1544,19 +1296,15 @@
           <w:color w:val="000000"/>
           <w:sz w:val="20"/>
           <w:szCs w:val="20"/>
-          <w:bdr w:val="none" w:sz="0" w:space="0" w:color="auto"/>
-          <w:vertAlign w:val="baseline"/>
-        </w:rPr>
-      </w:pPr>
-      <w:r>
-        <w:rPr>
-          <w:rStyle w:val="skn-mly5anyCharacter"/>
-          <w:rFonts w:ascii="Open Sans" w:eastAsia="Open Sans" w:hAnsi="Open Sans" w:cs="Open Sans"/>
-          <w:color w:val="000000"/>
-          <w:sz w:val="20"/>
-          <w:szCs w:val="20"/>
-          <w:bdr w:val="none" w:sz="0" w:space="0" w:color="auto"/>
-          <w:vertAlign w:val="baseline"/>
+        </w:rPr>
+      </w:pPr>
+      <w:r>
+        <w:rPr>
+          <w:rStyle w:val="skn-mly5anyCharacter"/>
+          <w:rFonts w:ascii="Open Sans" w:eastAsia="Open Sans" w:hAnsi="Open Sans" w:cs="Open Sans"/>
+          <w:color w:val="000000"/>
+          <w:sz w:val="20"/>
+          <w:szCs w:val="20"/>
         </w:rPr>
         <w:t>Awarded a full academic scholarship in recognition of exceptional academic achievement and first-place ranking.</w:t>
       </w:r>
@@ -1569,14 +1317,10 @@
           <w:numId w:val="3"/>
         </w:numPr>
         <w:pBdr>
-          <w:top w:val="none" w:sz="0" w:space="0" w:color="auto"/>
           <w:left w:val="none" w:sz="0" w:space="3" w:color="auto"/>
-          <w:bottom w:val="none" w:sz="0" w:space="0" w:color="auto"/>
-          <w:right w:val="none" w:sz="0" w:space="0" w:color="auto"/>
         </w:pBdr>
-        <w:spacing w:before="0" w:after="0" w:line="240" w:lineRule="atLeast"/>
-        <w:ind w:left="632" w:right="0" w:hanging="252"/>
-        <w:jc w:val="left"/>
+        <w:spacing w:line="240" w:lineRule="atLeast"/>
+        <w:ind w:left="632" w:hanging="252"/>
         <w:textAlignment w:val="baseline"/>
         <w:rPr>
           <w:rStyle w:val="skn-mly5anyCharacter"/>
@@ -1584,19 +1328,15 @@
           <w:color w:val="000000"/>
           <w:sz w:val="20"/>
           <w:szCs w:val="20"/>
-          <w:bdr w:val="none" w:sz="0" w:space="0" w:color="auto"/>
-          <w:vertAlign w:val="baseline"/>
-        </w:rPr>
-      </w:pPr>
-      <w:r>
-        <w:rPr>
-          <w:rStyle w:val="skn-mly5anyCharacter"/>
-          <w:rFonts w:ascii="Open Sans" w:eastAsia="Open Sans" w:hAnsi="Open Sans" w:cs="Open Sans"/>
-          <w:color w:val="000000"/>
-          <w:sz w:val="20"/>
-          <w:szCs w:val="20"/>
-          <w:bdr w:val="none" w:sz="0" w:space="0" w:color="auto"/>
-          <w:vertAlign w:val="baseline"/>
+        </w:rPr>
+      </w:pPr>
+      <w:r>
+        <w:rPr>
+          <w:rStyle w:val="skn-mly5anyCharacter"/>
+          <w:rFonts w:ascii="Open Sans" w:eastAsia="Open Sans" w:hAnsi="Open Sans" w:cs="Open Sans"/>
+          <w:color w:val="000000"/>
+          <w:sz w:val="20"/>
+          <w:szCs w:val="20"/>
         </w:rPr>
         <w:t>Developed a strong academic foundation in Physics, Mathematics, Chemistry, and scientific problem-solving.</w:t>
       </w:r>
@@ -1609,14 +1349,10 @@
           <w:numId w:val="3"/>
         </w:numPr>
         <w:pBdr>
-          <w:top w:val="none" w:sz="0" w:space="0" w:color="auto"/>
           <w:left w:val="none" w:sz="0" w:space="3" w:color="auto"/>
-          <w:bottom w:val="none" w:sz="0" w:space="0" w:color="auto"/>
-          <w:right w:val="none" w:sz="0" w:space="0" w:color="auto"/>
         </w:pBdr>
-        <w:spacing w:before="0" w:after="0" w:line="240" w:lineRule="atLeast"/>
-        <w:ind w:left="632" w:right="0" w:hanging="252"/>
-        <w:jc w:val="left"/>
+        <w:spacing w:line="240" w:lineRule="atLeast"/>
+        <w:ind w:left="632" w:hanging="252"/>
         <w:textAlignment w:val="baseline"/>
         <w:rPr>
           <w:rStyle w:val="skn-mly5anyCharacter"/>
@@ -1624,8 +1360,6 @@
           <w:color w:val="000000"/>
           <w:sz w:val="20"/>
           <w:szCs w:val="20"/>
-          <w:bdr w:val="none" w:sz="0" w:space="0" w:color="auto"/>
-          <w:vertAlign w:val="baseline"/>
         </w:rPr>
       </w:pPr>
       <w:r>
@@ -1645,8 +1379,6 @@
           <w:color w:val="000000"/>
           <w:sz w:val="20"/>
           <w:szCs w:val="20"/>
-          <w:bdr w:val="none" w:sz="0" w:space="0" w:color="auto"/>
-          <w:vertAlign w:val="baseline"/>
         </w:rPr>
         <w:t xml:space="preserve"> Awarded a full academic scholarship in recognition of exceptional academic achievement and first-place ranking.</w:t>
       </w:r>
@@ -1654,14 +1386,7 @@
     <w:p>
       <w:pPr>
         <w:pStyle w:val="skn-mly5singlecolumn"/>
-        <w:pBdr>
-          <w:top w:val="none" w:sz="0" w:space="0" w:color="auto"/>
-          <w:left w:val="none" w:sz="0" w:space="0" w:color="auto"/>
-          <w:bottom w:val="none" w:sz="0" w:space="0" w:color="auto"/>
-          <w:right w:val="none" w:sz="0" w:space="0" w:color="auto"/>
-        </w:pBdr>
         <w:spacing w:before="200" w:line="240" w:lineRule="atLeast"/>
-        <w:ind w:left="0" w:right="0"/>
         <w:textAlignment w:val="baseline"/>
         <w:rPr>
           <w:rFonts w:ascii="Open Sans" w:eastAsia="Open Sans" w:hAnsi="Open Sans" w:cs="Open Sans"/>
@@ -1674,15 +1399,22 @@
         <w:rPr>
           <w:rStyle w:val="skn-mly5txt-bold"/>
           <w:rFonts w:ascii="Open Sans" w:eastAsia="Open Sans" w:hAnsi="Open Sans" w:cs="Open Sans"/>
-          <w:b/>
-          <w:bCs/>
-          <w:color w:val="000000"/>
-          <w:sz w:val="20"/>
-          <w:szCs w:val="20"/>
-          <w:bdr w:val="none" w:sz="0" w:space="0" w:color="auto"/>
-          <w:vertAlign w:val="baseline"/>
-        </w:rPr>
-        <w:t>Secondary Education Examination (SEE)</w:t>
+          <w:color w:val="000000"/>
+          <w:sz w:val="20"/>
+          <w:szCs w:val="20"/>
+        </w:rPr>
+        <w:t>Secondary Education Examination (SEE</w:t>
+      </w:r>
+      <w:proofErr w:type="gramStart"/>
+      <w:r>
+        <w:rPr>
+          <w:rStyle w:val="skn-mly5txt-bold"/>
+          <w:rFonts w:ascii="Open Sans" w:eastAsia="Open Sans" w:hAnsi="Open Sans" w:cs="Open Sans"/>
+          <w:color w:val="000000"/>
+          <w:sz w:val="20"/>
+          <w:szCs w:val="20"/>
+        </w:rPr>
+        <w:t>)</w:t>
       </w:r>
       <w:r>
         <w:rPr>
@@ -1691,8 +1423,6 @@
           <w:color w:val="000000"/>
           <w:sz w:val="20"/>
           <w:szCs w:val="20"/>
-          <w:bdr w:val="none" w:sz="0" w:space="0" w:color="auto"/>
-          <w:vertAlign w:val="baseline"/>
         </w:rPr>
         <w:t xml:space="preserve"> </w:t>
       </w:r>
@@ -1704,40 +1434,24 @@
           <w:sz w:val="20"/>
           <w:szCs w:val="20"/>
         </w:rPr>
-        <w:t xml:space="preserve">: </w:t>
-      </w:r>
-      <w:r>
-        <w:rPr>
-          <w:rStyle w:val="skn-mly5anyCharacter"/>
-          <w:rFonts w:ascii="Open Sans" w:eastAsia="Open Sans" w:hAnsi="Open Sans" w:cs="Open Sans"/>
-          <w:color w:val="000000"/>
-          <w:sz w:val="20"/>
-          <w:szCs w:val="20"/>
-        </w:rPr>
-        <w:t>June 2019</w:t>
-      </w:r>
-      <w:r>
-        <w:rPr>
-          <w:rStyle w:val="skn-mly5anyCharacter"/>
-          <w:rFonts w:ascii="Open Sans" w:eastAsia="Open Sans" w:hAnsi="Open Sans" w:cs="Open Sans"/>
-          <w:color w:val="000000"/>
-          <w:sz w:val="20"/>
-          <w:szCs w:val="20"/>
-        </w:rPr>
-        <w:t xml:space="preserve"> </w:t>
+        <w:t>:</w:t>
+      </w:r>
+      <w:proofErr w:type="gramEnd"/>
+      <w:r>
+        <w:rPr>
+          <w:rStyle w:val="skn-mly5anyCharacter"/>
+          <w:rFonts w:ascii="Open Sans" w:eastAsia="Open Sans" w:hAnsi="Open Sans" w:cs="Open Sans"/>
+          <w:color w:val="000000"/>
+          <w:sz w:val="20"/>
+          <w:szCs w:val="20"/>
+        </w:rPr>
+        <w:t xml:space="preserve"> June 2019 </w:t>
       </w:r>
     </w:p>
     <w:p>
       <w:pPr>
         <w:pStyle w:val="skn-mly5paddedline"/>
-        <w:pBdr>
-          <w:top w:val="none" w:sz="0" w:space="0" w:color="auto"/>
-          <w:left w:val="none" w:sz="0" w:space="0" w:color="auto"/>
-          <w:bottom w:val="none" w:sz="0" w:space="0" w:color="auto"/>
-          <w:right w:val="none" w:sz="0" w:space="0" w:color="auto"/>
-        </w:pBdr>
-        <w:spacing w:before="0" w:after="0" w:line="240" w:lineRule="atLeast"/>
-        <w:ind w:left="0" w:right="0"/>
+        <w:spacing w:line="240" w:lineRule="atLeast"/>
         <w:textAlignment w:val="baseline"/>
         <w:rPr>
           <w:rStyle w:val="singlecolumnspanpaddedlinenth-child1"/>
@@ -1751,15 +1465,44 @@
         <w:rPr>
           <w:rStyle w:val="skn-mly5txt-bold"/>
           <w:rFonts w:ascii="Open Sans" w:eastAsia="Open Sans" w:hAnsi="Open Sans" w:cs="Open Sans"/>
-          <w:b/>
-          <w:bCs/>
-          <w:color w:val="000000"/>
-          <w:sz w:val="20"/>
-          <w:szCs w:val="20"/>
-          <w:bdr w:val="none" w:sz="0" w:space="0" w:color="auto"/>
-          <w:vertAlign w:val="baseline"/>
-        </w:rPr>
-        <w:t>Ekata Shishu Niketan</w:t>
+          <w:color w:val="000000"/>
+          <w:sz w:val="20"/>
+          <w:szCs w:val="20"/>
+        </w:rPr>
+        <w:t xml:space="preserve">Ekata </w:t>
+      </w:r>
+      <w:proofErr w:type="spellStart"/>
+      <w:r>
+        <w:rPr>
+          <w:rStyle w:val="skn-mly5txt-bold"/>
+          <w:rFonts w:ascii="Open Sans" w:eastAsia="Open Sans" w:hAnsi="Open Sans" w:cs="Open Sans"/>
+          <w:color w:val="000000"/>
+          <w:sz w:val="20"/>
+          <w:szCs w:val="20"/>
+        </w:rPr>
+        <w:t>Shishu</w:t>
+      </w:r>
+      <w:proofErr w:type="spellEnd"/>
+      <w:r>
+        <w:rPr>
+          <w:rStyle w:val="skn-mly5txt-bold"/>
+          <w:rFonts w:ascii="Open Sans" w:eastAsia="Open Sans" w:hAnsi="Open Sans" w:cs="Open Sans"/>
+          <w:color w:val="000000"/>
+          <w:sz w:val="20"/>
+          <w:szCs w:val="20"/>
+        </w:rPr>
+        <w:t xml:space="preserve"> </w:t>
+      </w:r>
+      <w:proofErr w:type="gramStart"/>
+      <w:r>
+        <w:rPr>
+          <w:rStyle w:val="skn-mly5txt-bold"/>
+          <w:rFonts w:ascii="Open Sans" w:eastAsia="Open Sans" w:hAnsi="Open Sans" w:cs="Open Sans"/>
+          <w:color w:val="000000"/>
+          <w:sz w:val="20"/>
+          <w:szCs w:val="20"/>
+        </w:rPr>
+        <w:t>Niketan</w:t>
       </w:r>
       <w:r>
         <w:rPr>
@@ -1768,21 +1511,42 @@
           <w:color w:val="000000"/>
           <w:sz w:val="20"/>
           <w:szCs w:val="20"/>
-          <w:bdr w:val="none" w:sz="0" w:space="0" w:color="auto"/>
-          <w:vertAlign w:val="baseline"/>
-        </w:rPr>
-        <w:t xml:space="preserve">  -  </w:t>
-      </w:r>
-      <w:r>
-        <w:rPr>
-          <w:rStyle w:val="skn-mly5anyCharacter"/>
-          <w:rFonts w:ascii="Open Sans" w:eastAsia="Open Sans" w:hAnsi="Open Sans" w:cs="Open Sans"/>
-          <w:color w:val="000000"/>
-          <w:sz w:val="20"/>
-          <w:szCs w:val="20"/>
-        </w:rPr>
-        <w:t>Chitwan, nepal</w:t>
-      </w:r>
+        </w:rPr>
+        <w:t>  -</w:t>
+      </w:r>
+      <w:proofErr w:type="gramEnd"/>
+      <w:r>
+        <w:rPr>
+          <w:rStyle w:val="skn-mly5space-bw"/>
+          <w:rFonts w:ascii="Open Sans" w:eastAsia="Open Sans" w:hAnsi="Open Sans" w:cs="Open Sans"/>
+          <w:color w:val="000000"/>
+          <w:sz w:val="20"/>
+          <w:szCs w:val="20"/>
+        </w:rPr>
+        <w:t>  </w:t>
+      </w:r>
+      <w:r>
+        <w:rPr>
+          <w:rStyle w:val="skn-mly5anyCharacter"/>
+          <w:rFonts w:ascii="Open Sans" w:eastAsia="Open Sans" w:hAnsi="Open Sans" w:cs="Open Sans"/>
+          <w:color w:val="000000"/>
+          <w:sz w:val="20"/>
+          <w:szCs w:val="20"/>
+        </w:rPr>
+        <w:t xml:space="preserve">Chitwan, </w:t>
+      </w:r>
+      <w:proofErr w:type="spellStart"/>
+      <w:r>
+        <w:rPr>
+          <w:rStyle w:val="skn-mly5anyCharacter"/>
+          <w:rFonts w:ascii="Open Sans" w:eastAsia="Open Sans" w:hAnsi="Open Sans" w:cs="Open Sans"/>
+          <w:color w:val="000000"/>
+          <w:sz w:val="20"/>
+          <w:szCs w:val="20"/>
+        </w:rPr>
+        <w:t>nepal</w:t>
+      </w:r>
+      <w:proofErr w:type="spellEnd"/>
     </w:p>
     <w:p>
       <w:pPr>
@@ -1792,14 +1556,10 @@
           <w:numId w:val="4"/>
         </w:numPr>
         <w:pBdr>
-          <w:top w:val="none" w:sz="0" w:space="0" w:color="auto"/>
           <w:left w:val="none" w:sz="0" w:space="3" w:color="auto"/>
-          <w:bottom w:val="none" w:sz="0" w:space="0" w:color="auto"/>
-          <w:right w:val="none" w:sz="0" w:space="0" w:color="auto"/>
         </w:pBdr>
-        <w:spacing w:before="40" w:after="0" w:line="240" w:lineRule="atLeast"/>
-        <w:ind w:left="632" w:right="0" w:hanging="252"/>
-        <w:jc w:val="left"/>
+        <w:spacing w:before="40" w:line="240" w:lineRule="atLeast"/>
+        <w:ind w:left="632" w:hanging="252"/>
         <w:textAlignment w:val="baseline"/>
         <w:rPr>
           <w:rStyle w:val="skn-mly5anyCharacter"/>
@@ -1807,19 +1567,15 @@
           <w:color w:val="000000"/>
           <w:sz w:val="20"/>
           <w:szCs w:val="20"/>
-          <w:bdr w:val="none" w:sz="0" w:space="0" w:color="auto"/>
-          <w:vertAlign w:val="baseline"/>
-        </w:rPr>
-      </w:pPr>
-      <w:r>
-        <w:rPr>
-          <w:rStyle w:val="skn-mly5anyCharacter"/>
-          <w:rFonts w:ascii="Open Sans" w:eastAsia="Open Sans" w:hAnsi="Open Sans" w:cs="Open Sans"/>
-          <w:color w:val="000000"/>
-          <w:sz w:val="20"/>
-          <w:szCs w:val="20"/>
-          <w:bdr w:val="none" w:sz="0" w:space="0" w:color="auto"/>
-          <w:vertAlign w:val="baseline"/>
+        </w:rPr>
+      </w:pPr>
+      <w:r>
+        <w:rPr>
+          <w:rStyle w:val="skn-mly5anyCharacter"/>
+          <w:rFonts w:ascii="Open Sans" w:eastAsia="Open Sans" w:hAnsi="Open Sans" w:cs="Open Sans"/>
+          <w:color w:val="000000"/>
+          <w:sz w:val="20"/>
+          <w:szCs w:val="20"/>
         </w:rPr>
         <w:t>Successfully completed the Secondary Education Examination (SEE) with a GPA of 3.50 out of 4.00.</w:t>
       </w:r>
@@ -1832,14 +1588,10 @@
           <w:numId w:val="4"/>
         </w:numPr>
         <w:pBdr>
-          <w:top w:val="none" w:sz="0" w:space="0" w:color="auto"/>
           <w:left w:val="none" w:sz="0" w:space="3" w:color="auto"/>
-          <w:bottom w:val="none" w:sz="0" w:space="0" w:color="auto"/>
-          <w:right w:val="none" w:sz="0" w:space="0" w:color="auto"/>
         </w:pBdr>
-        <w:spacing w:before="0" w:after="0" w:line="240" w:lineRule="atLeast"/>
-        <w:ind w:left="632" w:right="0" w:hanging="252"/>
-        <w:jc w:val="left"/>
+        <w:spacing w:line="240" w:lineRule="atLeast"/>
+        <w:ind w:left="632" w:hanging="252"/>
         <w:textAlignment w:val="baseline"/>
         <w:rPr>
           <w:rStyle w:val="skn-mly5anyCharacter"/>
@@ -1847,20 +1599,17 @@
           <w:color w:val="000000"/>
           <w:sz w:val="20"/>
           <w:szCs w:val="20"/>
-          <w:bdr w:val="none" w:sz="0" w:space="0" w:color="auto"/>
-          <w:vertAlign w:val="baseline"/>
-        </w:rPr>
-      </w:pPr>
-      <w:r>
-        <w:rPr>
-          <w:rStyle w:val="skn-mly5anyCharacter"/>
-          <w:rFonts w:ascii="Open Sans" w:eastAsia="Open Sans" w:hAnsi="Open Sans" w:cs="Open Sans"/>
-          <w:color w:val="000000"/>
-          <w:sz w:val="20"/>
-          <w:szCs w:val="20"/>
-          <w:bdr w:val="none" w:sz="0" w:space="0" w:color="auto"/>
-          <w:vertAlign w:val="baseline"/>
-        </w:rPr>
+        </w:rPr>
+      </w:pPr>
+      <w:r>
+        <w:rPr>
+          <w:rStyle w:val="skn-mly5anyCharacter"/>
+          <w:rFonts w:ascii="Open Sans" w:eastAsia="Open Sans" w:hAnsi="Open Sans" w:cs="Open Sans"/>
+          <w:color w:val="000000"/>
+          <w:sz w:val="20"/>
+          <w:szCs w:val="20"/>
+        </w:rPr>
+        <w:lastRenderedPageBreak/>
         <w:t>Developed a strong academic foundation in Mathematics, Science, English, and other core subjects.</w:t>
       </w:r>
     </w:p>
@@ -1872,14 +1621,10 @@
           <w:numId w:val="4"/>
         </w:numPr>
         <w:pBdr>
-          <w:top w:val="none" w:sz="0" w:space="0" w:color="auto"/>
           <w:left w:val="none" w:sz="0" w:space="3" w:color="auto"/>
-          <w:bottom w:val="none" w:sz="0" w:space="0" w:color="auto"/>
-          <w:right w:val="none" w:sz="0" w:space="0" w:color="auto"/>
         </w:pBdr>
-        <w:spacing w:before="0" w:after="0" w:line="240" w:lineRule="atLeast"/>
-        <w:ind w:left="632" w:right="0" w:hanging="252"/>
-        <w:jc w:val="left"/>
+        <w:spacing w:line="240" w:lineRule="atLeast"/>
+        <w:ind w:left="632" w:hanging="252"/>
         <w:textAlignment w:val="baseline"/>
         <w:rPr>
           <w:rStyle w:val="skn-mly5anyCharacter"/>
@@ -1887,19 +1632,15 @@
           <w:color w:val="000000"/>
           <w:sz w:val="20"/>
           <w:szCs w:val="20"/>
-          <w:bdr w:val="none" w:sz="0" w:space="0" w:color="auto"/>
-          <w:vertAlign w:val="baseline"/>
-        </w:rPr>
-      </w:pPr>
-      <w:r>
-        <w:rPr>
-          <w:rStyle w:val="skn-mly5anyCharacter"/>
-          <w:rFonts w:ascii="Open Sans" w:eastAsia="Open Sans" w:hAnsi="Open Sans" w:cs="Open Sans"/>
-          <w:color w:val="000000"/>
-          <w:sz w:val="20"/>
-          <w:szCs w:val="20"/>
-          <w:bdr w:val="none" w:sz="0" w:space="0" w:color="auto"/>
-          <w:vertAlign w:val="baseline"/>
+        </w:rPr>
+      </w:pPr>
+      <w:r>
+        <w:rPr>
+          <w:rStyle w:val="skn-mly5anyCharacter"/>
+          <w:rFonts w:ascii="Open Sans" w:eastAsia="Open Sans" w:hAnsi="Open Sans" w:cs="Open Sans"/>
+          <w:color w:val="000000"/>
+          <w:sz w:val="20"/>
+          <w:szCs w:val="20"/>
         </w:rPr>
         <w:t>Demonstrated academic dedication, analytical thinking, and problem-solving abilities throughout secondary education.</w:t>
       </w:r>
@@ -1908,19 +1649,14 @@
       <w:pPr>
         <w:pStyle w:val="skn-mly5sectiontitle"/>
         <w:pBdr>
-          <w:top w:val="none" w:sz="0" w:space="0" w:color="auto"/>
-          <w:left w:val="none" w:sz="0" w:space="0" w:color="auto"/>
           <w:bottom w:val="single" w:sz="8" w:space="0" w:color="DADADA"/>
-          <w:right w:val="none" w:sz="0" w:space="0" w:color="auto"/>
         </w:pBdr>
         <w:spacing w:before="200" w:after="20"/>
-        <w:ind w:left="0" w:right="0"/>
         <w:textAlignment w:val="baseline"/>
         <w:rPr>
           <w:rFonts w:ascii="Lora" w:eastAsia="Lora" w:hAnsi="Lora" w:cs="Lora"/>
           <w:b/>
           <w:bCs/>
-          <w:color w:val="00637C"/>
         </w:rPr>
       </w:pPr>
       <w:r>
@@ -1935,22 +1671,14 @@
     <w:tbl>
       <w:tblPr>
         <w:tblW w:w="10980" w:type="dxa"/>
-        <w:jc w:val="left"/>
         <w:tblInd w:w="380" w:type="dxa"/>
-        <w:tblCellMar>
-          <w:left w:w="108" w:type="dxa"/>
-          <w:right w:w="108" w:type="dxa"/>
-        </w:tblCellMar>
+        <w:tblLook w:val="04A0" w:firstRow="1" w:lastRow="0" w:firstColumn="1" w:lastColumn="0" w:noHBand="0" w:noVBand="1"/>
       </w:tblPr>
       <w:tblGrid>
-        <w:gridCol w:w="5488"/>
-        <w:gridCol w:w="5492"/>
+        <w:gridCol w:w="5490"/>
+        <w:gridCol w:w="5490"/>
       </w:tblGrid>
       <w:tr>
-        <w:tblPrEx>
-          <w:tblW w:w="10980" w:type="dxa"/>
-          <w:tblInd w:w="380" w:type="dxa"/>
-        </w:tblPrEx>
         <w:tc>
           <w:tcPr>
             <w:tcW w:w="5490" w:type="dxa"/>
@@ -1966,17 +1694,13 @@
                 <w:numId w:val="5"/>
               </w:numPr>
               <w:pBdr>
-                <w:top w:val="none" w:sz="0" w:space="0" w:color="auto"/>
                 <w:left w:val="none" w:sz="0" w:space="0" w:color="auto"/>
-                <w:bottom w:val="none" w:sz="0" w:space="0" w:color="auto"/>
-                <w:right w:val="none" w:sz="0" w:space="0" w:color="auto"/>
               </w:pBdr>
               <w:tabs>
                 <w:tab w:val="left" w:pos="260"/>
               </w:tabs>
-              <w:spacing w:before="0" w:line="240" w:lineRule="atLeast"/>
+              <w:spacing w:line="240" w:lineRule="atLeast"/>
               <w:ind w:left="260" w:right="100" w:hanging="260"/>
-              <w:jc w:val="left"/>
               <w:textAlignment w:val="baseline"/>
               <w:rPr>
                 <w:rStyle w:val="skn-mly5cmn-secparagraph"/>
@@ -2013,17 +1737,13 @@
                 <w:numId w:val="6"/>
               </w:numPr>
               <w:pBdr>
-                <w:top w:val="none" w:sz="0" w:space="0" w:color="auto"/>
                 <w:left w:val="none" w:sz="0" w:space="0" w:color="auto"/>
-                <w:bottom w:val="none" w:sz="0" w:space="0" w:color="auto"/>
-                <w:right w:val="none" w:sz="0" w:space="0" w:color="auto"/>
               </w:pBdr>
               <w:tabs>
                 <w:tab w:val="left" w:pos="260"/>
               </w:tabs>
-              <w:spacing w:before="0" w:line="240" w:lineRule="atLeast"/>
+              <w:spacing w:line="240" w:lineRule="atLeast"/>
               <w:ind w:left="260" w:right="100" w:hanging="260"/>
-              <w:jc w:val="left"/>
               <w:textAlignment w:val="baseline"/>
               <w:rPr>
                 <w:rStyle w:val="skn-mly5cmn-secparagraph"/>
@@ -2047,10 +1767,6 @@
         </w:tc>
       </w:tr>
       <w:tr>
-        <w:tblPrEx>
-          <w:tblW w:w="10980" w:type="dxa"/>
-          <w:tblInd w:w="380" w:type="dxa"/>
-        </w:tblPrEx>
         <w:tc>
           <w:tcPr>
             <w:tcW w:w="5490" w:type="dxa"/>
@@ -2066,17 +1782,13 @@
                 <w:numId w:val="7"/>
               </w:numPr>
               <w:pBdr>
-                <w:top w:val="none" w:sz="0" w:space="0" w:color="auto"/>
                 <w:left w:val="none" w:sz="0" w:space="0" w:color="auto"/>
-                <w:bottom w:val="none" w:sz="0" w:space="0" w:color="auto"/>
-                <w:right w:val="none" w:sz="0" w:space="0" w:color="auto"/>
               </w:pBdr>
               <w:tabs>
                 <w:tab w:val="left" w:pos="260"/>
               </w:tabs>
-              <w:spacing w:before="0" w:line="240" w:lineRule="atLeast"/>
+              <w:spacing w:line="240" w:lineRule="atLeast"/>
               <w:ind w:left="260" w:right="100" w:hanging="260"/>
-              <w:jc w:val="left"/>
               <w:textAlignment w:val="baseline"/>
               <w:rPr>
                 <w:rStyle w:val="skn-mly5cmn-secparagraph"/>
@@ -2113,17 +1825,13 @@
                 <w:numId w:val="8"/>
               </w:numPr>
               <w:pBdr>
-                <w:top w:val="none" w:sz="0" w:space="0" w:color="auto"/>
                 <w:left w:val="none" w:sz="0" w:space="0" w:color="auto"/>
-                <w:bottom w:val="none" w:sz="0" w:space="0" w:color="auto"/>
-                <w:right w:val="none" w:sz="0" w:space="0" w:color="auto"/>
               </w:pBdr>
               <w:tabs>
                 <w:tab w:val="left" w:pos="260"/>
               </w:tabs>
-              <w:spacing w:before="0" w:line="240" w:lineRule="atLeast"/>
+              <w:spacing w:line="240" w:lineRule="atLeast"/>
               <w:ind w:left="260" w:right="100" w:hanging="260"/>
-              <w:jc w:val="left"/>
               <w:textAlignment w:val="baseline"/>
               <w:rPr>
                 <w:rStyle w:val="skn-mly5cmn-secparagraph"/>
@@ -2147,10 +1855,6 @@
         </w:tc>
       </w:tr>
       <w:tr>
-        <w:tblPrEx>
-          <w:tblW w:w="10980" w:type="dxa"/>
-          <w:tblInd w:w="380" w:type="dxa"/>
-        </w:tblPrEx>
         <w:tc>
           <w:tcPr>
             <w:tcW w:w="5490" w:type="dxa"/>
@@ -2166,17 +1870,13 @@
                 <w:numId w:val="9"/>
               </w:numPr>
               <w:pBdr>
-                <w:top w:val="none" w:sz="0" w:space="0" w:color="auto"/>
                 <w:left w:val="none" w:sz="0" w:space="0" w:color="auto"/>
-                <w:bottom w:val="none" w:sz="0" w:space="0" w:color="auto"/>
-                <w:right w:val="none" w:sz="0" w:space="0" w:color="auto"/>
               </w:pBdr>
               <w:tabs>
                 <w:tab w:val="left" w:pos="260"/>
               </w:tabs>
-              <w:spacing w:before="0" w:line="240" w:lineRule="atLeast"/>
+              <w:spacing w:line="240" w:lineRule="atLeast"/>
               <w:ind w:left="260" w:right="100" w:hanging="260"/>
-              <w:jc w:val="left"/>
               <w:textAlignment w:val="baseline"/>
               <w:rPr>
                 <w:rStyle w:val="skn-mly5cmn-secparagraph"/>
@@ -2213,17 +1913,13 @@
                 <w:numId w:val="10"/>
               </w:numPr>
               <w:pBdr>
-                <w:top w:val="none" w:sz="0" w:space="0" w:color="auto"/>
                 <w:left w:val="none" w:sz="0" w:space="0" w:color="auto"/>
-                <w:bottom w:val="none" w:sz="0" w:space="0" w:color="auto"/>
-                <w:right w:val="none" w:sz="0" w:space="0" w:color="auto"/>
               </w:pBdr>
               <w:tabs>
                 <w:tab w:val="left" w:pos="260"/>
               </w:tabs>
-              <w:spacing w:before="0" w:line="240" w:lineRule="atLeast"/>
+              <w:spacing w:line="240" w:lineRule="atLeast"/>
               <w:ind w:left="260" w:right="100" w:hanging="260"/>
-              <w:jc w:val="left"/>
               <w:textAlignment w:val="baseline"/>
               <w:rPr>
                 <w:rStyle w:val="skn-mly5cmn-secparagraph"/>
@@ -2247,10 +1943,6 @@
         </w:tc>
       </w:tr>
       <w:tr>
-        <w:tblPrEx>
-          <w:tblW w:w="10980" w:type="dxa"/>
-          <w:tblInd w:w="380" w:type="dxa"/>
-        </w:tblPrEx>
         <w:tc>
           <w:tcPr>
             <w:tcW w:w="5490" w:type="dxa"/>
@@ -2266,17 +1958,13 @@
                 <w:numId w:val="11"/>
               </w:numPr>
               <w:pBdr>
-                <w:top w:val="none" w:sz="0" w:space="0" w:color="auto"/>
                 <w:left w:val="none" w:sz="0" w:space="0" w:color="auto"/>
-                <w:bottom w:val="none" w:sz="0" w:space="0" w:color="auto"/>
-                <w:right w:val="none" w:sz="0" w:space="0" w:color="auto"/>
               </w:pBdr>
               <w:tabs>
                 <w:tab w:val="left" w:pos="260"/>
               </w:tabs>
-              <w:spacing w:before="0" w:line="240" w:lineRule="atLeast"/>
+              <w:spacing w:line="240" w:lineRule="atLeast"/>
               <w:ind w:left="260" w:right="100" w:hanging="260"/>
-              <w:jc w:val="left"/>
               <w:textAlignment w:val="baseline"/>
               <w:rPr>
                 <w:rStyle w:val="skn-mly5cmn-secparagraph"/>
@@ -2313,17 +2001,13 @@
                 <w:numId w:val="12"/>
               </w:numPr>
               <w:pBdr>
-                <w:top w:val="none" w:sz="0" w:space="0" w:color="auto"/>
                 <w:left w:val="none" w:sz="0" w:space="0" w:color="auto"/>
-                <w:bottom w:val="none" w:sz="0" w:space="0" w:color="auto"/>
-                <w:right w:val="none" w:sz="0" w:space="0" w:color="auto"/>
               </w:pBdr>
               <w:tabs>
                 <w:tab w:val="left" w:pos="260"/>
               </w:tabs>
-              <w:spacing w:before="0" w:line="240" w:lineRule="atLeast"/>
+              <w:spacing w:line="240" w:lineRule="atLeast"/>
               <w:ind w:left="260" w:right="100" w:hanging="260"/>
-              <w:jc w:val="left"/>
               <w:textAlignment w:val="baseline"/>
               <w:rPr>
                 <w:rStyle w:val="skn-mly5cmn-secparagraph"/>
@@ -2347,10 +2031,6 @@
         </w:tc>
       </w:tr>
       <w:tr>
-        <w:tblPrEx>
-          <w:tblW w:w="10980" w:type="dxa"/>
-          <w:tblInd w:w="380" w:type="dxa"/>
-        </w:tblPrEx>
         <w:tc>
           <w:tcPr>
             <w:tcW w:w="5490" w:type="dxa"/>
@@ -2366,17 +2046,13 @@
                 <w:numId w:val="13"/>
               </w:numPr>
               <w:pBdr>
-                <w:top w:val="none" w:sz="0" w:space="0" w:color="auto"/>
                 <w:left w:val="none" w:sz="0" w:space="0" w:color="auto"/>
-                <w:bottom w:val="none" w:sz="0" w:space="0" w:color="auto"/>
-                <w:right w:val="none" w:sz="0" w:space="0" w:color="auto"/>
               </w:pBdr>
               <w:tabs>
                 <w:tab w:val="left" w:pos="260"/>
               </w:tabs>
-              <w:spacing w:before="0" w:line="240" w:lineRule="atLeast"/>
+              <w:spacing w:line="240" w:lineRule="atLeast"/>
               <w:ind w:left="260" w:right="100" w:hanging="260"/>
-              <w:jc w:val="left"/>
               <w:textAlignment w:val="baseline"/>
               <w:rPr>
                 <w:rStyle w:val="skn-mly5cmn-secparagraphnth-last-child2"/>
@@ -2413,17 +2089,13 @@
                 <w:numId w:val="14"/>
               </w:numPr>
               <w:pBdr>
-                <w:top w:val="none" w:sz="0" w:space="0" w:color="auto"/>
                 <w:left w:val="none" w:sz="0" w:space="0" w:color="auto"/>
-                <w:bottom w:val="none" w:sz="0" w:space="0" w:color="auto"/>
-                <w:right w:val="none" w:sz="0" w:space="0" w:color="auto"/>
               </w:pBdr>
               <w:tabs>
                 <w:tab w:val="left" w:pos="260"/>
               </w:tabs>
-              <w:spacing w:before="0" w:line="240" w:lineRule="atLeast"/>
+              <w:spacing w:line="240" w:lineRule="atLeast"/>
               <w:ind w:left="260" w:right="100" w:hanging="260"/>
-              <w:jc w:val="left"/>
               <w:textAlignment w:val="baseline"/>
               <w:rPr>
                 <w:rStyle w:val="skn-mly5cmn-secparagraphnth-last-child1"/>
@@ -2451,19 +2123,14 @@
       <w:pPr>
         <w:pStyle w:val="skn-mly5sectiontitle"/>
         <w:pBdr>
-          <w:top w:val="none" w:sz="0" w:space="0" w:color="auto"/>
-          <w:left w:val="none" w:sz="0" w:space="0" w:color="auto"/>
           <w:bottom w:val="single" w:sz="8" w:space="0" w:color="DADADA"/>
-          <w:right w:val="none" w:sz="0" w:space="0" w:color="auto"/>
         </w:pBdr>
         <w:spacing w:before="200" w:after="20"/>
-        <w:ind w:left="0" w:right="0"/>
         <w:textAlignment w:val="baseline"/>
         <w:rPr>
           <w:rFonts w:ascii="Lora" w:eastAsia="Lora" w:hAnsi="Lora" w:cs="Lora"/>
           <w:b/>
           <w:bCs/>
-          <w:color w:val="00637C"/>
         </w:rPr>
       </w:pPr>
       <w:r>
@@ -2478,16 +2145,14 @@
     <w:tbl>
       <w:tblPr>
         <w:tblStyle w:val="skn-mly5sectionrefer-secrefparatable"/>
+        <w:tblW w:w="0" w:type="auto"/>
         <w:tblCellSpacing w:w="0" w:type="dxa"/>
-        <w:tblInd w:w="0" w:type="dxa"/>
         <w:tblLayout w:type="fixed"/>
         <w:tblCellMar>
-          <w:top w:w="0" w:type="dxa"/>
           <w:left w:w="0" w:type="dxa"/>
-          <w:bottom w:w="0" w:type="dxa"/>
           <w:right w:w="0" w:type="dxa"/>
         </w:tblCellMar>
-        <w:tblLook w:val="05E0"/>
+        <w:tblLook w:val="05E0" w:firstRow="1" w:lastRow="1" w:firstColumn="1" w:lastColumn="1" w:noHBand="0" w:noVBand="1"/>
       </w:tblPr>
       <w:tblGrid>
         <w:gridCol w:w="5250"/>
@@ -2495,11 +2160,9 @@
         <w:gridCol w:w="5250"/>
       </w:tblGrid>
       <w:tr>
-        <w:tblPrEx>
-          <w:tblInd w:w="0" w:type="dxa"/>
-          <w:tblLayout w:type="fixed"/>
-          <w:tblLook w:val="05E0"/>
-        </w:tblPrEx>
+        <w:trPr>
+          <w:tblCellSpacing w:w="0" w:type="dxa"/>
+        </w:trPr>
         <w:tc>
           <w:tcPr>
             <w:tcW w:w="5250" w:type="dxa"/>
@@ -2509,20 +2172,12 @@
               <w:bottom w:w="0" w:type="dxa"/>
               <w:right w:w="0" w:type="dxa"/>
             </w:tcMar>
-            <w:vAlign w:val="top"/>
             <w:hideMark/>
           </w:tcPr>
           <w:p>
             <w:pPr>
               <w:pStyle w:val="skn-mly5sectionrefer-secrefparatablesinglecolumn"/>
-              <w:pBdr>
-                <w:top w:val="none" w:sz="0" w:space="0" w:color="auto"/>
-                <w:left w:val="none" w:sz="0" w:space="0" w:color="auto"/>
-                <w:bottom w:val="none" w:sz="0" w:space="0" w:color="auto"/>
-                <w:right w:val="none" w:sz="0" w:space="0" w:color="auto"/>
-              </w:pBdr>
-              <w:spacing w:before="0" w:after="0" w:line="240" w:lineRule="atLeast"/>
-              <w:ind w:left="0" w:right="0"/>
+              <w:spacing w:line="240" w:lineRule="atLeast"/>
               <w:textAlignment w:val="baseline"/>
               <w:rPr>
                 <w:rStyle w:val="skn-mly5refer-secparagraphnth-last-child2"/>
@@ -2553,8 +2208,6 @@
                 <w:color w:val="000000"/>
                 <w:sz w:val="20"/>
                 <w:szCs w:val="20"/>
-                <w:bdr w:val="none" w:sz="0" w:space="0" w:color="auto"/>
-                <w:vertAlign w:val="baseline"/>
               </w:rPr>
               <w:t xml:space="preserve"> </w:t>
             </w:r>
@@ -2568,31 +2221,7 @@
                 <w:sz w:val="20"/>
                 <w:szCs w:val="20"/>
               </w:rPr>
-              <w:t>Regmi</w:t>
-            </w:r>
-            <w:r>
-              <w:rPr>
-                <w:rStyle w:val="skn-mly5anyCharacter"/>
-                <w:rFonts w:ascii="Open Sans" w:eastAsia="Open Sans" w:hAnsi="Open Sans" w:cs="Open Sans"/>
-                <w:b/>
-                <w:bCs/>
-                <w:color w:val="000000"/>
-                <w:sz w:val="20"/>
-                <w:szCs w:val="20"/>
-              </w:rPr>
-              <w:t xml:space="preserve"> - </w:t>
-            </w:r>
-            <w:r>
-              <w:rPr>
-                <w:rStyle w:val="skn-mly5anyCharacter"/>
-                <w:rFonts w:ascii="Open Sans" w:eastAsia="Open Sans" w:hAnsi="Open Sans" w:cs="Open Sans"/>
-                <w:b/>
-                <w:bCs/>
-                <w:color w:val="000000"/>
-                <w:sz w:val="20"/>
-                <w:szCs w:val="20"/>
-              </w:rPr>
-              <w:t>Shaheed Smriti Multiple Campus</w:t>
+              <w:t>Regmi - Shaheed Smriti Multiple Campus</w:t>
             </w:r>
             <w:r>
               <w:rPr>
@@ -2601,8 +2230,6 @@
                 <w:color w:val="000000"/>
                 <w:sz w:val="20"/>
                 <w:szCs w:val="20"/>
-                <w:bdr w:val="none" w:sz="0" w:space="0" w:color="auto"/>
-                <w:vertAlign w:val="baseline"/>
               </w:rPr>
               <w:t xml:space="preserve"> </w:t>
             </w:r>
@@ -2610,14 +2237,7 @@
           <w:p>
             <w:pPr>
               <w:pStyle w:val="skn-mly5paddedline"/>
-              <w:pBdr>
-                <w:top w:val="none" w:sz="0" w:space="0" w:color="auto"/>
-                <w:left w:val="none" w:sz="0" w:space="0" w:color="auto"/>
-                <w:bottom w:val="none" w:sz="0" w:space="0" w:color="auto"/>
-                <w:right w:val="none" w:sz="0" w:space="0" w:color="auto"/>
-              </w:pBdr>
-              <w:spacing w:before="0" w:after="0" w:line="240" w:lineRule="atLeast"/>
-              <w:ind w:left="0" w:right="0"/>
+              <w:spacing w:line="240" w:lineRule="atLeast"/>
               <w:textAlignment w:val="baseline"/>
               <w:rPr>
                 <w:rStyle w:val="singlecolumnspanpaddedlinenth-child1"/>
@@ -2643,12 +2263,8 @@
               <w:pStyle w:val="skn-mly5paddedline"/>
               <w:pBdr>
                 <w:top w:val="none" w:sz="0" w:space="10" w:color="auto"/>
-                <w:left w:val="none" w:sz="0" w:space="0" w:color="auto"/>
-                <w:bottom w:val="none" w:sz="0" w:space="0" w:color="auto"/>
-                <w:right w:val="none" w:sz="0" w:space="0" w:color="auto"/>
               </w:pBdr>
-              <w:spacing w:before="0" w:after="0" w:line="240" w:lineRule="atLeast"/>
-              <w:ind w:left="0" w:right="0"/>
+              <w:spacing w:line="240" w:lineRule="atLeast"/>
               <w:textAlignment w:val="baseline"/>
               <w:rPr>
                 <w:rStyle w:val="skn-mly5refer-secparagraphnth-last-child2"/>
@@ -2694,14 +2310,7 @@
           <w:p>
             <w:pPr>
               <w:pStyle w:val="skn-mly5paddedline"/>
-              <w:pBdr>
-                <w:top w:val="none" w:sz="0" w:space="0" w:color="auto"/>
-                <w:left w:val="none" w:sz="0" w:space="0" w:color="auto"/>
-                <w:bottom w:val="none" w:sz="0" w:space="0" w:color="auto"/>
-                <w:right w:val="none" w:sz="0" w:space="0" w:color="auto"/>
-              </w:pBdr>
-              <w:spacing w:before="0" w:after="0" w:line="240" w:lineRule="atLeast"/>
-              <w:ind w:left="0" w:right="0"/>
+              <w:spacing w:line="240" w:lineRule="atLeast"/>
               <w:textAlignment w:val="baseline"/>
               <w:rPr>
                 <w:rStyle w:val="skn-mly5refer-secparagraphnth-last-child2"/>
@@ -2738,7 +2347,6 @@
             <w:pPr>
               <w:pStyle w:val="skn-mly5refer-secparagraphnth-last-child2Paragraph"/>
               <w:spacing w:line="20" w:lineRule="exact"/>
-              <w:ind w:left="0" w:right="0"/>
               <w:rPr>
                 <w:rStyle w:val="skn-mly5refer-secparagraphnth-last-child2"/>
                 <w:rFonts w:ascii="Open Sans" w:eastAsia="Open Sans" w:hAnsi="Open Sans" w:cs="Open Sans"/>
@@ -2758,7 +2366,6 @@
               <w:bottom w:w="0" w:type="dxa"/>
               <w:right w:w="0" w:type="dxa"/>
             </w:tcMar>
-            <w:vAlign w:val="top"/>
             <w:hideMark/>
           </w:tcPr>
           <w:p/>
@@ -2772,20 +2379,12 @@
               <w:bottom w:w="0" w:type="dxa"/>
               <w:right w:w="0" w:type="dxa"/>
             </w:tcMar>
-            <w:vAlign w:val="top"/>
             <w:hideMark/>
           </w:tcPr>
           <w:p>
             <w:pPr>
               <w:pStyle w:val="skn-mly5sectionrefer-secrefparatablesinglecolumn"/>
-              <w:pBdr>
-                <w:top w:val="none" w:sz="0" w:space="0" w:color="auto"/>
-                <w:left w:val="none" w:sz="0" w:space="0" w:color="auto"/>
-                <w:bottom w:val="none" w:sz="0" w:space="0" w:color="auto"/>
-                <w:right w:val="none" w:sz="0" w:space="0" w:color="auto"/>
-              </w:pBdr>
-              <w:spacing w:before="0" w:after="0" w:line="240" w:lineRule="atLeast"/>
-              <w:ind w:left="0" w:right="0"/>
+              <w:spacing w:line="240" w:lineRule="atLeast"/>
               <w:textAlignment w:val="baseline"/>
               <w:rPr>
                 <w:rStyle w:val="skn-mly5refer-secparagraphnth-last-child1"/>
@@ -2816,8 +2415,6 @@
                 <w:color w:val="000000"/>
                 <w:sz w:val="20"/>
                 <w:szCs w:val="20"/>
-                <w:bdr w:val="none" w:sz="0" w:space="0" w:color="auto"/>
-                <w:vertAlign w:val="baseline"/>
               </w:rPr>
               <w:t xml:space="preserve"> </w:t>
             </w:r>
@@ -2840,8 +2437,6 @@
                 <w:color w:val="000000"/>
                 <w:sz w:val="20"/>
                 <w:szCs w:val="20"/>
-                <w:bdr w:val="none" w:sz="0" w:space="0" w:color="auto"/>
-                <w:vertAlign w:val="baseline"/>
               </w:rPr>
               <w:t xml:space="preserve"> </w:t>
             </w:r>
@@ -2849,14 +2444,7 @@
           <w:p>
             <w:pPr>
               <w:pStyle w:val="skn-mly5paddedline"/>
-              <w:pBdr>
-                <w:top w:val="none" w:sz="0" w:space="0" w:color="auto"/>
-                <w:left w:val="none" w:sz="0" w:space="0" w:color="auto"/>
-                <w:bottom w:val="none" w:sz="0" w:space="0" w:color="auto"/>
-                <w:right w:val="none" w:sz="0" w:space="0" w:color="auto"/>
-              </w:pBdr>
-              <w:spacing w:before="0" w:after="0" w:line="240" w:lineRule="atLeast"/>
-              <w:ind w:left="0" w:right="0"/>
+              <w:spacing w:line="240" w:lineRule="atLeast"/>
               <w:textAlignment w:val="baseline"/>
               <w:rPr>
                 <w:rStyle w:val="singlecolumnspanpaddedlinenth-child1"/>
@@ -2882,12 +2470,8 @@
               <w:pStyle w:val="skn-mly5paddedline"/>
               <w:pBdr>
                 <w:top w:val="none" w:sz="0" w:space="10" w:color="auto"/>
-                <w:left w:val="none" w:sz="0" w:space="0" w:color="auto"/>
-                <w:bottom w:val="none" w:sz="0" w:space="0" w:color="auto"/>
-                <w:right w:val="none" w:sz="0" w:space="0" w:color="auto"/>
               </w:pBdr>
-              <w:spacing w:before="0" w:after="0" w:line="240" w:lineRule="atLeast"/>
-              <w:ind w:left="0" w:right="0"/>
+              <w:spacing w:line="240" w:lineRule="atLeast"/>
               <w:textAlignment w:val="baseline"/>
               <w:rPr>
                 <w:rStyle w:val="skn-mly5refer-secparagraphnth-last-child1"/>
@@ -2933,14 +2517,7 @@
           <w:p>
             <w:pPr>
               <w:pStyle w:val="skn-mly5paddedline"/>
-              <w:pBdr>
-                <w:top w:val="none" w:sz="0" w:space="0" w:color="auto"/>
-                <w:left w:val="none" w:sz="0" w:space="0" w:color="auto"/>
-                <w:bottom w:val="none" w:sz="0" w:space="0" w:color="auto"/>
-                <w:right w:val="none" w:sz="0" w:space="0" w:color="auto"/>
-              </w:pBdr>
-              <w:spacing w:before="0" w:after="0" w:line="240" w:lineRule="atLeast"/>
-              <w:ind w:left="0" w:right="0"/>
+              <w:spacing w:line="240" w:lineRule="atLeast"/>
               <w:textAlignment w:val="baseline"/>
               <w:rPr>
                 <w:rStyle w:val="skn-mly5refer-secparagraphnth-last-child1"/>
@@ -2977,7 +2554,6 @@
             <w:pPr>
               <w:pStyle w:val="skn-mly5refer-secparagraphnth-last-child1Paragraph"/>
               <w:spacing w:line="20" w:lineRule="exact"/>
-              <w:ind w:left="0" w:right="0"/>
               <w:rPr>
                 <w:rStyle w:val="skn-mly5refer-secparagraphnth-last-child1"/>
                 <w:rFonts w:ascii="Open Sans" w:eastAsia="Open Sans" w:hAnsi="Open Sans" w:cs="Open Sans"/>
@@ -2994,19 +2570,14 @@
       <w:pPr>
         <w:pStyle w:val="skn-mly5sectiontitle"/>
         <w:pBdr>
-          <w:top w:val="none" w:sz="0" w:space="0" w:color="auto"/>
-          <w:left w:val="none" w:sz="0" w:space="0" w:color="auto"/>
           <w:bottom w:val="single" w:sz="8" w:space="0" w:color="DADADA"/>
-          <w:right w:val="none" w:sz="0" w:space="0" w:color="auto"/>
         </w:pBdr>
         <w:spacing w:before="200" w:after="20"/>
-        <w:ind w:left="0" w:right="0"/>
         <w:textAlignment w:val="baseline"/>
         <w:rPr>
           <w:rFonts w:ascii="Lora" w:eastAsia="Lora" w:hAnsi="Lora" w:cs="Lora"/>
           <w:b/>
           <w:bCs/>
-          <w:color w:val="00637C"/>
         </w:rPr>
       </w:pPr>
       <w:r>
@@ -3021,27 +2592,24 @@
     <w:tbl>
       <w:tblPr>
         <w:tblStyle w:val="skn-mly5sectionlang-seclnggparatable"/>
+        <w:tblW w:w="0" w:type="auto"/>
         <w:tblCellSpacing w:w="0" w:type="dxa"/>
         <w:tblInd w:w="380" w:type="dxa"/>
         <w:tblLayout w:type="fixed"/>
         <w:tblCellMar>
-          <w:top w:w="0" w:type="dxa"/>
           <w:left w:w="0" w:type="dxa"/>
-          <w:bottom w:w="0" w:type="dxa"/>
           <w:right w:w="0" w:type="dxa"/>
         </w:tblCellMar>
-        <w:tblLook w:val="05E0"/>
+        <w:tblLook w:val="05E0" w:firstRow="1" w:lastRow="1" w:firstColumn="1" w:lastColumn="1" w:noHBand="0" w:noVBand="1"/>
       </w:tblPr>
       <w:tblGrid>
         <w:gridCol w:w="5480"/>
         <w:gridCol w:w="5480"/>
       </w:tblGrid>
       <w:tr>
-        <w:tblPrEx>
-          <w:tblInd w:w="380" w:type="dxa"/>
-          <w:tblLayout w:type="fixed"/>
-          <w:tblLook w:val="05E0"/>
-        </w:tblPrEx>
+        <w:trPr>
+          <w:tblCellSpacing w:w="0" w:type="dxa"/>
+        </w:trPr>
         <w:tc>
           <w:tcPr>
             <w:tcW w:w="5480" w:type="dxa"/>
@@ -3051,7 +2619,6 @@
               <w:bottom w:w="0" w:type="dxa"/>
               <w:right w:w="40" w:type="dxa"/>
             </w:tcMar>
-            <w:vAlign w:val="top"/>
             <w:hideMark/>
           </w:tcPr>
           <w:p>
@@ -3061,9 +2628,8 @@
                 <w:ilvl w:val="0"/>
                 <w:numId w:val="15"/>
               </w:numPr>
-              <w:spacing w:before="0" w:after="0" w:line="240" w:lineRule="atLeast"/>
+              <w:spacing w:line="240" w:lineRule="atLeast"/>
               <w:ind w:left="260" w:right="120" w:hanging="252"/>
-              <w:jc w:val="left"/>
               <w:textAlignment w:val="baseline"/>
               <w:rPr>
                 <w:rStyle w:val="skn-mly5sectionlang-secparagraph"/>
@@ -3077,13 +2643,9 @@
               <w:rPr>
                 <w:rStyle w:val="skn-mly5txt-bold"/>
                 <w:rFonts w:ascii="Open Sans" w:eastAsia="Open Sans" w:hAnsi="Open Sans" w:cs="Open Sans"/>
-                <w:b/>
-                <w:bCs/>
                 <w:color w:val="000000"/>
                 <w:sz w:val="20"/>
                 <w:szCs w:val="20"/>
-                <w:bdr w:val="none" w:sz="0" w:space="0" w:color="auto"/>
-                <w:vertAlign w:val="baseline"/>
               </w:rPr>
               <w:t>Nepali</w:t>
             </w:r>
@@ -3101,9 +2663,6 @@
           <w:p>
             <w:pPr>
               <w:pStyle w:val="skn-mly5sectionlang-secparagraphParagraph"/>
-              <w:pBdr>
-                <w:left w:val="none" w:sz="0" w:space="0" w:color="auto"/>
-              </w:pBdr>
               <w:spacing w:line="100" w:lineRule="exact"/>
               <w:ind w:left="-120" w:right="120"/>
               <w:textAlignment w:val="auto"/>
@@ -3126,7 +2685,6 @@
               <w:bottom w:w="0" w:type="dxa"/>
               <w:right w:w="40" w:type="dxa"/>
             </w:tcMar>
-            <w:vAlign w:val="top"/>
             <w:hideMark/>
           </w:tcPr>
           <w:p>
@@ -3136,9 +2694,8 @@
                 <w:ilvl w:val="0"/>
                 <w:numId w:val="16"/>
               </w:numPr>
-              <w:spacing w:before="0" w:after="0" w:line="240" w:lineRule="atLeast"/>
+              <w:spacing w:line="240" w:lineRule="atLeast"/>
               <w:ind w:left="260" w:right="120" w:hanging="252"/>
-              <w:jc w:val="left"/>
               <w:textAlignment w:val="baseline"/>
               <w:rPr>
                 <w:rStyle w:val="skn-mly5sectionlang-secparagraph"/>
@@ -3152,13 +2709,9 @@
               <w:rPr>
                 <w:rStyle w:val="skn-mly5txt-bold"/>
                 <w:rFonts w:ascii="Open Sans" w:eastAsia="Open Sans" w:hAnsi="Open Sans" w:cs="Open Sans"/>
-                <w:b/>
-                <w:bCs/>
                 <w:color w:val="000000"/>
                 <w:sz w:val="20"/>
                 <w:szCs w:val="20"/>
-                <w:bdr w:val="none" w:sz="0" w:space="0" w:color="auto"/>
-                <w:vertAlign w:val="baseline"/>
               </w:rPr>
               <w:t>English</w:t>
             </w:r>
@@ -3176,9 +2729,6 @@
           <w:p>
             <w:pPr>
               <w:pStyle w:val="skn-mly5sectionlang-secparagraphParagraph"/>
-              <w:pBdr>
-                <w:left w:val="none" w:sz="0" w:space="0" w:color="auto"/>
-              </w:pBdr>
               <w:spacing w:line="100" w:lineRule="exact"/>
               <w:ind w:left="-120" w:right="120"/>
               <w:textAlignment w:val="auto"/>
@@ -3205,7 +2755,7 @@
     </w:p>
     <w:sectPr>
       <w:pgSz w:w="12240" w:h="15840"/>
-      <w:pgMar w:top="440" w:right="440" w:bottom="440" w:left="440" w:header="708" w:footer="708"/>
+      <w:pgMar w:top="440" w:right="440" w:bottom="440" w:left="440" w:header="708" w:footer="708" w:gutter="0"/>
       <w:cols w:space="708"/>
     </w:sectPr>
   </w:body>
@@ -3213,12 +2763,12 @@
 </file>
 
 <file path=word/numbering.xml><?xml version="1.0" encoding="utf-8"?>
-<w:numbering xmlns:ve="http://schemas.openxmlformats.org/markup-compatibility/2006" xmlns:o="urn:schemas-microsoft-com:office:office" xmlns:r="http://schemas.openxmlformats.org/officeDocument/2006/relationships" xmlns:m="http://schemas.openxmlformats.org/officeDocument/2006/math" xmlns:v="urn:schemas-microsoft-com:vml" xmlns:wp="http://schemas.openxmlformats.org/drawingml/2006/wordprocessingDrawing" xmlns:w10="urn:schemas-microsoft-com:office:word" xmlns:w="http://schemas.openxmlformats.org/wordprocessingml/2006/main" xmlns:wne="http://schemas.microsoft.com/office/word/2006/wordml">
-  <w:abstractNum w:abstractNumId="0">
+<w:numbering xmlns:wpc="http://schemas.microsoft.com/office/word/2010/wordprocessingCanvas" xmlns:cx="http://schemas.microsoft.com/office/drawing/2014/chartex" xmlns:cx1="http://schemas.microsoft.com/office/drawing/2015/9/8/chartex" xmlns:cx2="http://schemas.microsoft.com/office/drawing/2015/10/21/chartex" xmlns:cx3="http://schemas.microsoft.com/office/drawing/2016/5/9/chartex" xmlns:cx4="http://schemas.microsoft.com/office/drawing/2016/5/10/chartex" xmlns:cx5="http://schemas.microsoft.com/office/drawing/2016/5/11/chartex" xmlns:cx6="http://schemas.microsoft.com/office/drawing/2016/5/12/chartex" xmlns:cx7="http://schemas.microsoft.com/office/drawing/2016/5/13/chartex" xmlns:cx8="http://schemas.microsoft.com/office/drawing/2016/5/14/chartex" xmlns:mc="http://schemas.openxmlformats.org/markup-compatibility/2006" xmlns:aink="http://schemas.microsoft.com/office/drawing/2016/ink" xmlns:am3d="http://schemas.microsoft.com/office/drawing/2017/model3d" xmlns:o="urn:schemas-microsoft-com:office:office" xmlns:oel="http://schemas.microsoft.com/office/2019/extlst" xmlns:r="http://schemas.openxmlformats.org/officeDocument/2006/relationships" xmlns:m="http://schemas.openxmlformats.org/officeDocument/2006/math" xmlns:v="urn:schemas-microsoft-com:vml" xmlns:wp14="http://schemas.microsoft.com/office/word/2010/wordprocessingDrawing" xmlns:wp="http://schemas.openxmlformats.org/drawingml/2006/wordprocessingDrawing" xmlns:w10="urn:schemas-microsoft-com:office:word" xmlns:w="http://schemas.openxmlformats.org/wordprocessingml/2006/main" xmlns:w14="http://schemas.microsoft.com/office/word/2010/wordml" xmlns:w15="http://schemas.microsoft.com/office/word/2012/wordml" xmlns:w16cex="http://schemas.microsoft.com/office/word/2018/wordml/cex" xmlns:w16cid="http://schemas.microsoft.com/office/word/2016/wordml/cid" xmlns:w16="http://schemas.microsoft.com/office/word/2018/wordml" xmlns:w16du="http://schemas.microsoft.com/office/word/2023/wordml/word16du" xmlns:w16sdtdh="http://schemas.microsoft.com/office/word/2020/wordml/sdtdatahash" xmlns:w16sdtfl="http://schemas.microsoft.com/office/word/2024/wordml/sdtformatlock" xmlns:w16se="http://schemas.microsoft.com/office/word/2015/wordml/symex" xmlns:wpg="http://schemas.microsoft.com/office/word/2010/wordprocessingGroup" xmlns:wpi="http://schemas.microsoft.com/office/word/2010/wordprocessingInk" xmlns:wne="http://schemas.microsoft.com/office/word/2006/wordml" xmlns:wps="http://schemas.microsoft.com/office/word/2010/wordprocessingShape" mc:Ignorable="w14 w15 w16se w16cid w16 w16cex w16sdtdh w16sdtfl w16du wp14">
+  <w:abstractNum w:abstractNumId="0" w15:restartNumberingAfterBreak="0">
     <w:nsid w:val="00000001"/>
     <w:multiLevelType w:val="hybridMultilevel"/>
     <w:tmpl w:val="00000001"/>
-    <w:lvl w:ilvl="0">
+    <w:lvl w:ilvl="0" w:tplc="463A9D4A">
       <w:start w:val="1"/>
       <w:numFmt w:val="bullet"/>
       <w:lvlText w:val=""/>
@@ -3230,7 +2780,7 @@
         <w:rFonts w:ascii="Symbol" w:hAnsi="Symbol"/>
       </w:rPr>
     </w:lvl>
-    <w:lvl w:ilvl="1">
+    <w:lvl w:ilvl="1" w:tplc="C42A396C">
       <w:start w:val="1"/>
       <w:numFmt w:val="bullet"/>
       <w:lvlText w:val="o"/>
@@ -3245,7 +2795,7 @@
         <w:rFonts w:ascii="Courier New" w:hAnsi="Courier New"/>
       </w:rPr>
     </w:lvl>
-    <w:lvl w:ilvl="2">
+    <w:lvl w:ilvl="2" w:tplc="58181370">
       <w:start w:val="1"/>
       <w:numFmt w:val="bullet"/>
       <w:lvlText w:val=""/>
@@ -3260,7 +2810,7 @@
         <w:rFonts w:ascii="Wingdings" w:hAnsi="Wingdings"/>
       </w:rPr>
     </w:lvl>
-    <w:lvl w:ilvl="3">
+    <w:lvl w:ilvl="3" w:tplc="0DC817DE">
       <w:start w:val="1"/>
       <w:numFmt w:val="bullet"/>
       <w:lvlText w:val=""/>
@@ -3275,7 +2825,7 @@
         <w:rFonts w:ascii="Symbol" w:hAnsi="Symbol"/>
       </w:rPr>
     </w:lvl>
-    <w:lvl w:ilvl="4">
+    <w:lvl w:ilvl="4" w:tplc="FED4B4EC">
       <w:start w:val="1"/>
       <w:numFmt w:val="bullet"/>
       <w:lvlText w:val="o"/>
@@ -3290,7 +2840,7 @@
         <w:rFonts w:ascii="Courier New" w:hAnsi="Courier New"/>
       </w:rPr>
     </w:lvl>
-    <w:lvl w:ilvl="5">
+    <w:lvl w:ilvl="5" w:tplc="38FEE8B0">
       <w:start w:val="1"/>
       <w:numFmt w:val="bullet"/>
       <w:lvlText w:val=""/>
@@ -3305,7 +2855,7 @@
         <w:rFonts w:ascii="Wingdings" w:hAnsi="Wingdings"/>
       </w:rPr>
     </w:lvl>
-    <w:lvl w:ilvl="6">
+    <w:lvl w:ilvl="6" w:tplc="6F0A59F0">
       <w:start w:val="1"/>
       <w:numFmt w:val="bullet"/>
       <w:lvlText w:val=""/>
@@ -3320,7 +2870,7 @@
         <w:rFonts w:ascii="Symbol" w:hAnsi="Symbol"/>
       </w:rPr>
     </w:lvl>
-    <w:lvl w:ilvl="7">
+    <w:lvl w:ilvl="7" w:tplc="C0AE6670">
       <w:start w:val="1"/>
       <w:numFmt w:val="bullet"/>
       <w:lvlText w:val="o"/>
@@ -3335,7 +2885,7 @@
         <w:rFonts w:ascii="Courier New" w:hAnsi="Courier New"/>
       </w:rPr>
     </w:lvl>
-    <w:lvl w:ilvl="8">
+    <w:lvl w:ilvl="8" w:tplc="73EA688A">
       <w:start w:val="1"/>
       <w:numFmt w:val="bullet"/>
       <w:lvlText w:val=""/>
@@ -3351,11 +2901,11 @@
       </w:rPr>
     </w:lvl>
   </w:abstractNum>
-  <w:abstractNum w:abstractNumId="1">
+  <w:abstractNum w:abstractNumId="1" w15:restartNumberingAfterBreak="0">
     <w:nsid w:val="00000002"/>
     <w:multiLevelType w:val="hybridMultilevel"/>
     <w:tmpl w:val="00000002"/>
-    <w:lvl w:ilvl="0">
+    <w:lvl w:ilvl="0" w:tplc="D82CAE84">
       <w:start w:val="1"/>
       <w:numFmt w:val="bullet"/>
       <w:lvlText w:val=""/>
@@ -3367,7 +2917,7 @@
         <w:rFonts w:ascii="Symbol" w:hAnsi="Symbol"/>
       </w:rPr>
     </w:lvl>
-    <w:lvl w:ilvl="1">
+    <w:lvl w:ilvl="1" w:tplc="7FE26950">
       <w:start w:val="1"/>
       <w:numFmt w:val="bullet"/>
       <w:lvlText w:val="o"/>
@@ -3382,7 +2932,7 @@
         <w:rFonts w:ascii="Courier New" w:hAnsi="Courier New"/>
       </w:rPr>
     </w:lvl>
-    <w:lvl w:ilvl="2">
+    <w:lvl w:ilvl="2" w:tplc="A2F63BD0">
       <w:start w:val="1"/>
       <w:numFmt w:val="bullet"/>
       <w:lvlText w:val=""/>
@@ -3397,7 +2947,7 @@
         <w:rFonts w:ascii="Wingdings" w:hAnsi="Wingdings"/>
       </w:rPr>
     </w:lvl>
-    <w:lvl w:ilvl="3">
+    <w:lvl w:ilvl="3" w:tplc="1758CA08">
       <w:start w:val="1"/>
       <w:numFmt w:val="bullet"/>
       <w:lvlText w:val=""/>
@@ -3412,7 +2962,7 @@
         <w:rFonts w:ascii="Symbol" w:hAnsi="Symbol"/>
       </w:rPr>
     </w:lvl>
-    <w:lvl w:ilvl="4">
+    <w:lvl w:ilvl="4" w:tplc="0ACEE3E4">
       <w:start w:val="1"/>
       <w:numFmt w:val="bullet"/>
       <w:lvlText w:val="o"/>
@@ -3427,7 +2977,7 @@
         <w:rFonts w:ascii="Courier New" w:hAnsi="Courier New"/>
       </w:rPr>
     </w:lvl>
-    <w:lvl w:ilvl="5">
+    <w:lvl w:ilvl="5" w:tplc="415255A8">
       <w:start w:val="1"/>
       <w:numFmt w:val="bullet"/>
       <w:lvlText w:val=""/>
@@ -3442,7 +2992,7 @@
         <w:rFonts w:ascii="Wingdings" w:hAnsi="Wingdings"/>
       </w:rPr>
     </w:lvl>
-    <w:lvl w:ilvl="6">
+    <w:lvl w:ilvl="6" w:tplc="76B69EBA">
       <w:start w:val="1"/>
       <w:numFmt w:val="bullet"/>
       <w:lvlText w:val=""/>
@@ -3457,7 +3007,7 @@
         <w:rFonts w:ascii="Symbol" w:hAnsi="Symbol"/>
       </w:rPr>
     </w:lvl>
-    <w:lvl w:ilvl="7">
+    <w:lvl w:ilvl="7" w:tplc="D048132C">
       <w:start w:val="1"/>
       <w:numFmt w:val="bullet"/>
       <w:lvlText w:val="o"/>
@@ -3472,7 +3022,7 @@
         <w:rFonts w:ascii="Courier New" w:hAnsi="Courier New"/>
       </w:rPr>
     </w:lvl>
-    <w:lvl w:ilvl="8">
+    <w:lvl w:ilvl="8" w:tplc="02D86A32">
       <w:start w:val="1"/>
       <w:numFmt w:val="bullet"/>
       <w:lvlText w:val=""/>
@@ -3488,11 +3038,11 @@
       </w:rPr>
     </w:lvl>
   </w:abstractNum>
-  <w:abstractNum w:abstractNumId="2">
+  <w:abstractNum w:abstractNumId="2" w15:restartNumberingAfterBreak="0">
     <w:nsid w:val="00000003"/>
     <w:multiLevelType w:val="hybridMultilevel"/>
     <w:tmpl w:val="00000003"/>
-    <w:lvl w:ilvl="0">
+    <w:lvl w:ilvl="0" w:tplc="0F2EC31E">
       <w:start w:val="1"/>
       <w:numFmt w:val="bullet"/>
       <w:lvlText w:val=""/>
@@ -3504,7 +3054,7 @@
         <w:rFonts w:ascii="Symbol" w:hAnsi="Symbol"/>
       </w:rPr>
     </w:lvl>
-    <w:lvl w:ilvl="1">
+    <w:lvl w:ilvl="1" w:tplc="0DF820B8">
       <w:start w:val="1"/>
       <w:numFmt w:val="bullet"/>
       <w:lvlText w:val="o"/>
@@ -3519,7 +3069,7 @@
         <w:rFonts w:ascii="Courier New" w:hAnsi="Courier New"/>
       </w:rPr>
     </w:lvl>
-    <w:lvl w:ilvl="2">
+    <w:lvl w:ilvl="2" w:tplc="A5342B70">
       <w:start w:val="1"/>
       <w:numFmt w:val="bullet"/>
       <w:lvlText w:val=""/>
@@ -3534,7 +3084,7 @@
         <w:rFonts w:ascii="Wingdings" w:hAnsi="Wingdings"/>
       </w:rPr>
     </w:lvl>
-    <w:lvl w:ilvl="3">
+    <w:lvl w:ilvl="3" w:tplc="C1BE13E4">
       <w:start w:val="1"/>
       <w:numFmt w:val="bullet"/>
       <w:lvlText w:val=""/>
@@ -3549,7 +3099,7 @@
         <w:rFonts w:ascii="Symbol" w:hAnsi="Symbol"/>
       </w:rPr>
     </w:lvl>
-    <w:lvl w:ilvl="4">
+    <w:lvl w:ilvl="4" w:tplc="6BD42206">
       <w:start w:val="1"/>
       <w:numFmt w:val="bullet"/>
       <w:lvlText w:val="o"/>
@@ -3564,7 +3114,7 @@
         <w:rFonts w:ascii="Courier New" w:hAnsi="Courier New"/>
       </w:rPr>
     </w:lvl>
-    <w:lvl w:ilvl="5">
+    <w:lvl w:ilvl="5" w:tplc="8D0C81A2">
       <w:start w:val="1"/>
       <w:numFmt w:val="bullet"/>
       <w:lvlText w:val=""/>
@@ -3579,7 +3129,7 @@
         <w:rFonts w:ascii="Wingdings" w:hAnsi="Wingdings"/>
       </w:rPr>
     </w:lvl>
-    <w:lvl w:ilvl="6">
+    <w:lvl w:ilvl="6" w:tplc="CBC876DE">
       <w:start w:val="1"/>
       <w:numFmt w:val="bullet"/>
       <w:lvlText w:val=""/>
@@ -3594,7 +3144,7 @@
         <w:rFonts w:ascii="Symbol" w:hAnsi="Symbol"/>
       </w:rPr>
     </w:lvl>
-    <w:lvl w:ilvl="7">
+    <w:lvl w:ilvl="7" w:tplc="812853B0">
       <w:start w:val="1"/>
       <w:numFmt w:val="bullet"/>
       <w:lvlText w:val="o"/>
@@ -3609,7 +3159,7 @@
         <w:rFonts w:ascii="Courier New" w:hAnsi="Courier New"/>
       </w:rPr>
     </w:lvl>
-    <w:lvl w:ilvl="8">
+    <w:lvl w:ilvl="8" w:tplc="F8CE818C">
       <w:start w:val="1"/>
       <w:numFmt w:val="bullet"/>
       <w:lvlText w:val=""/>
@@ -3625,11 +3175,11 @@
       </w:rPr>
     </w:lvl>
   </w:abstractNum>
-  <w:abstractNum w:abstractNumId="3">
+  <w:abstractNum w:abstractNumId="3" w15:restartNumberingAfterBreak="0">
     <w:nsid w:val="00000004"/>
     <w:multiLevelType w:val="hybridMultilevel"/>
     <w:tmpl w:val="00000004"/>
-    <w:lvl w:ilvl="0">
+    <w:lvl w:ilvl="0" w:tplc="8124B3C0">
       <w:start w:val="1"/>
       <w:numFmt w:val="bullet"/>
       <w:lvlText w:val=""/>
@@ -3641,7 +3191,7 @@
         <w:rFonts w:ascii="Symbol" w:hAnsi="Symbol"/>
       </w:rPr>
     </w:lvl>
-    <w:lvl w:ilvl="1">
+    <w:lvl w:ilvl="1" w:tplc="63809CC2">
       <w:start w:val="1"/>
       <w:numFmt w:val="bullet"/>
       <w:lvlText w:val="o"/>
@@ -3656,7 +3206,7 @@
         <w:rFonts w:ascii="Courier New" w:hAnsi="Courier New"/>
       </w:rPr>
     </w:lvl>
-    <w:lvl w:ilvl="2">
+    <w:lvl w:ilvl="2" w:tplc="49A82370">
       <w:start w:val="1"/>
       <w:numFmt w:val="bullet"/>
       <w:lvlText w:val=""/>
@@ -3671,7 +3221,7 @@
         <w:rFonts w:ascii="Wingdings" w:hAnsi="Wingdings"/>
       </w:rPr>
     </w:lvl>
-    <w:lvl w:ilvl="3">
+    <w:lvl w:ilvl="3" w:tplc="C458DD92">
       <w:start w:val="1"/>
       <w:numFmt w:val="bullet"/>
       <w:lvlText w:val=""/>
@@ -3686,7 +3236,7 @@
         <w:rFonts w:ascii="Symbol" w:hAnsi="Symbol"/>
       </w:rPr>
     </w:lvl>
-    <w:lvl w:ilvl="4">
+    <w:lvl w:ilvl="4" w:tplc="C506031E">
       <w:start w:val="1"/>
       <w:numFmt w:val="bullet"/>
       <w:lvlText w:val="o"/>
@@ -3701,7 +3251,7 @@
         <w:rFonts w:ascii="Courier New" w:hAnsi="Courier New"/>
       </w:rPr>
     </w:lvl>
-    <w:lvl w:ilvl="5">
+    <w:lvl w:ilvl="5" w:tplc="EB0A8070">
       <w:start w:val="1"/>
       <w:numFmt w:val="bullet"/>
       <w:lvlText w:val=""/>
@@ -3716,7 +3266,7 @@
         <w:rFonts w:ascii="Wingdings" w:hAnsi="Wingdings"/>
       </w:rPr>
     </w:lvl>
-    <w:lvl w:ilvl="6">
+    <w:lvl w:ilvl="6" w:tplc="ECEA6B66">
       <w:start w:val="1"/>
       <w:numFmt w:val="bullet"/>
       <w:lvlText w:val=""/>
@@ -3731,7 +3281,7 @@
         <w:rFonts w:ascii="Symbol" w:hAnsi="Symbol"/>
       </w:rPr>
     </w:lvl>
-    <w:lvl w:ilvl="7">
+    <w:lvl w:ilvl="7" w:tplc="8F02B558">
       <w:start w:val="1"/>
       <w:numFmt w:val="bullet"/>
       <w:lvlText w:val="o"/>
@@ -3746,7 +3296,7 @@
         <w:rFonts w:ascii="Courier New" w:hAnsi="Courier New"/>
       </w:rPr>
     </w:lvl>
-    <w:lvl w:ilvl="8">
+    <w:lvl w:ilvl="8" w:tplc="767E249E">
       <w:start w:val="1"/>
       <w:numFmt w:val="bullet"/>
       <w:lvlText w:val=""/>
@@ -3762,11 +3312,11 @@
       </w:rPr>
     </w:lvl>
   </w:abstractNum>
-  <w:abstractNum w:abstractNumId="4">
+  <w:abstractNum w:abstractNumId="4" w15:restartNumberingAfterBreak="0">
     <w:nsid w:val="00000005"/>
     <w:multiLevelType w:val="hybridMultilevel"/>
     <w:tmpl w:val="00000005"/>
-    <w:lvl w:ilvl="0">
+    <w:lvl w:ilvl="0" w:tplc="023866C6">
       <w:start w:val="1"/>
       <w:numFmt w:val="bullet"/>
       <w:lvlText w:val=""/>
@@ -3778,7 +3328,7 @@
         <w:rFonts w:ascii="Symbol" w:hAnsi="Symbol"/>
       </w:rPr>
     </w:lvl>
-    <w:lvl w:ilvl="1">
+    <w:lvl w:ilvl="1" w:tplc="4508AB28">
       <w:start w:val="1"/>
       <w:numFmt w:val="bullet"/>
       <w:lvlText w:val="o"/>
@@ -3793,7 +3343,7 @@
         <w:rFonts w:ascii="Courier New" w:hAnsi="Courier New"/>
       </w:rPr>
     </w:lvl>
-    <w:lvl w:ilvl="2">
+    <w:lvl w:ilvl="2" w:tplc="9E48AA1C">
       <w:start w:val="1"/>
       <w:numFmt w:val="bullet"/>
       <w:lvlText w:val=""/>
@@ -3808,7 +3358,7 @@
         <w:rFonts w:ascii="Wingdings" w:hAnsi="Wingdings"/>
       </w:rPr>
     </w:lvl>
-    <w:lvl w:ilvl="3">
+    <w:lvl w:ilvl="3" w:tplc="8B3AB5C2">
       <w:start w:val="1"/>
       <w:numFmt w:val="bullet"/>
       <w:lvlText w:val=""/>
@@ -3823,7 +3373,7 @@
         <w:rFonts w:ascii="Symbol" w:hAnsi="Symbol"/>
       </w:rPr>
     </w:lvl>
-    <w:lvl w:ilvl="4">
+    <w:lvl w:ilvl="4" w:tplc="67382570">
       <w:start w:val="1"/>
       <w:numFmt w:val="bullet"/>
       <w:lvlText w:val="o"/>
@@ -3838,7 +3388,7 @@
         <w:rFonts w:ascii="Courier New" w:hAnsi="Courier New"/>
       </w:rPr>
     </w:lvl>
-    <w:lvl w:ilvl="5">
+    <w:lvl w:ilvl="5" w:tplc="B202A388">
       <w:start w:val="1"/>
       <w:numFmt w:val="bullet"/>
       <w:lvlText w:val=""/>
@@ -3853,7 +3403,7 @@
         <w:rFonts w:ascii="Wingdings" w:hAnsi="Wingdings"/>
       </w:rPr>
     </w:lvl>
-    <w:lvl w:ilvl="6">
+    <w:lvl w:ilvl="6" w:tplc="1408CBC4">
       <w:start w:val="1"/>
       <w:numFmt w:val="bullet"/>
       <w:lvlText w:val=""/>
@@ -3868,7 +3418,7 @@
         <w:rFonts w:ascii="Symbol" w:hAnsi="Symbol"/>
       </w:rPr>
     </w:lvl>
-    <w:lvl w:ilvl="7">
+    <w:lvl w:ilvl="7" w:tplc="CA54A888">
       <w:start w:val="1"/>
       <w:numFmt w:val="bullet"/>
       <w:lvlText w:val="o"/>
@@ -3883,7 +3433,7 @@
         <w:rFonts w:ascii="Courier New" w:hAnsi="Courier New"/>
       </w:rPr>
     </w:lvl>
-    <w:lvl w:ilvl="8">
+    <w:lvl w:ilvl="8" w:tplc="0018147E">
       <w:start w:val="1"/>
       <w:numFmt w:val="bullet"/>
       <w:lvlText w:val=""/>
@@ -3899,11 +3449,11 @@
       </w:rPr>
     </w:lvl>
   </w:abstractNum>
-  <w:abstractNum w:abstractNumId="5">
+  <w:abstractNum w:abstractNumId="5" w15:restartNumberingAfterBreak="0">
     <w:nsid w:val="00000006"/>
     <w:multiLevelType w:val="hybridMultilevel"/>
     <w:tmpl w:val="00000006"/>
-    <w:lvl w:ilvl="0">
+    <w:lvl w:ilvl="0" w:tplc="F5F8C08A">
       <w:start w:val="1"/>
       <w:numFmt w:val="bullet"/>
       <w:lvlText w:val=""/>
@@ -3915,7 +3465,7 @@
         <w:rFonts w:ascii="Symbol" w:hAnsi="Symbol"/>
       </w:rPr>
     </w:lvl>
-    <w:lvl w:ilvl="1">
+    <w:lvl w:ilvl="1" w:tplc="17929654">
       <w:start w:val="1"/>
       <w:numFmt w:val="bullet"/>
       <w:lvlText w:val="o"/>
@@ -3930,7 +3480,7 @@
         <w:rFonts w:ascii="Courier New" w:hAnsi="Courier New"/>
       </w:rPr>
     </w:lvl>
-    <w:lvl w:ilvl="2">
+    <w:lvl w:ilvl="2" w:tplc="91F4B2DC">
       <w:start w:val="1"/>
       <w:numFmt w:val="bullet"/>
       <w:lvlText w:val=""/>
@@ -3945,7 +3495,7 @@
         <w:rFonts w:ascii="Wingdings" w:hAnsi="Wingdings"/>
       </w:rPr>
     </w:lvl>
-    <w:lvl w:ilvl="3">
+    <w:lvl w:ilvl="3" w:tplc="1B84D8D2">
       <w:start w:val="1"/>
       <w:numFmt w:val="bullet"/>
       <w:lvlText w:val=""/>
@@ -3960,7 +3510,7 @@
         <w:rFonts w:ascii="Symbol" w:hAnsi="Symbol"/>
       </w:rPr>
     </w:lvl>
-    <w:lvl w:ilvl="4">
+    <w:lvl w:ilvl="4" w:tplc="712877DE">
       <w:start w:val="1"/>
       <w:numFmt w:val="bullet"/>
       <w:lvlText w:val="o"/>
@@ -3975,7 +3525,7 @@
         <w:rFonts w:ascii="Courier New" w:hAnsi="Courier New"/>
       </w:rPr>
     </w:lvl>
-    <w:lvl w:ilvl="5">
+    <w:lvl w:ilvl="5" w:tplc="F85431C4">
       <w:start w:val="1"/>
       <w:numFmt w:val="bullet"/>
       <w:lvlText w:val=""/>
@@ -3990,7 +3540,7 @@
         <w:rFonts w:ascii="Wingdings" w:hAnsi="Wingdings"/>
       </w:rPr>
     </w:lvl>
-    <w:lvl w:ilvl="6">
+    <w:lvl w:ilvl="6" w:tplc="7ADE34D6">
       <w:start w:val="1"/>
       <w:numFmt w:val="bullet"/>
       <w:lvlText w:val=""/>
@@ -4005,7 +3555,7 @@
         <w:rFonts w:ascii="Symbol" w:hAnsi="Symbol"/>
       </w:rPr>
     </w:lvl>
-    <w:lvl w:ilvl="7">
+    <w:lvl w:ilvl="7" w:tplc="64C65E0A">
       <w:start w:val="1"/>
       <w:numFmt w:val="bullet"/>
       <w:lvlText w:val="o"/>
@@ -4020,7 +3570,7 @@
         <w:rFonts w:ascii="Courier New" w:hAnsi="Courier New"/>
       </w:rPr>
     </w:lvl>
-    <w:lvl w:ilvl="8">
+    <w:lvl w:ilvl="8" w:tplc="32CE4ED4">
       <w:start w:val="1"/>
       <w:numFmt w:val="bullet"/>
       <w:lvlText w:val=""/>
@@ -4036,11 +3586,11 @@
       </w:rPr>
     </w:lvl>
   </w:abstractNum>
-  <w:abstractNum w:abstractNumId="6">
+  <w:abstractNum w:abstractNumId="6" w15:restartNumberingAfterBreak="0">
     <w:nsid w:val="00000007"/>
     <w:multiLevelType w:val="hybridMultilevel"/>
     <w:tmpl w:val="00000007"/>
-    <w:lvl w:ilvl="0">
+    <w:lvl w:ilvl="0" w:tplc="73B444C8">
       <w:start w:val="1"/>
       <w:numFmt w:val="bullet"/>
       <w:lvlText w:val=""/>
@@ -4052,7 +3602,7 @@
         <w:rFonts w:ascii="Symbol" w:hAnsi="Symbol"/>
       </w:rPr>
     </w:lvl>
-    <w:lvl w:ilvl="1">
+    <w:lvl w:ilvl="1" w:tplc="F93E44DE">
       <w:start w:val="1"/>
       <w:numFmt w:val="bullet"/>
       <w:lvlText w:val="o"/>
@@ -4067,7 +3617,7 @@
         <w:rFonts w:ascii="Courier New" w:hAnsi="Courier New"/>
       </w:rPr>
     </w:lvl>
-    <w:lvl w:ilvl="2">
+    <w:lvl w:ilvl="2" w:tplc="61D21700">
       <w:start w:val="1"/>
       <w:numFmt w:val="bullet"/>
       <w:lvlText w:val=""/>
@@ -4082,7 +3632,7 @@
         <w:rFonts w:ascii="Wingdings" w:hAnsi="Wingdings"/>
       </w:rPr>
     </w:lvl>
-    <w:lvl w:ilvl="3">
+    <w:lvl w:ilvl="3" w:tplc="CE80A238">
       <w:start w:val="1"/>
       <w:numFmt w:val="bullet"/>
       <w:lvlText w:val=""/>
@@ -4097,7 +3647,7 @@
         <w:rFonts w:ascii="Symbol" w:hAnsi="Symbol"/>
       </w:rPr>
     </w:lvl>
-    <w:lvl w:ilvl="4">
+    <w:lvl w:ilvl="4" w:tplc="E280FC1E">
       <w:start w:val="1"/>
       <w:numFmt w:val="bullet"/>
       <w:lvlText w:val="o"/>
@@ -4112,7 +3662,7 @@
         <w:rFonts w:ascii="Courier New" w:hAnsi="Courier New"/>
       </w:rPr>
     </w:lvl>
-    <w:lvl w:ilvl="5">
+    <w:lvl w:ilvl="5" w:tplc="9C8AD08C">
       <w:start w:val="1"/>
       <w:numFmt w:val="bullet"/>
       <w:lvlText w:val=""/>
@@ -4127,7 +3677,7 @@
         <w:rFonts w:ascii="Wingdings" w:hAnsi="Wingdings"/>
       </w:rPr>
     </w:lvl>
-    <w:lvl w:ilvl="6">
+    <w:lvl w:ilvl="6" w:tplc="41C80AC8">
       <w:start w:val="1"/>
       <w:numFmt w:val="bullet"/>
       <w:lvlText w:val=""/>
@@ -4142,7 +3692,7 @@
         <w:rFonts w:ascii="Symbol" w:hAnsi="Symbol"/>
       </w:rPr>
     </w:lvl>
-    <w:lvl w:ilvl="7">
+    <w:lvl w:ilvl="7" w:tplc="EE28252A">
       <w:start w:val="1"/>
       <w:numFmt w:val="bullet"/>
       <w:lvlText w:val="o"/>
@@ -4157,7 +3707,7 @@
         <w:rFonts w:ascii="Courier New" w:hAnsi="Courier New"/>
       </w:rPr>
     </w:lvl>
-    <w:lvl w:ilvl="8">
+    <w:lvl w:ilvl="8" w:tplc="309409CC">
       <w:start w:val="1"/>
       <w:numFmt w:val="bullet"/>
       <w:lvlText w:val=""/>
@@ -4173,11 +3723,11 @@
       </w:rPr>
     </w:lvl>
   </w:abstractNum>
-  <w:abstractNum w:abstractNumId="7">
+  <w:abstractNum w:abstractNumId="7" w15:restartNumberingAfterBreak="0">
     <w:nsid w:val="00000008"/>
     <w:multiLevelType w:val="hybridMultilevel"/>
     <w:tmpl w:val="00000008"/>
-    <w:lvl w:ilvl="0">
+    <w:lvl w:ilvl="0" w:tplc="7AAA305C">
       <w:start w:val="1"/>
       <w:numFmt w:val="bullet"/>
       <w:lvlText w:val=""/>
@@ -4189,7 +3739,7 @@
         <w:rFonts w:ascii="Symbol" w:hAnsi="Symbol"/>
       </w:rPr>
     </w:lvl>
-    <w:lvl w:ilvl="1">
+    <w:lvl w:ilvl="1" w:tplc="AEF2E4B6">
       <w:start w:val="1"/>
       <w:numFmt w:val="bullet"/>
       <w:lvlText w:val="o"/>
@@ -4204,7 +3754,7 @@
         <w:rFonts w:ascii="Courier New" w:hAnsi="Courier New"/>
       </w:rPr>
     </w:lvl>
-    <w:lvl w:ilvl="2">
+    <w:lvl w:ilvl="2" w:tplc="C6ECF34C">
       <w:start w:val="1"/>
       <w:numFmt w:val="bullet"/>
       <w:lvlText w:val=""/>
@@ -4219,7 +3769,7 @@
         <w:rFonts w:ascii="Wingdings" w:hAnsi="Wingdings"/>
       </w:rPr>
     </w:lvl>
-    <w:lvl w:ilvl="3">
+    <w:lvl w:ilvl="3" w:tplc="69DEE498">
       <w:start w:val="1"/>
       <w:numFmt w:val="bullet"/>
       <w:lvlText w:val=""/>
@@ -4234,7 +3784,7 @@
         <w:rFonts w:ascii="Symbol" w:hAnsi="Symbol"/>
       </w:rPr>
     </w:lvl>
-    <w:lvl w:ilvl="4">
+    <w:lvl w:ilvl="4" w:tplc="26EEE582">
       <w:start w:val="1"/>
       <w:numFmt w:val="bullet"/>
       <w:lvlText w:val="o"/>
@@ -4249,7 +3799,7 @@
         <w:rFonts w:ascii="Courier New" w:hAnsi="Courier New"/>
       </w:rPr>
     </w:lvl>
-    <w:lvl w:ilvl="5">
+    <w:lvl w:ilvl="5" w:tplc="328C9EB6">
       <w:start w:val="1"/>
       <w:numFmt w:val="bullet"/>
       <w:lvlText w:val=""/>
@@ -4264,7 +3814,7 @@
         <w:rFonts w:ascii="Wingdings" w:hAnsi="Wingdings"/>
       </w:rPr>
     </w:lvl>
-    <w:lvl w:ilvl="6">
+    <w:lvl w:ilvl="6" w:tplc="3DD81B30">
       <w:start w:val="1"/>
       <w:numFmt w:val="bullet"/>
       <w:lvlText w:val=""/>
@@ -4279,7 +3829,7 @@
         <w:rFonts w:ascii="Symbol" w:hAnsi="Symbol"/>
       </w:rPr>
     </w:lvl>
-    <w:lvl w:ilvl="7">
+    <w:lvl w:ilvl="7" w:tplc="42B80EA8">
       <w:start w:val="1"/>
       <w:numFmt w:val="bullet"/>
       <w:lvlText w:val="o"/>
@@ -4294,7 +3844,7 @@
         <w:rFonts w:ascii="Courier New" w:hAnsi="Courier New"/>
       </w:rPr>
     </w:lvl>
-    <w:lvl w:ilvl="8">
+    <w:lvl w:ilvl="8" w:tplc="C29EC43A">
       <w:start w:val="1"/>
       <w:numFmt w:val="bullet"/>
       <w:lvlText w:val=""/>
@@ -4310,11 +3860,11 @@
       </w:rPr>
     </w:lvl>
   </w:abstractNum>
-  <w:abstractNum w:abstractNumId="8">
+  <w:abstractNum w:abstractNumId="8" w15:restartNumberingAfterBreak="0">
     <w:nsid w:val="00000009"/>
     <w:multiLevelType w:val="hybridMultilevel"/>
     <w:tmpl w:val="00000009"/>
-    <w:lvl w:ilvl="0">
+    <w:lvl w:ilvl="0" w:tplc="33E4279C">
       <w:start w:val="1"/>
       <w:numFmt w:val="bullet"/>
       <w:lvlText w:val=""/>
@@ -4326,7 +3876,7 @@
         <w:rFonts w:ascii="Symbol" w:hAnsi="Symbol"/>
       </w:rPr>
     </w:lvl>
-    <w:lvl w:ilvl="1">
+    <w:lvl w:ilvl="1" w:tplc="F2EC1114">
       <w:start w:val="1"/>
       <w:numFmt w:val="bullet"/>
       <w:lvlText w:val="o"/>
@@ -4341,7 +3891,7 @@
         <w:rFonts w:ascii="Courier New" w:hAnsi="Courier New"/>
       </w:rPr>
     </w:lvl>
-    <w:lvl w:ilvl="2">
+    <w:lvl w:ilvl="2" w:tplc="9738DC46">
       <w:start w:val="1"/>
       <w:numFmt w:val="bullet"/>
       <w:lvlText w:val=""/>
@@ -4356,7 +3906,7 @@
         <w:rFonts w:ascii="Wingdings" w:hAnsi="Wingdings"/>
       </w:rPr>
     </w:lvl>
-    <w:lvl w:ilvl="3">
+    <w:lvl w:ilvl="3" w:tplc="FAEAA976">
       <w:start w:val="1"/>
       <w:numFmt w:val="bullet"/>
       <w:lvlText w:val=""/>
@@ -4371,7 +3921,7 @@
         <w:rFonts w:ascii="Symbol" w:hAnsi="Symbol"/>
       </w:rPr>
     </w:lvl>
-    <w:lvl w:ilvl="4">
+    <w:lvl w:ilvl="4" w:tplc="B5424CEE">
       <w:start w:val="1"/>
       <w:numFmt w:val="bullet"/>
       <w:lvlText w:val="o"/>
@@ -4386,7 +3936,7 @@
         <w:rFonts w:ascii="Courier New" w:hAnsi="Courier New"/>
       </w:rPr>
     </w:lvl>
-    <w:lvl w:ilvl="5">
+    <w:lvl w:ilvl="5" w:tplc="C60C6F6C">
       <w:start w:val="1"/>
       <w:numFmt w:val="bullet"/>
       <w:lvlText w:val=""/>
@@ -4401,7 +3951,7 @@
         <w:rFonts w:ascii="Wingdings" w:hAnsi="Wingdings"/>
       </w:rPr>
     </w:lvl>
-    <w:lvl w:ilvl="6">
+    <w:lvl w:ilvl="6" w:tplc="F54E57EE">
       <w:start w:val="1"/>
       <w:numFmt w:val="bullet"/>
       <w:lvlText w:val=""/>
@@ -4416,7 +3966,7 @@
         <w:rFonts w:ascii="Symbol" w:hAnsi="Symbol"/>
       </w:rPr>
     </w:lvl>
-    <w:lvl w:ilvl="7">
+    <w:lvl w:ilvl="7" w:tplc="C1BCF68E">
       <w:start w:val="1"/>
       <w:numFmt w:val="bullet"/>
       <w:lvlText w:val="o"/>
@@ -4431,7 +3981,7 @@
         <w:rFonts w:ascii="Courier New" w:hAnsi="Courier New"/>
       </w:rPr>
     </w:lvl>
-    <w:lvl w:ilvl="8">
+    <w:lvl w:ilvl="8" w:tplc="2BA82CF6">
       <w:start w:val="1"/>
       <w:numFmt w:val="bullet"/>
       <w:lvlText w:val=""/>
@@ -4447,11 +3997,11 @@
       </w:rPr>
     </w:lvl>
   </w:abstractNum>
-  <w:abstractNum w:abstractNumId="9">
+  <w:abstractNum w:abstractNumId="9" w15:restartNumberingAfterBreak="0">
     <w:nsid w:val="0000000A"/>
     <w:multiLevelType w:val="hybridMultilevel"/>
     <w:tmpl w:val="0000000A"/>
-    <w:lvl w:ilvl="0">
+    <w:lvl w:ilvl="0" w:tplc="75C44B7E">
       <w:start w:val="1"/>
       <w:numFmt w:val="bullet"/>
       <w:lvlText w:val=""/>
@@ -4463,7 +4013,7 @@
         <w:rFonts w:ascii="Symbol" w:hAnsi="Symbol"/>
       </w:rPr>
     </w:lvl>
-    <w:lvl w:ilvl="1">
+    <w:lvl w:ilvl="1" w:tplc="8B2235DE">
       <w:start w:val="1"/>
       <w:numFmt w:val="bullet"/>
       <w:lvlText w:val="o"/>
@@ -4478,7 +4028,7 @@
         <w:rFonts w:ascii="Courier New" w:hAnsi="Courier New"/>
       </w:rPr>
     </w:lvl>
-    <w:lvl w:ilvl="2">
+    <w:lvl w:ilvl="2" w:tplc="184A467A">
       <w:start w:val="1"/>
       <w:numFmt w:val="bullet"/>
       <w:lvlText w:val=""/>
@@ -4493,7 +4043,7 @@
         <w:rFonts w:ascii="Wingdings" w:hAnsi="Wingdings"/>
       </w:rPr>
     </w:lvl>
-    <w:lvl w:ilvl="3">
+    <w:lvl w:ilvl="3" w:tplc="1A743518">
       <w:start w:val="1"/>
       <w:numFmt w:val="bullet"/>
       <w:lvlText w:val=""/>
@@ -4508,7 +4058,7 @@
         <w:rFonts w:ascii="Symbol" w:hAnsi="Symbol"/>
       </w:rPr>
     </w:lvl>
-    <w:lvl w:ilvl="4">
+    <w:lvl w:ilvl="4" w:tplc="463E3F80">
       <w:start w:val="1"/>
       <w:numFmt w:val="bullet"/>
       <w:lvlText w:val="o"/>
@@ -4523,7 +4073,7 @@
         <w:rFonts w:ascii="Courier New" w:hAnsi="Courier New"/>
       </w:rPr>
     </w:lvl>
-    <w:lvl w:ilvl="5">
+    <w:lvl w:ilvl="5" w:tplc="8B80369A">
       <w:start w:val="1"/>
       <w:numFmt w:val="bullet"/>
       <w:lvlText w:val=""/>
@@ -4538,7 +4088,7 @@
         <w:rFonts w:ascii="Wingdings" w:hAnsi="Wingdings"/>
       </w:rPr>
     </w:lvl>
-    <w:lvl w:ilvl="6">
+    <w:lvl w:ilvl="6" w:tplc="FADEBD26">
       <w:start w:val="1"/>
       <w:numFmt w:val="bullet"/>
       <w:lvlText w:val=""/>
@@ -4553,7 +4103,7 @@
         <w:rFonts w:ascii="Symbol" w:hAnsi="Symbol"/>
       </w:rPr>
     </w:lvl>
-    <w:lvl w:ilvl="7">
+    <w:lvl w:ilvl="7" w:tplc="E06E5960">
       <w:start w:val="1"/>
       <w:numFmt w:val="bullet"/>
       <w:lvlText w:val="o"/>
@@ -4568,7 +4118,7 @@
         <w:rFonts w:ascii="Courier New" w:hAnsi="Courier New"/>
       </w:rPr>
     </w:lvl>
-    <w:lvl w:ilvl="8">
+    <w:lvl w:ilvl="8" w:tplc="1C2E853E">
       <w:start w:val="1"/>
       <w:numFmt w:val="bullet"/>
       <w:lvlText w:val=""/>
@@ -4584,11 +4134,11 @@
       </w:rPr>
     </w:lvl>
   </w:abstractNum>
-  <w:abstractNum w:abstractNumId="10">
+  <w:abstractNum w:abstractNumId="10" w15:restartNumberingAfterBreak="0">
     <w:nsid w:val="0000000B"/>
     <w:multiLevelType w:val="hybridMultilevel"/>
     <w:tmpl w:val="0000000B"/>
-    <w:lvl w:ilvl="0">
+    <w:lvl w:ilvl="0" w:tplc="7D4E7A88">
       <w:start w:val="1"/>
       <w:numFmt w:val="bullet"/>
       <w:lvlText w:val=""/>
@@ -4600,7 +4150,7 @@
         <w:rFonts w:ascii="Symbol" w:hAnsi="Symbol"/>
       </w:rPr>
     </w:lvl>
-    <w:lvl w:ilvl="1">
+    <w:lvl w:ilvl="1" w:tplc="149AB87C">
       <w:start w:val="1"/>
       <w:numFmt w:val="bullet"/>
       <w:lvlText w:val="o"/>
@@ -4615,7 +4165,7 @@
         <w:rFonts w:ascii="Courier New" w:hAnsi="Courier New"/>
       </w:rPr>
     </w:lvl>
-    <w:lvl w:ilvl="2">
+    <w:lvl w:ilvl="2" w:tplc="FEAA51BA">
       <w:start w:val="1"/>
       <w:numFmt w:val="bullet"/>
       <w:lvlText w:val=""/>
@@ -4630,7 +4180,7 @@
         <w:rFonts w:ascii="Wingdings" w:hAnsi="Wingdings"/>
       </w:rPr>
     </w:lvl>
-    <w:lvl w:ilvl="3">
+    <w:lvl w:ilvl="3" w:tplc="D7FA4B80">
       <w:start w:val="1"/>
       <w:numFmt w:val="bullet"/>
       <w:lvlText w:val=""/>
@@ -4645,7 +4195,7 @@
         <w:rFonts w:ascii="Symbol" w:hAnsi="Symbol"/>
       </w:rPr>
     </w:lvl>
-    <w:lvl w:ilvl="4">
+    <w:lvl w:ilvl="4" w:tplc="F1144B1A">
       <w:start w:val="1"/>
       <w:numFmt w:val="bullet"/>
       <w:lvlText w:val="o"/>
@@ -4660,7 +4210,7 @@
         <w:rFonts w:ascii="Courier New" w:hAnsi="Courier New"/>
       </w:rPr>
     </w:lvl>
-    <w:lvl w:ilvl="5">
+    <w:lvl w:ilvl="5" w:tplc="9B163DC2">
       <w:start w:val="1"/>
       <w:numFmt w:val="bullet"/>
       <w:lvlText w:val=""/>
@@ -4675,7 +4225,7 @@
         <w:rFonts w:ascii="Wingdings" w:hAnsi="Wingdings"/>
       </w:rPr>
     </w:lvl>
-    <w:lvl w:ilvl="6">
+    <w:lvl w:ilvl="6" w:tplc="CF3E3ACA">
       <w:start w:val="1"/>
       <w:numFmt w:val="bullet"/>
       <w:lvlText w:val=""/>
@@ -4690,7 +4240,7 @@
         <w:rFonts w:ascii="Symbol" w:hAnsi="Symbol"/>
       </w:rPr>
     </w:lvl>
-    <w:lvl w:ilvl="7">
+    <w:lvl w:ilvl="7" w:tplc="CFCA257E">
       <w:start w:val="1"/>
       <w:numFmt w:val="bullet"/>
       <w:lvlText w:val="o"/>
@@ -4705,7 +4255,7 @@
         <w:rFonts w:ascii="Courier New" w:hAnsi="Courier New"/>
       </w:rPr>
     </w:lvl>
-    <w:lvl w:ilvl="8">
+    <w:lvl w:ilvl="8" w:tplc="A89626E4">
       <w:start w:val="1"/>
       <w:numFmt w:val="bullet"/>
       <w:lvlText w:val=""/>
@@ -4721,11 +4271,11 @@
       </w:rPr>
     </w:lvl>
   </w:abstractNum>
-  <w:abstractNum w:abstractNumId="11">
+  <w:abstractNum w:abstractNumId="11" w15:restartNumberingAfterBreak="0">
     <w:nsid w:val="0000000C"/>
     <w:multiLevelType w:val="hybridMultilevel"/>
     <w:tmpl w:val="0000000C"/>
-    <w:lvl w:ilvl="0">
+    <w:lvl w:ilvl="0" w:tplc="26D2BE26">
       <w:start w:val="1"/>
       <w:numFmt w:val="bullet"/>
       <w:lvlText w:val=""/>
@@ -4737,7 +4287,7 @@
         <w:rFonts w:ascii="Symbol" w:hAnsi="Symbol"/>
       </w:rPr>
     </w:lvl>
-    <w:lvl w:ilvl="1">
+    <w:lvl w:ilvl="1" w:tplc="608E9D72">
       <w:start w:val="1"/>
       <w:numFmt w:val="bullet"/>
       <w:lvlText w:val="o"/>
@@ -4752,7 +4302,7 @@
         <w:rFonts w:ascii="Courier New" w:hAnsi="Courier New"/>
       </w:rPr>
     </w:lvl>
-    <w:lvl w:ilvl="2">
+    <w:lvl w:ilvl="2" w:tplc="B9F433FC">
       <w:start w:val="1"/>
       <w:numFmt w:val="bullet"/>
       <w:lvlText w:val=""/>
@@ -4767,7 +4317,7 @@
         <w:rFonts w:ascii="Wingdings" w:hAnsi="Wingdings"/>
       </w:rPr>
     </w:lvl>
-    <w:lvl w:ilvl="3">
+    <w:lvl w:ilvl="3" w:tplc="C5A4D6FE">
       <w:start w:val="1"/>
       <w:numFmt w:val="bullet"/>
       <w:lvlText w:val=""/>
@@ -4782,7 +4332,7 @@
         <w:rFonts w:ascii="Symbol" w:hAnsi="Symbol"/>
       </w:rPr>
     </w:lvl>
-    <w:lvl w:ilvl="4">
+    <w:lvl w:ilvl="4" w:tplc="5EA45302">
       <w:start w:val="1"/>
       <w:numFmt w:val="bullet"/>
       <w:lvlText w:val="o"/>
@@ -4797,7 +4347,7 @@
         <w:rFonts w:ascii="Courier New" w:hAnsi="Courier New"/>
       </w:rPr>
     </w:lvl>
-    <w:lvl w:ilvl="5">
+    <w:lvl w:ilvl="5" w:tplc="D81EB48E">
       <w:start w:val="1"/>
       <w:numFmt w:val="bullet"/>
       <w:lvlText w:val=""/>
@@ -4812,7 +4362,7 @@
         <w:rFonts w:ascii="Wingdings" w:hAnsi="Wingdings"/>
       </w:rPr>
     </w:lvl>
-    <w:lvl w:ilvl="6">
+    <w:lvl w:ilvl="6" w:tplc="3B26ABBE">
       <w:start w:val="1"/>
       <w:numFmt w:val="bullet"/>
       <w:lvlText w:val=""/>
@@ -4827,7 +4377,7 @@
         <w:rFonts w:ascii="Symbol" w:hAnsi="Symbol"/>
       </w:rPr>
     </w:lvl>
-    <w:lvl w:ilvl="7">
+    <w:lvl w:ilvl="7" w:tplc="212274AE">
       <w:start w:val="1"/>
       <w:numFmt w:val="bullet"/>
       <w:lvlText w:val="o"/>
@@ -4842,7 +4392,7 @@
         <w:rFonts w:ascii="Courier New" w:hAnsi="Courier New"/>
       </w:rPr>
     </w:lvl>
-    <w:lvl w:ilvl="8">
+    <w:lvl w:ilvl="8" w:tplc="9288E0A8">
       <w:start w:val="1"/>
       <w:numFmt w:val="bullet"/>
       <w:lvlText w:val=""/>
@@ -4858,11 +4408,11 @@
       </w:rPr>
     </w:lvl>
   </w:abstractNum>
-  <w:abstractNum w:abstractNumId="12">
+  <w:abstractNum w:abstractNumId="12" w15:restartNumberingAfterBreak="0">
     <w:nsid w:val="0000000D"/>
     <w:multiLevelType w:val="hybridMultilevel"/>
     <w:tmpl w:val="0000000D"/>
-    <w:lvl w:ilvl="0">
+    <w:lvl w:ilvl="0" w:tplc="84BE0812">
       <w:start w:val="1"/>
       <w:numFmt w:val="bullet"/>
       <w:lvlText w:val=""/>
@@ -4874,7 +4424,7 @@
         <w:rFonts w:ascii="Symbol" w:hAnsi="Symbol"/>
       </w:rPr>
     </w:lvl>
-    <w:lvl w:ilvl="1">
+    <w:lvl w:ilvl="1" w:tplc="15082F82">
       <w:start w:val="1"/>
       <w:numFmt w:val="bullet"/>
       <w:lvlText w:val="o"/>
@@ -4889,7 +4439,7 @@
         <w:rFonts w:ascii="Courier New" w:hAnsi="Courier New"/>
       </w:rPr>
     </w:lvl>
-    <w:lvl w:ilvl="2">
+    <w:lvl w:ilvl="2" w:tplc="1370239A">
       <w:start w:val="1"/>
       <w:numFmt w:val="bullet"/>
       <w:lvlText w:val=""/>
@@ -4904,7 +4454,7 @@
         <w:rFonts w:ascii="Wingdings" w:hAnsi="Wingdings"/>
       </w:rPr>
     </w:lvl>
-    <w:lvl w:ilvl="3">
+    <w:lvl w:ilvl="3" w:tplc="0DFE38A8">
       <w:start w:val="1"/>
       <w:numFmt w:val="bullet"/>
       <w:lvlText w:val=""/>
@@ -4919,7 +4469,7 @@
         <w:rFonts w:ascii="Symbol" w:hAnsi="Symbol"/>
       </w:rPr>
     </w:lvl>
-    <w:lvl w:ilvl="4">
+    <w:lvl w:ilvl="4" w:tplc="DF926A58">
       <w:start w:val="1"/>
       <w:numFmt w:val="bullet"/>
       <w:lvlText w:val="o"/>
@@ -4934,7 +4484,7 @@
         <w:rFonts w:ascii="Courier New" w:hAnsi="Courier New"/>
       </w:rPr>
     </w:lvl>
-    <w:lvl w:ilvl="5">
+    <w:lvl w:ilvl="5" w:tplc="194836E0">
       <w:start w:val="1"/>
       <w:numFmt w:val="bullet"/>
       <w:lvlText w:val=""/>
@@ -4949,7 +4499,7 @@
         <w:rFonts w:ascii="Wingdings" w:hAnsi="Wingdings"/>
       </w:rPr>
     </w:lvl>
-    <w:lvl w:ilvl="6">
+    <w:lvl w:ilvl="6" w:tplc="7D6AE0D8">
       <w:start w:val="1"/>
       <w:numFmt w:val="bullet"/>
       <w:lvlText w:val=""/>
@@ -4964,7 +4514,7 @@
         <w:rFonts w:ascii="Symbol" w:hAnsi="Symbol"/>
       </w:rPr>
     </w:lvl>
-    <w:lvl w:ilvl="7">
+    <w:lvl w:ilvl="7" w:tplc="5610F980">
       <w:start w:val="1"/>
       <w:numFmt w:val="bullet"/>
       <w:lvlText w:val="o"/>
@@ -4979,7 +4529,7 @@
         <w:rFonts w:ascii="Courier New" w:hAnsi="Courier New"/>
       </w:rPr>
     </w:lvl>
-    <w:lvl w:ilvl="8">
+    <w:lvl w:ilvl="8" w:tplc="36329200">
       <w:start w:val="1"/>
       <w:numFmt w:val="bullet"/>
       <w:lvlText w:val=""/>
@@ -4995,11 +4545,11 @@
       </w:rPr>
     </w:lvl>
   </w:abstractNum>
-  <w:abstractNum w:abstractNumId="13">
+  <w:abstractNum w:abstractNumId="13" w15:restartNumberingAfterBreak="0">
     <w:nsid w:val="0000000E"/>
     <w:multiLevelType w:val="hybridMultilevel"/>
     <w:tmpl w:val="0000000E"/>
-    <w:lvl w:ilvl="0">
+    <w:lvl w:ilvl="0" w:tplc="A3DCD71E">
       <w:start w:val="1"/>
       <w:numFmt w:val="bullet"/>
       <w:lvlText w:val=""/>
@@ -5011,7 +4561,7 @@
         <w:rFonts w:ascii="Symbol" w:hAnsi="Symbol"/>
       </w:rPr>
     </w:lvl>
-    <w:lvl w:ilvl="1">
+    <w:lvl w:ilvl="1" w:tplc="11F43C20">
       <w:start w:val="1"/>
       <w:numFmt w:val="bullet"/>
       <w:lvlText w:val="o"/>
@@ -5026,7 +4576,7 @@
         <w:rFonts w:ascii="Courier New" w:hAnsi="Courier New"/>
       </w:rPr>
     </w:lvl>
-    <w:lvl w:ilvl="2">
+    <w:lvl w:ilvl="2" w:tplc="1AFC942C">
       <w:start w:val="1"/>
       <w:numFmt w:val="bullet"/>
       <w:lvlText w:val=""/>
@@ -5041,7 +4591,7 @@
         <w:rFonts w:ascii="Wingdings" w:hAnsi="Wingdings"/>
       </w:rPr>
     </w:lvl>
-    <w:lvl w:ilvl="3">
+    <w:lvl w:ilvl="3" w:tplc="DB9EBCFC">
       <w:start w:val="1"/>
       <w:numFmt w:val="bullet"/>
       <w:lvlText w:val=""/>
@@ -5056,7 +4606,7 @@
         <w:rFonts w:ascii="Symbol" w:hAnsi="Symbol"/>
       </w:rPr>
     </w:lvl>
-    <w:lvl w:ilvl="4">
+    <w:lvl w:ilvl="4" w:tplc="A51A724E">
       <w:start w:val="1"/>
       <w:numFmt w:val="bullet"/>
       <w:lvlText w:val="o"/>
@@ -5071,7 +4621,7 @@
         <w:rFonts w:ascii="Courier New" w:hAnsi="Courier New"/>
       </w:rPr>
     </w:lvl>
-    <w:lvl w:ilvl="5">
+    <w:lvl w:ilvl="5" w:tplc="A5D0B0E2">
       <w:start w:val="1"/>
       <w:numFmt w:val="bullet"/>
       <w:lvlText w:val=""/>
@@ -5086,7 +4636,7 @@
         <w:rFonts w:ascii="Wingdings" w:hAnsi="Wingdings"/>
       </w:rPr>
     </w:lvl>
-    <w:lvl w:ilvl="6">
+    <w:lvl w:ilvl="6" w:tplc="7C60E0E2">
       <w:start w:val="1"/>
       <w:numFmt w:val="bullet"/>
       <w:lvlText w:val=""/>
@@ -5101,7 +4651,7 @@
         <w:rFonts w:ascii="Symbol" w:hAnsi="Symbol"/>
       </w:rPr>
     </w:lvl>
-    <w:lvl w:ilvl="7">
+    <w:lvl w:ilvl="7" w:tplc="E7AC4446">
       <w:start w:val="1"/>
       <w:numFmt w:val="bullet"/>
       <w:lvlText w:val="o"/>
@@ -5116,7 +4666,7 @@
         <w:rFonts w:ascii="Courier New" w:hAnsi="Courier New"/>
       </w:rPr>
     </w:lvl>
-    <w:lvl w:ilvl="8">
+    <w:lvl w:ilvl="8" w:tplc="930CC3A8">
       <w:start w:val="1"/>
       <w:numFmt w:val="bullet"/>
       <w:lvlText w:val=""/>
@@ -5132,11 +4682,11 @@
       </w:rPr>
     </w:lvl>
   </w:abstractNum>
-  <w:abstractNum w:abstractNumId="14">
+  <w:abstractNum w:abstractNumId="14" w15:restartNumberingAfterBreak="0">
     <w:nsid w:val="0000000F"/>
     <w:multiLevelType w:val="hybridMultilevel"/>
     <w:tmpl w:val="0000000F"/>
-    <w:lvl w:ilvl="0">
+    <w:lvl w:ilvl="0" w:tplc="7B5625AE">
       <w:start w:val="1"/>
       <w:numFmt w:val="bullet"/>
       <w:lvlText w:val=""/>
@@ -5148,7 +4698,7 @@
         <w:rFonts w:ascii="Symbol" w:hAnsi="Symbol"/>
       </w:rPr>
     </w:lvl>
-    <w:lvl w:ilvl="1">
+    <w:lvl w:ilvl="1" w:tplc="0A8E437E">
       <w:start w:val="1"/>
       <w:numFmt w:val="bullet"/>
       <w:lvlText w:val="o"/>
@@ -5163,7 +4713,7 @@
         <w:rFonts w:ascii="Courier New" w:hAnsi="Courier New"/>
       </w:rPr>
     </w:lvl>
-    <w:lvl w:ilvl="2">
+    <w:lvl w:ilvl="2" w:tplc="8A74EAA2">
       <w:start w:val="1"/>
       <w:numFmt w:val="bullet"/>
       <w:lvlText w:val=""/>
@@ -5178,7 +4728,7 @@
         <w:rFonts w:ascii="Wingdings" w:hAnsi="Wingdings"/>
       </w:rPr>
     </w:lvl>
-    <w:lvl w:ilvl="3">
+    <w:lvl w:ilvl="3" w:tplc="0608B47A">
       <w:start w:val="1"/>
       <w:numFmt w:val="bullet"/>
       <w:lvlText w:val=""/>
@@ -5193,7 +4743,7 @@
         <w:rFonts w:ascii="Symbol" w:hAnsi="Symbol"/>
       </w:rPr>
     </w:lvl>
-    <w:lvl w:ilvl="4">
+    <w:lvl w:ilvl="4" w:tplc="41A47B20">
       <w:start w:val="1"/>
       <w:numFmt w:val="bullet"/>
       <w:lvlText w:val="o"/>
@@ -5208,7 +4758,7 @@
         <w:rFonts w:ascii="Courier New" w:hAnsi="Courier New"/>
       </w:rPr>
     </w:lvl>
-    <w:lvl w:ilvl="5">
+    <w:lvl w:ilvl="5" w:tplc="E56A9FBE">
       <w:start w:val="1"/>
       <w:numFmt w:val="bullet"/>
       <w:lvlText w:val=""/>
@@ -5223,7 +4773,7 @@
         <w:rFonts w:ascii="Wingdings" w:hAnsi="Wingdings"/>
       </w:rPr>
     </w:lvl>
-    <w:lvl w:ilvl="6">
+    <w:lvl w:ilvl="6" w:tplc="D6D435B6">
       <w:start w:val="1"/>
       <w:numFmt w:val="bullet"/>
       <w:lvlText w:val=""/>
@@ -5238,7 +4788,7 @@
         <w:rFonts w:ascii="Symbol" w:hAnsi="Symbol"/>
       </w:rPr>
     </w:lvl>
-    <w:lvl w:ilvl="7">
+    <w:lvl w:ilvl="7" w:tplc="CEE4907E">
       <w:start w:val="1"/>
       <w:numFmt w:val="bullet"/>
       <w:lvlText w:val="o"/>
@@ -5253,7 +4803,7 @@
         <w:rFonts w:ascii="Courier New" w:hAnsi="Courier New"/>
       </w:rPr>
     </w:lvl>
-    <w:lvl w:ilvl="8">
+    <w:lvl w:ilvl="8" w:tplc="D304C498">
       <w:start w:val="1"/>
       <w:numFmt w:val="bullet"/>
       <w:lvlText w:val=""/>
@@ -5269,11 +4819,11 @@
       </w:rPr>
     </w:lvl>
   </w:abstractNum>
-  <w:abstractNum w:abstractNumId="15">
+  <w:abstractNum w:abstractNumId="15" w15:restartNumberingAfterBreak="0">
     <w:nsid w:val="00000010"/>
     <w:multiLevelType w:val="hybridMultilevel"/>
     <w:tmpl w:val="00000010"/>
-    <w:lvl w:ilvl="0">
+    <w:lvl w:ilvl="0" w:tplc="1B307D6A">
       <w:start w:val="1"/>
       <w:numFmt w:val="bullet"/>
       <w:lvlText w:val=""/>
@@ -5285,7 +4835,7 @@
         <w:rFonts w:ascii="Symbol" w:hAnsi="Symbol"/>
       </w:rPr>
     </w:lvl>
-    <w:lvl w:ilvl="1">
+    <w:lvl w:ilvl="1" w:tplc="D2FEE11E">
       <w:start w:val="1"/>
       <w:numFmt w:val="bullet"/>
       <w:lvlText w:val="o"/>
@@ -5300,7 +4850,7 @@
         <w:rFonts w:ascii="Courier New" w:hAnsi="Courier New"/>
       </w:rPr>
     </w:lvl>
-    <w:lvl w:ilvl="2">
+    <w:lvl w:ilvl="2" w:tplc="D038A3C8">
       <w:start w:val="1"/>
       <w:numFmt w:val="bullet"/>
       <w:lvlText w:val=""/>
@@ -5315,7 +4865,7 @@
         <w:rFonts w:ascii="Wingdings" w:hAnsi="Wingdings"/>
       </w:rPr>
     </w:lvl>
-    <w:lvl w:ilvl="3">
+    <w:lvl w:ilvl="3" w:tplc="C6040B5C">
       <w:start w:val="1"/>
       <w:numFmt w:val="bullet"/>
       <w:lvlText w:val=""/>
@@ -5330,7 +4880,7 @@
         <w:rFonts w:ascii="Symbol" w:hAnsi="Symbol"/>
       </w:rPr>
     </w:lvl>
-    <w:lvl w:ilvl="4">
+    <w:lvl w:ilvl="4" w:tplc="24D42730">
       <w:start w:val="1"/>
       <w:numFmt w:val="bullet"/>
       <w:lvlText w:val="o"/>
@@ -5345,7 +4895,7 @@
         <w:rFonts w:ascii="Courier New" w:hAnsi="Courier New"/>
       </w:rPr>
     </w:lvl>
-    <w:lvl w:ilvl="5">
+    <w:lvl w:ilvl="5" w:tplc="D6E84130">
       <w:start w:val="1"/>
       <w:numFmt w:val="bullet"/>
       <w:lvlText w:val=""/>
@@ -5360,7 +4910,7 @@
         <w:rFonts w:ascii="Wingdings" w:hAnsi="Wingdings"/>
       </w:rPr>
     </w:lvl>
-    <w:lvl w:ilvl="6">
+    <w:lvl w:ilvl="6" w:tplc="29007278">
       <w:start w:val="1"/>
       <w:numFmt w:val="bullet"/>
       <w:lvlText w:val=""/>
@@ -5375,7 +4925,7 @@
         <w:rFonts w:ascii="Symbol" w:hAnsi="Symbol"/>
       </w:rPr>
     </w:lvl>
-    <w:lvl w:ilvl="7">
+    <w:lvl w:ilvl="7" w:tplc="F6023918">
       <w:start w:val="1"/>
       <w:numFmt w:val="bullet"/>
       <w:lvlText w:val="o"/>
@@ -5390,7 +4940,7 @@
         <w:rFonts w:ascii="Courier New" w:hAnsi="Courier New"/>
       </w:rPr>
     </w:lvl>
-    <w:lvl w:ilvl="8">
+    <w:lvl w:ilvl="8" w:tplc="B37C3B54">
       <w:start w:val="1"/>
       <w:numFmt w:val="bullet"/>
       <w:lvlText w:val=""/>
@@ -5406,205 +4956,445 @@
       </w:rPr>
     </w:lvl>
   </w:abstractNum>
-  <w:num w:numId="1">
+  <w:num w:numId="1" w16cid:durableId="1975671239">
     <w:abstractNumId w:val="0"/>
   </w:num>
-  <w:num w:numId="2">
+  <w:num w:numId="2" w16cid:durableId="1242909634">
     <w:abstractNumId w:val="1"/>
   </w:num>
-  <w:num w:numId="3">
+  <w:num w:numId="3" w16cid:durableId="1072629055">
     <w:abstractNumId w:val="2"/>
   </w:num>
-  <w:num w:numId="4">
+  <w:num w:numId="4" w16cid:durableId="1778481461">
     <w:abstractNumId w:val="3"/>
   </w:num>
-  <w:num w:numId="5">
+  <w:num w:numId="5" w16cid:durableId="764233994">
     <w:abstractNumId w:val="4"/>
   </w:num>
-  <w:num w:numId="6">
+  <w:num w:numId="6" w16cid:durableId="1238636899">
     <w:abstractNumId w:val="5"/>
   </w:num>
-  <w:num w:numId="7">
+  <w:num w:numId="7" w16cid:durableId="1681271776">
     <w:abstractNumId w:val="6"/>
   </w:num>
-  <w:num w:numId="8">
+  <w:num w:numId="8" w16cid:durableId="717553986">
     <w:abstractNumId w:val="7"/>
   </w:num>
-  <w:num w:numId="9">
+  <w:num w:numId="9" w16cid:durableId="1524198799">
     <w:abstractNumId w:val="8"/>
   </w:num>
-  <w:num w:numId="10">
+  <w:num w:numId="10" w16cid:durableId="1577940294">
     <w:abstractNumId w:val="9"/>
   </w:num>
-  <w:num w:numId="11">
+  <w:num w:numId="11" w16cid:durableId="24062456">
     <w:abstractNumId w:val="10"/>
   </w:num>
-  <w:num w:numId="12">
+  <w:num w:numId="12" w16cid:durableId="59641109">
     <w:abstractNumId w:val="11"/>
   </w:num>
-  <w:num w:numId="13">
+  <w:num w:numId="13" w16cid:durableId="121656402">
     <w:abstractNumId w:val="12"/>
   </w:num>
-  <w:num w:numId="14">
+  <w:num w:numId="14" w16cid:durableId="1467434624">
     <w:abstractNumId w:val="13"/>
   </w:num>
-  <w:num w:numId="15">
+  <w:num w:numId="15" w16cid:durableId="1926303791">
     <w:abstractNumId w:val="14"/>
   </w:num>
-  <w:num w:numId="16">
+  <w:num w:numId="16" w16cid:durableId="206378256">
     <w:abstractNumId w:val="15"/>
   </w:num>
 </w:numbering>
 </file>
 
 <file path=word/styles.xml><?xml version="1.0" encoding="utf-8"?>
-<w:styles xmlns:r="http://schemas.openxmlformats.org/officeDocument/2006/relationships" xmlns:w="http://schemas.openxmlformats.org/wordprocessingml/2006/main">
+<w:styles xmlns:mc="http://schemas.openxmlformats.org/markup-compatibility/2006" xmlns:r="http://schemas.openxmlformats.org/officeDocument/2006/relationships" xmlns:w="http://schemas.openxmlformats.org/wordprocessingml/2006/main" xmlns:w14="http://schemas.microsoft.com/office/word/2010/wordml" xmlns:w15="http://schemas.microsoft.com/office/word/2012/wordml" xmlns:w16cex="http://schemas.microsoft.com/office/word/2018/wordml/cex" xmlns:w16cid="http://schemas.microsoft.com/office/word/2016/wordml/cid" xmlns:w16="http://schemas.microsoft.com/office/word/2018/wordml" xmlns:w16du="http://schemas.microsoft.com/office/word/2023/wordml/word16du" xmlns:w16sdtdh="http://schemas.microsoft.com/office/word/2020/wordml/sdtdatahash" xmlns:w16sdtfl="http://schemas.microsoft.com/office/word/2024/wordml/sdtformatlock" xmlns:w16se="http://schemas.microsoft.com/office/word/2015/wordml/symex" mc:Ignorable="w14 w15 w16se w16cid w16 w16cex w16sdtdh w16sdtfl w16du">
   <w:docDefaults>
     <w:rPrDefault>
       <w:rPr>
+        <w:rFonts w:ascii="Times New Roman" w:eastAsia="Times New Roman" w:hAnsi="Times New Roman" w:cs="Times New Roman"/>
         <w:lang w:val="en-US" w:eastAsia="en-US" w:bidi="ar-SA"/>
       </w:rPr>
     </w:rPrDefault>
     <w:pPrDefault/>
   </w:docDefaults>
-  <w:latentStyles w:defLockedState="0" w:defUIPriority="99" w:defSemiHidden="1" w:defUnhideWhenUsed="1" w:defQFormat="0" w:count="267">
-    <w:lsdException w:name="Normal" w:semiHidden="0" w:uiPriority="0" w:unhideWhenUsed="0" w:qFormat="1"/>
-    <w:lsdException w:name="heading 1" w:semiHidden="0" w:uiPriority="9" w:unhideWhenUsed="0" w:qFormat="1"/>
-    <w:lsdException w:name="heading 2" w:uiPriority="9" w:qFormat="1"/>
-    <w:lsdException w:name="heading 3" w:uiPriority="9" w:qFormat="1"/>
-    <w:lsdException w:name="heading 4" w:uiPriority="9" w:qFormat="1"/>
-    <w:lsdException w:name="heading 5" w:uiPriority="9" w:qFormat="1"/>
-    <w:lsdException w:name="heading 6" w:uiPriority="9" w:qFormat="1"/>
-    <w:lsdException w:name="heading 7" w:uiPriority="9" w:qFormat="1"/>
-    <w:lsdException w:name="heading 8" w:uiPriority="9" w:qFormat="1"/>
-    <w:lsdException w:name="heading 9" w:uiPriority="9" w:qFormat="1"/>
-    <w:lsdException w:name="toc 1" w:uiPriority="39"/>
-    <w:lsdException w:name="toc 2" w:uiPriority="39"/>
-    <w:lsdException w:name="toc 3" w:uiPriority="39"/>
-    <w:lsdException w:name="toc 4" w:uiPriority="39"/>
-    <w:lsdException w:name="toc 5" w:uiPriority="39"/>
-    <w:lsdException w:name="toc 6" w:uiPriority="39"/>
-    <w:lsdException w:name="toc 7" w:uiPriority="39"/>
-    <w:lsdException w:name="toc 8" w:uiPriority="39"/>
-    <w:lsdException w:name="toc 9" w:uiPriority="39"/>
-    <w:lsdException w:name="caption" w:uiPriority="35" w:qFormat="1"/>
-    <w:lsdException w:name="Title" w:semiHidden="0" w:uiPriority="10" w:unhideWhenUsed="0" w:qFormat="1"/>
-    <w:lsdException w:name="Default Paragraph Font" w:uiPriority="1"/>
-    <w:lsdException w:name="Subtitle" w:semiHidden="0" w:uiPriority="11" w:unhideWhenUsed="0" w:qFormat="1"/>
-    <w:lsdException w:name="Strong" w:semiHidden="0" w:uiPriority="22" w:unhideWhenUsed="0" w:qFormat="1"/>
-    <w:lsdException w:name="Emphasis" w:semiHidden="0" w:uiPriority="20" w:unhideWhenUsed="0" w:qFormat="1"/>
-    <w:lsdException w:name="Table Grid" w:semiHidden="0" w:uiPriority="59" w:unhideWhenUsed="0"/>
-    <w:lsdException w:name="Placeholder Text" w:unhideWhenUsed="0"/>
-    <w:lsdException w:name="No Spacing" w:semiHidden="0" w:uiPriority="1" w:unhideWhenUsed="0" w:qFormat="1"/>
-    <w:lsdException w:name="Light Shading" w:semiHidden="0" w:uiPriority="60" w:unhideWhenUsed="0"/>
-    <w:lsdException w:name="Light List" w:semiHidden="0" w:uiPriority="61" w:unhideWhenUsed="0"/>
-    <w:lsdException w:name="Light Grid" w:semiHidden="0" w:uiPriority="62" w:unhideWhenUsed="0"/>
-    <w:lsdException w:name="Medium Shading 1" w:semiHidden="0" w:uiPriority="63" w:unhideWhenUsed="0"/>
-    <w:lsdException w:name="Medium Shading 2" w:semiHidden="0" w:uiPriority="64" w:unhideWhenUsed="0"/>
-    <w:lsdException w:name="Medium List 1" w:semiHidden="0" w:uiPriority="65" w:unhideWhenUsed="0"/>
-    <w:lsdException w:name="Medium List 2" w:semiHidden="0" w:uiPriority="66" w:unhideWhenUsed="0"/>
-    <w:lsdException w:name="Medium Grid 1" w:semiHidden="0" w:uiPriority="67" w:unhideWhenUsed="0"/>
-    <w:lsdException w:name="Medium Grid 2" w:semiHidden="0" w:uiPriority="68" w:unhideWhenUsed="0"/>
-    <w:lsdException w:name="Medium Grid 3" w:semiHidden="0" w:uiPriority="69" w:unhideWhenUsed="0"/>
-    <w:lsdException w:name="Dark List" w:semiHidden="0" w:uiPriority="70" w:unhideWhenUsed="0"/>
-    <w:lsdException w:name="Colorful Shading" w:semiHidden="0" w:uiPriority="71" w:unhideWhenUsed="0"/>
-    <w:lsdException w:name="Colorful List" w:semiHidden="0" w:uiPriority="72" w:unhideWhenUsed="0"/>
-    <w:lsdException w:name="Colorful Grid" w:semiHidden="0" w:uiPriority="73" w:unhideWhenUsed="0"/>
-    <w:lsdException w:name="Light Shading Accent 1" w:semiHidden="0" w:uiPriority="60" w:unhideWhenUsed="0"/>
-    <w:lsdException w:name="Light List Accent 1" w:semiHidden="0" w:uiPriority="61" w:unhideWhenUsed="0"/>
-    <w:lsdException w:name="Light Grid Accent 1" w:semiHidden="0" w:uiPriority="62" w:unhideWhenUsed="0"/>
-    <w:lsdException w:name="Medium Shading 1 Accent 1" w:semiHidden="0" w:uiPriority="63" w:unhideWhenUsed="0"/>
-    <w:lsdException w:name="Medium Shading 2 Accent 1" w:semiHidden="0" w:uiPriority="64" w:unhideWhenUsed="0"/>
-    <w:lsdException w:name="Medium List 1 Accent 1" w:semiHidden="0" w:uiPriority="65" w:unhideWhenUsed="0"/>
-    <w:lsdException w:name="Revision" w:unhideWhenUsed="0"/>
-    <w:lsdException w:name="List Paragraph" w:semiHidden="0" w:uiPriority="34" w:unhideWhenUsed="0" w:qFormat="1"/>
-    <w:lsdException w:name="Quote" w:semiHidden="0" w:uiPriority="29" w:unhideWhenUsed="0" w:qFormat="1"/>
-    <w:lsdException w:name="Intense Quote" w:semiHidden="0" w:uiPriority="30" w:unhideWhenUsed="0" w:qFormat="1"/>
-    <w:lsdException w:name="Medium List 2 Accent 1" w:semiHidden="0" w:uiPriority="66" w:unhideWhenUsed="0"/>
-    <w:lsdException w:name="Medium Grid 1 Accent 1" w:semiHidden="0" w:uiPriority="67" w:unhideWhenUsed="0"/>
-    <w:lsdException w:name="Medium Grid 2 Accent 1" w:semiHidden="0" w:uiPriority="68" w:unhideWhenUsed="0"/>
-    <w:lsdException w:name="Medium Grid 3 Accent 1" w:semiHidden="0" w:uiPriority="69" w:unhideWhenUsed="0"/>
-    <w:lsdException w:name="Dark List Accent 1" w:semiHidden="0" w:uiPriority="70" w:unhideWhenUsed="0"/>
-    <w:lsdException w:name="Colorful Shading Accent 1" w:semiHidden="0" w:uiPriority="71" w:unhideWhenUsed="0"/>
-    <w:lsdException w:name="Colorful List Accent 1" w:semiHidden="0" w:uiPriority="72" w:unhideWhenUsed="0"/>
-    <w:lsdException w:name="Colorful Grid Accent 1" w:semiHidden="0" w:uiPriority="73" w:unhideWhenUsed="0"/>
-    <w:lsdException w:name="Light Shading Accent 2" w:semiHidden="0" w:uiPriority="60" w:unhideWhenUsed="0"/>
-    <w:lsdException w:name="Light List Accent 2" w:semiHidden="0" w:uiPriority="61" w:unhideWhenUsed="0"/>
-    <w:lsdException w:name="Light Grid Accent 2" w:semiHidden="0" w:uiPriority="62" w:unhideWhenUsed="0"/>
-    <w:lsdException w:name="Medium Shading 1 Accent 2" w:semiHidden="0" w:uiPriority="63" w:unhideWhenUsed="0"/>
-    <w:lsdException w:name="Medium Shading 2 Accent 2" w:semiHidden="0" w:uiPriority="64" w:unhideWhenUsed="0"/>
-    <w:lsdException w:name="Medium List 1 Accent 2" w:semiHidden="0" w:uiPriority="65" w:unhideWhenUsed="0"/>
-    <w:lsdException w:name="Medium List 2 Accent 2" w:semiHidden="0" w:uiPriority="66" w:unhideWhenUsed="0"/>
-    <w:lsdException w:name="Medium Grid 1 Accent 2" w:semiHidden="0" w:uiPriority="67" w:unhideWhenUsed="0"/>
-    <w:lsdException w:name="Medium Grid 2 Accent 2" w:semiHidden="0" w:uiPriority="68" w:unhideWhenUsed="0"/>
-    <w:lsdException w:name="Medium Grid 3 Accent 2" w:semiHidden="0" w:uiPriority="69" w:unhideWhenUsed="0"/>
-    <w:lsdException w:name="Dark List Accent 2" w:semiHidden="0" w:uiPriority="70" w:unhideWhenUsed="0"/>
-    <w:lsdException w:name="Colorful Shading Accent 2" w:semiHidden="0" w:uiPriority="71" w:unhideWhenUsed="0"/>
-    <w:lsdException w:name="Colorful List Accent 2" w:semiHidden="0" w:uiPriority="72" w:unhideWhenUsed="0"/>
-    <w:lsdException w:name="Colorful Grid Accent 2" w:semiHidden="0" w:uiPriority="73" w:unhideWhenUsed="0"/>
-    <w:lsdException w:name="Light Shading Accent 3" w:semiHidden="0" w:uiPriority="60" w:unhideWhenUsed="0"/>
-    <w:lsdException w:name="Light List Accent 3" w:semiHidden="0" w:uiPriority="61" w:unhideWhenUsed="0"/>
-    <w:lsdException w:name="Light Grid Accent 3" w:semiHidden="0" w:uiPriority="62" w:unhideWhenUsed="0"/>
-    <w:lsdException w:name="Medium Shading 1 Accent 3" w:semiHidden="0" w:uiPriority="63" w:unhideWhenUsed="0"/>
-    <w:lsdException w:name="Medium Shading 2 Accent 3" w:semiHidden="0" w:uiPriority="64" w:unhideWhenUsed="0"/>
-    <w:lsdException w:name="Medium List 1 Accent 3" w:semiHidden="0" w:uiPriority="65" w:unhideWhenUsed="0"/>
-    <w:lsdException w:name="Medium List 2 Accent 3" w:semiHidden="0" w:uiPriority="66" w:unhideWhenUsed="0"/>
-    <w:lsdException w:name="Medium Grid 1 Accent 3" w:semiHidden="0" w:uiPriority="67" w:unhideWhenUsed="0"/>
-    <w:lsdException w:name="Medium Grid 2 Accent 3" w:semiHidden="0" w:uiPriority="68" w:unhideWhenUsed="0"/>
-    <w:lsdException w:name="Medium Grid 3 Accent 3" w:semiHidden="0" w:uiPriority="69" w:unhideWhenUsed="0"/>
-    <w:lsdException w:name="Dark List Accent 3" w:semiHidden="0" w:uiPriority="70" w:unhideWhenUsed="0"/>
-    <w:lsdException w:name="Colorful Shading Accent 3" w:semiHidden="0" w:uiPriority="71" w:unhideWhenUsed="0"/>
-    <w:lsdException w:name="Colorful List Accent 3" w:semiHidden="0" w:uiPriority="72" w:unhideWhenUsed="0"/>
-    <w:lsdException w:name="Colorful Grid Accent 3" w:semiHidden="0" w:uiPriority="73" w:unhideWhenUsed="0"/>
-    <w:lsdException w:name="Light Shading Accent 4" w:semiHidden="0" w:uiPriority="60" w:unhideWhenUsed="0"/>
-    <w:lsdException w:name="Light List Accent 4" w:semiHidden="0" w:uiPriority="61" w:unhideWhenUsed="0"/>
-    <w:lsdException w:name="Light Grid Accent 4" w:semiHidden="0" w:uiPriority="62" w:unhideWhenUsed="0"/>
-    <w:lsdException w:name="Medium Shading 1 Accent 4" w:semiHidden="0" w:uiPriority="63" w:unhideWhenUsed="0"/>
-    <w:lsdException w:name="Medium Shading 2 Accent 4" w:semiHidden="0" w:uiPriority="64" w:unhideWhenUsed="0"/>
-    <w:lsdException w:name="Medium List 1 Accent 4" w:semiHidden="0" w:uiPriority="65" w:unhideWhenUsed="0"/>
-    <w:lsdException w:name="Medium List 2 Accent 4" w:semiHidden="0" w:uiPriority="66" w:unhideWhenUsed="0"/>
-    <w:lsdException w:name="Medium Grid 1 Accent 4" w:semiHidden="0" w:uiPriority="67" w:unhideWhenUsed="0"/>
-    <w:lsdException w:name="Medium Grid 2 Accent 4" w:semiHidden="0" w:uiPriority="68" w:unhideWhenUsed="0"/>
-    <w:lsdException w:name="Medium Grid 3 Accent 4" w:semiHidden="0" w:uiPriority="69" w:unhideWhenUsed="0"/>
-    <w:lsdException w:name="Dark List Accent 4" w:semiHidden="0" w:uiPriority="70" w:unhideWhenUsed="0"/>
-    <w:lsdException w:name="Colorful Shading Accent 4" w:semiHidden="0" w:uiPriority="71" w:unhideWhenUsed="0"/>
-    <w:lsdException w:name="Colorful List Accent 4" w:semiHidden="0" w:uiPriority="72" w:unhideWhenUsed="0"/>
-    <w:lsdException w:name="Colorful Grid Accent 4" w:semiHidden="0" w:uiPriority="73" w:unhideWhenUsed="0"/>
-    <w:lsdException w:name="Light Shading Accent 5" w:semiHidden="0" w:uiPriority="60" w:unhideWhenUsed="0"/>
-    <w:lsdException w:name="Light List Accent 5" w:semiHidden="0" w:uiPriority="61" w:unhideWhenUsed="0"/>
-    <w:lsdException w:name="Light Grid Accent 5" w:semiHidden="0" w:uiPriority="62" w:unhideWhenUsed="0"/>
-    <w:lsdException w:name="Medium Shading 1 Accent 5" w:semiHidden="0" w:uiPriority="63" w:unhideWhenUsed="0"/>
-    <w:lsdException w:name="Medium Shading 2 Accent 5" w:semiHidden="0" w:uiPriority="64" w:unhideWhenUsed="0"/>
-    <w:lsdException w:name="Medium List 1 Accent 5" w:semiHidden="0" w:uiPriority="65" w:unhideWhenUsed="0"/>
-    <w:lsdException w:name="Medium List 2 Accent 5" w:semiHidden="0" w:uiPriority="66" w:unhideWhenUsed="0"/>
-    <w:lsdException w:name="Medium Grid 1 Accent 5" w:semiHidden="0" w:uiPriority="67" w:unhideWhenUsed="0"/>
-    <w:lsdException w:name="Medium Grid 2 Accent 5" w:semiHidden="0" w:uiPriority="68" w:unhideWhenUsed="0"/>
-    <w:lsdException w:name="Medium Grid 3 Accent 5" w:semiHidden="0" w:uiPriority="69" w:unhideWhenUsed="0"/>
-    <w:lsdException w:name="Dark List Accent 5" w:semiHidden="0" w:uiPriority="70" w:unhideWhenUsed="0"/>
-    <w:lsdException w:name="Colorful Shading Accent 5" w:semiHidden="0" w:uiPriority="71" w:unhideWhenUsed="0"/>
-    <w:lsdException w:name="Colorful List Accent 5" w:semiHidden="0" w:uiPriority="72" w:unhideWhenUsed="0"/>
-    <w:lsdException w:name="Colorful Grid Accent 5" w:semiHidden="0" w:uiPriority="73" w:unhideWhenUsed="0"/>
-    <w:lsdException w:name="Light Shading Accent 6" w:semiHidden="0" w:uiPriority="60" w:unhideWhenUsed="0"/>
-    <w:lsdException w:name="Light List Accent 6" w:semiHidden="0" w:uiPriority="61" w:unhideWhenUsed="0"/>
-    <w:lsdException w:name="Light Grid Accent 6" w:semiHidden="0" w:uiPriority="62" w:unhideWhenUsed="0"/>
-    <w:lsdException w:name="Medium Shading 1 Accent 6" w:semiHidden="0" w:uiPriority="63" w:unhideWhenUsed="0"/>
-    <w:lsdException w:name="Medium Shading 2 Accent 6" w:semiHidden="0" w:uiPriority="64" w:unhideWhenUsed="0"/>
-    <w:lsdException w:name="Medium List 1 Accent 6" w:semiHidden="0" w:uiPriority="65" w:unhideWhenUsed="0"/>
-    <w:lsdException w:name="Medium List 2 Accent 6" w:semiHidden="0" w:uiPriority="66" w:unhideWhenUsed="0"/>
-    <w:lsdException w:name="Medium Grid 1 Accent 6" w:semiHidden="0" w:uiPriority="67" w:unhideWhenUsed="0"/>
-    <w:lsdException w:name="Medium Grid 2 Accent 6" w:semiHidden="0" w:uiPriority="68" w:unhideWhenUsed="0"/>
-    <w:lsdException w:name="Medium Grid 3 Accent 6" w:semiHidden="0" w:uiPriority="69" w:unhideWhenUsed="0"/>
-    <w:lsdException w:name="Dark List Accent 6" w:semiHidden="0" w:uiPriority="70" w:unhideWhenUsed="0"/>
-    <w:lsdException w:name="Colorful Shading Accent 6" w:semiHidden="0" w:uiPriority="71" w:unhideWhenUsed="0"/>
-    <w:lsdException w:name="Colorful List Accent 6" w:semiHidden="0" w:uiPriority="72" w:unhideWhenUsed="0"/>
-    <w:lsdException w:name="Colorful Grid Accent 6" w:semiHidden="0" w:uiPriority="73" w:unhideWhenUsed="0"/>
-    <w:lsdException w:name="Subtle Emphasis" w:semiHidden="0" w:uiPriority="19" w:unhideWhenUsed="0" w:qFormat="1"/>
-    <w:lsdException w:name="Intense Emphasis" w:semiHidden="0" w:uiPriority="21" w:unhideWhenUsed="0" w:qFormat="1"/>
-    <w:lsdException w:name="Subtle Reference" w:semiHidden="0" w:uiPriority="31" w:unhideWhenUsed="0" w:qFormat="1"/>
-    <w:lsdException w:name="Intense Reference" w:semiHidden="0" w:uiPriority="32" w:unhideWhenUsed="0" w:qFormat="1"/>
-    <w:lsdException w:name="Book Title" w:semiHidden="0" w:uiPriority="33" w:unhideWhenUsed="0" w:qFormat="1"/>
-    <w:lsdException w:name="Bibliography" w:uiPriority="37"/>
-    <w:lsdException w:name="TOC Heading" w:uiPriority="39" w:qFormat="1"/>
+  <w:latentStyles w:defLockedState="0" w:defUIPriority="99" w:defSemiHidden="0" w:defUnhideWhenUsed="0" w:defQFormat="0" w:count="376">
+    <w:lsdException w:name="Normal" w:uiPriority="0" w:qFormat="1"/>
+    <w:lsdException w:name="heading 1" w:uiPriority="9" w:qFormat="1"/>
+    <w:lsdException w:name="heading 2" w:semiHidden="1" w:uiPriority="9" w:unhideWhenUsed="1" w:qFormat="1"/>
+    <w:lsdException w:name="heading 3" w:semiHidden="1" w:uiPriority="9" w:unhideWhenUsed="1" w:qFormat="1"/>
+    <w:lsdException w:name="heading 4" w:semiHidden="1" w:uiPriority="9" w:unhideWhenUsed="1" w:qFormat="1"/>
+    <w:lsdException w:name="heading 5" w:semiHidden="1" w:uiPriority="9" w:unhideWhenUsed="1" w:qFormat="1"/>
+    <w:lsdException w:name="heading 6" w:semiHidden="1" w:uiPriority="9" w:unhideWhenUsed="1" w:qFormat="1"/>
+    <w:lsdException w:name="heading 7" w:semiHidden="1" w:uiPriority="9" w:unhideWhenUsed="1" w:qFormat="1"/>
+    <w:lsdException w:name="heading 8" w:semiHidden="1" w:uiPriority="9" w:unhideWhenUsed="1" w:qFormat="1"/>
+    <w:lsdException w:name="heading 9" w:semiHidden="1" w:uiPriority="9" w:unhideWhenUsed="1" w:qFormat="1"/>
+    <w:lsdException w:name="index 1" w:semiHidden="1" w:unhideWhenUsed="1"/>
+    <w:lsdException w:name="index 2" w:semiHidden="1" w:unhideWhenUsed="1"/>
+    <w:lsdException w:name="index 3" w:semiHidden="1" w:unhideWhenUsed="1"/>
+    <w:lsdException w:name="index 4" w:semiHidden="1" w:unhideWhenUsed="1"/>
+    <w:lsdException w:name="index 5" w:semiHidden="1" w:unhideWhenUsed="1"/>
+    <w:lsdException w:name="index 6" w:semiHidden="1" w:unhideWhenUsed="1"/>
+    <w:lsdException w:name="index 7" w:semiHidden="1" w:unhideWhenUsed="1"/>
+    <w:lsdException w:name="index 8" w:semiHidden="1" w:unhideWhenUsed="1"/>
+    <w:lsdException w:name="index 9" w:semiHidden="1" w:unhideWhenUsed="1"/>
+    <w:lsdException w:name="toc 1" w:semiHidden="1" w:uiPriority="39" w:unhideWhenUsed="1"/>
+    <w:lsdException w:name="toc 2" w:semiHidden="1" w:uiPriority="39" w:unhideWhenUsed="1"/>
+    <w:lsdException w:name="toc 3" w:semiHidden="1" w:uiPriority="39" w:unhideWhenUsed="1"/>
+    <w:lsdException w:name="toc 4" w:semiHidden="1" w:uiPriority="39" w:unhideWhenUsed="1"/>
+    <w:lsdException w:name="toc 5" w:semiHidden="1" w:uiPriority="39" w:unhideWhenUsed="1"/>
+    <w:lsdException w:name="toc 6" w:semiHidden="1" w:uiPriority="39" w:unhideWhenUsed="1"/>
+    <w:lsdException w:name="toc 7" w:semiHidden="1" w:uiPriority="39" w:unhideWhenUsed="1"/>
+    <w:lsdException w:name="toc 8" w:semiHidden="1" w:uiPriority="39" w:unhideWhenUsed="1"/>
+    <w:lsdException w:name="toc 9" w:semiHidden="1" w:uiPriority="39" w:unhideWhenUsed="1"/>
+    <w:lsdException w:name="Normal Indent" w:semiHidden="1" w:unhideWhenUsed="1"/>
+    <w:lsdException w:name="footnote text" w:semiHidden="1" w:unhideWhenUsed="1"/>
+    <w:lsdException w:name="annotation text" w:semiHidden="1" w:unhideWhenUsed="1"/>
+    <w:lsdException w:name="header" w:semiHidden="1" w:unhideWhenUsed="1"/>
+    <w:lsdException w:name="footer" w:semiHidden="1" w:unhideWhenUsed="1"/>
+    <w:lsdException w:name="index heading" w:semiHidden="1" w:unhideWhenUsed="1"/>
+    <w:lsdException w:name="caption" w:semiHidden="1" w:uiPriority="35" w:unhideWhenUsed="1" w:qFormat="1"/>
+    <w:lsdException w:name="table of figures" w:semiHidden="1" w:unhideWhenUsed="1"/>
+    <w:lsdException w:name="envelope address" w:semiHidden="1" w:unhideWhenUsed="1"/>
+    <w:lsdException w:name="envelope return" w:semiHidden="1" w:unhideWhenUsed="1"/>
+    <w:lsdException w:name="footnote reference" w:semiHidden="1" w:unhideWhenUsed="1"/>
+    <w:lsdException w:name="annotation reference" w:semiHidden="1" w:unhideWhenUsed="1"/>
+    <w:lsdException w:name="line number" w:semiHidden="1" w:unhideWhenUsed="1"/>
+    <w:lsdException w:name="page number" w:semiHidden="1" w:unhideWhenUsed="1"/>
+    <w:lsdException w:name="endnote reference" w:semiHidden="1" w:unhideWhenUsed="1"/>
+    <w:lsdException w:name="endnote text" w:semiHidden="1" w:unhideWhenUsed="1"/>
+    <w:lsdException w:name="table of authorities" w:semiHidden="1" w:unhideWhenUsed="1"/>
+    <w:lsdException w:name="macro" w:semiHidden="1" w:unhideWhenUsed="1"/>
+    <w:lsdException w:name="toa heading" w:semiHidden="1" w:unhideWhenUsed="1"/>
+    <w:lsdException w:name="List" w:semiHidden="1" w:unhideWhenUsed="1"/>
+    <w:lsdException w:name="List Bullet" w:semiHidden="1" w:unhideWhenUsed="1"/>
+    <w:lsdException w:name="List Number" w:semiHidden="1" w:unhideWhenUsed="1"/>
+    <w:lsdException w:name="List 2" w:semiHidden="1" w:unhideWhenUsed="1"/>
+    <w:lsdException w:name="List 3" w:semiHidden="1" w:unhideWhenUsed="1"/>
+    <w:lsdException w:name="List 4" w:semiHidden="1" w:unhideWhenUsed="1"/>
+    <w:lsdException w:name="List 5" w:semiHidden="1" w:unhideWhenUsed="1"/>
+    <w:lsdException w:name="List Bullet 2" w:semiHidden="1" w:unhideWhenUsed="1"/>
+    <w:lsdException w:name="List Bullet 3" w:semiHidden="1" w:unhideWhenUsed="1"/>
+    <w:lsdException w:name="List Bullet 4" w:semiHidden="1" w:unhideWhenUsed="1"/>
+    <w:lsdException w:name="List Bullet 5" w:semiHidden="1" w:unhideWhenUsed="1"/>
+    <w:lsdException w:name="List Number 2" w:semiHidden="1" w:unhideWhenUsed="1"/>
+    <w:lsdException w:name="List Number 3" w:semiHidden="1" w:unhideWhenUsed="1"/>
+    <w:lsdException w:name="List Number 4" w:semiHidden="1" w:unhideWhenUsed="1"/>
+    <w:lsdException w:name="List Number 5" w:semiHidden="1" w:unhideWhenUsed="1"/>
+    <w:lsdException w:name="Title" w:uiPriority="10" w:qFormat="1"/>
+    <w:lsdException w:name="Closing" w:semiHidden="1" w:unhideWhenUsed="1"/>
+    <w:lsdException w:name="Signature" w:semiHidden="1" w:unhideWhenUsed="1"/>
+    <w:lsdException w:name="Default Paragraph Font" w:semiHidden="1" w:uiPriority="1" w:unhideWhenUsed="1"/>
+    <w:lsdException w:name="Body Text" w:semiHidden="1" w:unhideWhenUsed="1"/>
+    <w:lsdException w:name="Body Text Indent" w:semiHidden="1" w:unhideWhenUsed="1"/>
+    <w:lsdException w:name="List Continue" w:semiHidden="1" w:unhideWhenUsed="1"/>
+    <w:lsdException w:name="List Continue 2" w:semiHidden="1" w:unhideWhenUsed="1"/>
+    <w:lsdException w:name="List Continue 3" w:semiHidden="1" w:unhideWhenUsed="1"/>
+    <w:lsdException w:name="List Continue 4" w:semiHidden="1" w:unhideWhenUsed="1"/>
+    <w:lsdException w:name="List Continue 5" w:semiHidden="1" w:unhideWhenUsed="1"/>
+    <w:lsdException w:name="Message Header" w:semiHidden="1" w:unhideWhenUsed="1"/>
+    <w:lsdException w:name="Subtitle" w:uiPriority="11" w:qFormat="1"/>
+    <w:lsdException w:name="Salutation" w:semiHidden="1" w:unhideWhenUsed="1"/>
+    <w:lsdException w:name="Date" w:semiHidden="1" w:unhideWhenUsed="1"/>
+    <w:lsdException w:name="Body Text First Indent" w:semiHidden="1" w:unhideWhenUsed="1"/>
+    <w:lsdException w:name="Body Text First Indent 2" w:semiHidden="1" w:unhideWhenUsed="1"/>
+    <w:lsdException w:name="Note Heading" w:semiHidden="1" w:unhideWhenUsed="1"/>
+    <w:lsdException w:name="Body Text 2" w:semiHidden="1" w:unhideWhenUsed="1"/>
+    <w:lsdException w:name="Body Text 3" w:semiHidden="1" w:unhideWhenUsed="1"/>
+    <w:lsdException w:name="Body Text Indent 2" w:semiHidden="1" w:unhideWhenUsed="1"/>
+    <w:lsdException w:name="Body Text Indent 3" w:semiHidden="1" w:unhideWhenUsed="1"/>
+    <w:lsdException w:name="Block Text" w:semiHidden="1" w:unhideWhenUsed="1"/>
+    <w:lsdException w:name="Hyperlink" w:semiHidden="1" w:unhideWhenUsed="1"/>
+    <w:lsdException w:name="FollowedHyperlink" w:semiHidden="1" w:unhideWhenUsed="1"/>
+    <w:lsdException w:name="Strong" w:uiPriority="22" w:qFormat="1"/>
+    <w:lsdException w:name="Emphasis" w:uiPriority="20" w:qFormat="1"/>
+    <w:lsdException w:name="Document Map" w:semiHidden="1" w:unhideWhenUsed="1"/>
+    <w:lsdException w:name="Plain Text" w:semiHidden="1" w:unhideWhenUsed="1"/>
+    <w:lsdException w:name="E-mail Signature" w:semiHidden="1" w:unhideWhenUsed="1"/>
+    <w:lsdException w:name="HTML Top of Form" w:semiHidden="1" w:unhideWhenUsed="1"/>
+    <w:lsdException w:name="HTML Bottom of Form" w:semiHidden="1" w:unhideWhenUsed="1"/>
+    <w:lsdException w:name="Normal (Web)" w:semiHidden="1" w:unhideWhenUsed="1"/>
+    <w:lsdException w:name="HTML Acronym" w:semiHidden="1" w:unhideWhenUsed="1"/>
+    <w:lsdException w:name="HTML Address" w:semiHidden="1" w:unhideWhenUsed="1"/>
+    <w:lsdException w:name="HTML Cite" w:semiHidden="1" w:unhideWhenUsed="1"/>
+    <w:lsdException w:name="HTML Code" w:semiHidden="1" w:unhideWhenUsed="1"/>
+    <w:lsdException w:name="HTML Definition" w:semiHidden="1" w:unhideWhenUsed="1"/>
+    <w:lsdException w:name="HTML Keyboard" w:semiHidden="1" w:unhideWhenUsed="1"/>
+    <w:lsdException w:name="HTML Preformatted" w:semiHidden="1" w:unhideWhenUsed="1"/>
+    <w:lsdException w:name="HTML Sample" w:semiHidden="1" w:unhideWhenUsed="1"/>
+    <w:lsdException w:name="HTML Typewriter" w:semiHidden="1" w:unhideWhenUsed="1"/>
+    <w:lsdException w:name="HTML Variable" w:semiHidden="1" w:unhideWhenUsed="1"/>
+    <w:lsdException w:name="Normal Table" w:semiHidden="1" w:unhideWhenUsed="1"/>
+    <w:lsdException w:name="annotation subject" w:semiHidden="1" w:unhideWhenUsed="1"/>
+    <w:lsdException w:name="No List" w:semiHidden="1" w:unhideWhenUsed="1"/>
+    <w:lsdException w:name="Outline List 1" w:semiHidden="1" w:unhideWhenUsed="1"/>
+    <w:lsdException w:name="Outline List 2" w:semiHidden="1" w:unhideWhenUsed="1"/>
+    <w:lsdException w:name="Outline List 3" w:semiHidden="1" w:unhideWhenUsed="1"/>
+    <w:lsdException w:name="Table Simple 1" w:semiHidden="1" w:unhideWhenUsed="1"/>
+    <w:lsdException w:name="Table Simple 2" w:semiHidden="1" w:unhideWhenUsed="1"/>
+    <w:lsdException w:name="Table Simple 3" w:semiHidden="1" w:unhideWhenUsed="1"/>
+    <w:lsdException w:name="Table Classic 1" w:semiHidden="1" w:unhideWhenUsed="1"/>
+    <w:lsdException w:name="Table Classic 2" w:semiHidden="1" w:unhideWhenUsed="1"/>
+    <w:lsdException w:name="Table Classic 3" w:semiHidden="1" w:unhideWhenUsed="1"/>
+    <w:lsdException w:name="Table Classic 4" w:semiHidden="1" w:unhideWhenUsed="1"/>
+    <w:lsdException w:name="Table Colorful 1" w:semiHidden="1" w:unhideWhenUsed="1"/>
+    <w:lsdException w:name="Table Colorful 2" w:semiHidden="1" w:unhideWhenUsed="1"/>
+    <w:lsdException w:name="Table Colorful 3" w:semiHidden="1" w:unhideWhenUsed="1"/>
+    <w:lsdException w:name="Table Columns 1" w:semiHidden="1" w:unhideWhenUsed="1"/>
+    <w:lsdException w:name="Table Columns 2" w:semiHidden="1" w:unhideWhenUsed="1"/>
+    <w:lsdException w:name="Table Columns 3" w:semiHidden="1" w:unhideWhenUsed="1"/>
+    <w:lsdException w:name="Table Columns 4" w:semiHidden="1" w:unhideWhenUsed="1"/>
+    <w:lsdException w:name="Table Columns 5" w:semiHidden="1" w:unhideWhenUsed="1"/>
+    <w:lsdException w:name="Table Grid 1" w:semiHidden="1" w:unhideWhenUsed="1"/>
+    <w:lsdException w:name="Table Grid 2" w:semiHidden="1" w:unhideWhenUsed="1"/>
+    <w:lsdException w:name="Table Grid 3" w:semiHidden="1" w:unhideWhenUsed="1"/>
+    <w:lsdException w:name="Table Grid 4" w:semiHidden="1" w:unhideWhenUsed="1"/>
+    <w:lsdException w:name="Table Grid 5" w:semiHidden="1" w:unhideWhenUsed="1"/>
+    <w:lsdException w:name="Table Grid 6" w:semiHidden="1" w:unhideWhenUsed="1"/>
+    <w:lsdException w:name="Table Grid 7" w:semiHidden="1" w:unhideWhenUsed="1"/>
+    <w:lsdException w:name="Table Grid 8" w:semiHidden="1" w:unhideWhenUsed="1"/>
+    <w:lsdException w:name="Table List 1" w:semiHidden="1" w:unhideWhenUsed="1"/>
+    <w:lsdException w:name="Table List 2" w:semiHidden="1" w:unhideWhenUsed="1"/>
+    <w:lsdException w:name="Table List 3" w:semiHidden="1" w:unhideWhenUsed="1"/>
+    <w:lsdException w:name="Table List 4" w:semiHidden="1" w:unhideWhenUsed="1"/>
+    <w:lsdException w:name="Table List 5" w:semiHidden="1" w:unhideWhenUsed="1"/>
+    <w:lsdException w:name="Table List 6" w:semiHidden="1" w:unhideWhenUsed="1"/>
+    <w:lsdException w:name="Table List 7" w:semiHidden="1" w:unhideWhenUsed="1"/>
+    <w:lsdException w:name="Table List 8" w:semiHidden="1" w:unhideWhenUsed="1"/>
+    <w:lsdException w:name="Table 3D effects 1" w:semiHidden="1" w:unhideWhenUsed="1"/>
+    <w:lsdException w:name="Table 3D effects 2" w:semiHidden="1" w:unhideWhenUsed="1"/>
+    <w:lsdException w:name="Table 3D effects 3" w:semiHidden="1" w:unhideWhenUsed="1"/>
+    <w:lsdException w:name="Table Contemporary" w:semiHidden="1" w:unhideWhenUsed="1"/>
+    <w:lsdException w:name="Table Elegant" w:semiHidden="1" w:unhideWhenUsed="1"/>
+    <w:lsdException w:name="Table Professional" w:semiHidden="1" w:unhideWhenUsed="1"/>
+    <w:lsdException w:name="Table Subtle 1" w:semiHidden="1" w:unhideWhenUsed="1"/>
+    <w:lsdException w:name="Table Subtle 2" w:semiHidden="1" w:unhideWhenUsed="1"/>
+    <w:lsdException w:name="Table Web 1" w:semiHidden="1" w:unhideWhenUsed="1"/>
+    <w:lsdException w:name="Table Web 2" w:semiHidden="1" w:unhideWhenUsed="1"/>
+    <w:lsdException w:name="Table Web 3" w:semiHidden="1" w:unhideWhenUsed="1"/>
+    <w:lsdException w:name="Balloon Text" w:semiHidden="1" w:unhideWhenUsed="1"/>
+    <w:lsdException w:name="Table Grid" w:uiPriority="59"/>
+    <w:lsdException w:name="Table Theme" w:semiHidden="1" w:unhideWhenUsed="1"/>
+    <w:lsdException w:name="Placeholder Text" w:semiHidden="1"/>
+    <w:lsdException w:name="No Spacing" w:uiPriority="1" w:qFormat="1"/>
+    <w:lsdException w:name="Light Shading" w:uiPriority="60"/>
+    <w:lsdException w:name="Light List" w:uiPriority="61"/>
+    <w:lsdException w:name="Light Grid" w:uiPriority="62"/>
+    <w:lsdException w:name="Medium Shading 1" w:uiPriority="63"/>
+    <w:lsdException w:name="Medium Shading 2" w:uiPriority="64"/>
+    <w:lsdException w:name="Medium List 1" w:uiPriority="65"/>
+    <w:lsdException w:name="Medium List 2" w:uiPriority="66"/>
+    <w:lsdException w:name="Medium Grid 1" w:uiPriority="67"/>
+    <w:lsdException w:name="Medium Grid 2" w:uiPriority="68"/>
+    <w:lsdException w:name="Medium Grid 3" w:uiPriority="69"/>
+    <w:lsdException w:name="Dark List" w:uiPriority="70"/>
+    <w:lsdException w:name="Colorful Shading" w:uiPriority="71"/>
+    <w:lsdException w:name="Colorful List" w:uiPriority="72"/>
+    <w:lsdException w:name="Colorful Grid" w:uiPriority="73"/>
+    <w:lsdException w:name="Light Shading Accent 1" w:uiPriority="60"/>
+    <w:lsdException w:name="Light List Accent 1" w:uiPriority="61"/>
+    <w:lsdException w:name="Light Grid Accent 1" w:uiPriority="62"/>
+    <w:lsdException w:name="Medium Shading 1 Accent 1" w:uiPriority="63"/>
+    <w:lsdException w:name="Medium Shading 2 Accent 1" w:uiPriority="64"/>
+    <w:lsdException w:name="Medium List 1 Accent 1" w:uiPriority="65"/>
+    <w:lsdException w:name="Revision" w:semiHidden="1"/>
+    <w:lsdException w:name="List Paragraph" w:uiPriority="34" w:qFormat="1"/>
+    <w:lsdException w:name="Quote" w:uiPriority="29" w:qFormat="1"/>
+    <w:lsdException w:name="Intense Quote" w:uiPriority="30" w:qFormat="1"/>
+    <w:lsdException w:name="Medium List 2 Accent 1" w:uiPriority="66"/>
+    <w:lsdException w:name="Medium Grid 1 Accent 1" w:uiPriority="67"/>
+    <w:lsdException w:name="Medium Grid 2 Accent 1" w:uiPriority="68"/>
+    <w:lsdException w:name="Medium Grid 3 Accent 1" w:uiPriority="69"/>
+    <w:lsdException w:name="Dark List Accent 1" w:uiPriority="70"/>
+    <w:lsdException w:name="Colorful Shading Accent 1" w:uiPriority="71"/>
+    <w:lsdException w:name="Colorful List Accent 1" w:uiPriority="72"/>
+    <w:lsdException w:name="Colorful Grid Accent 1" w:uiPriority="73"/>
+    <w:lsdException w:name="Light Shading Accent 2" w:uiPriority="60"/>
+    <w:lsdException w:name="Light List Accent 2" w:uiPriority="61"/>
+    <w:lsdException w:name="Light Grid Accent 2" w:uiPriority="62"/>
+    <w:lsdException w:name="Medium Shading 1 Accent 2" w:uiPriority="63"/>
+    <w:lsdException w:name="Medium Shading 2 Accent 2" w:uiPriority="64"/>
+    <w:lsdException w:name="Medium List 1 Accent 2" w:uiPriority="65"/>
+    <w:lsdException w:name="Medium List 2 Accent 2" w:uiPriority="66"/>
+    <w:lsdException w:name="Medium Grid 1 Accent 2" w:uiPriority="67"/>
+    <w:lsdException w:name="Medium Grid 2 Accent 2" w:uiPriority="68"/>
+    <w:lsdException w:name="Medium Grid 3 Accent 2" w:uiPriority="69"/>
+    <w:lsdException w:name="Dark List Accent 2" w:uiPriority="70"/>
+    <w:lsdException w:name="Colorful Shading Accent 2" w:uiPriority="71"/>
+    <w:lsdException w:name="Colorful List Accent 2" w:uiPriority="72"/>
+    <w:lsdException w:name="Colorful Grid Accent 2" w:uiPriority="73"/>
+    <w:lsdException w:name="Light Shading Accent 3" w:uiPriority="60"/>
+    <w:lsdException w:name="Light List Accent 3" w:uiPriority="61"/>
+    <w:lsdException w:name="Light Grid Accent 3" w:uiPriority="62"/>
+    <w:lsdException w:name="Medium Shading 1 Accent 3" w:uiPriority="63"/>
+    <w:lsdException w:name="Medium Shading 2 Accent 3" w:uiPriority="64"/>
+    <w:lsdException w:name="Medium List 1 Accent 3" w:uiPriority="65"/>
+    <w:lsdException w:name="Medium List 2 Accent 3" w:uiPriority="66"/>
+    <w:lsdException w:name="Medium Grid 1 Accent 3" w:uiPriority="67"/>
+    <w:lsdException w:name="Medium Grid 2 Accent 3" w:uiPriority="68"/>
+    <w:lsdException w:name="Medium Grid 3 Accent 3" w:uiPriority="69"/>
+    <w:lsdException w:name="Dark List Accent 3" w:uiPriority="70"/>
+    <w:lsdException w:name="Colorful Shading Accent 3" w:uiPriority="71"/>
+    <w:lsdException w:name="Colorful List Accent 3" w:uiPriority="72"/>
+    <w:lsdException w:name="Colorful Grid Accent 3" w:uiPriority="73"/>
+    <w:lsdException w:name="Light Shading Accent 4" w:uiPriority="60"/>
+    <w:lsdException w:name="Light List Accent 4" w:uiPriority="61"/>
+    <w:lsdException w:name="Light Grid Accent 4" w:uiPriority="62"/>
+    <w:lsdException w:name="Medium Shading 1 Accent 4" w:uiPriority="63"/>
+    <w:lsdException w:name="Medium Shading 2 Accent 4" w:uiPriority="64"/>
+    <w:lsdException w:name="Medium List 1 Accent 4" w:uiPriority="65"/>
+    <w:lsdException w:name="Medium List 2 Accent 4" w:uiPriority="66"/>
+    <w:lsdException w:name="Medium Grid 1 Accent 4" w:uiPriority="67"/>
+    <w:lsdException w:name="Medium Grid 2 Accent 4" w:uiPriority="68"/>
+    <w:lsdException w:name="Medium Grid 3 Accent 4" w:uiPriority="69"/>
+    <w:lsdException w:name="Dark List Accent 4" w:uiPriority="70"/>
+    <w:lsdException w:name="Colorful Shading Accent 4" w:uiPriority="71"/>
+    <w:lsdException w:name="Colorful List Accent 4" w:uiPriority="72"/>
+    <w:lsdException w:name="Colorful Grid Accent 4" w:uiPriority="73"/>
+    <w:lsdException w:name="Light Shading Accent 5" w:uiPriority="60"/>
+    <w:lsdException w:name="Light List Accent 5" w:uiPriority="61"/>
+    <w:lsdException w:name="Light Grid Accent 5" w:uiPriority="62"/>
+    <w:lsdException w:name="Medium Shading 1 Accent 5" w:uiPriority="63"/>
+    <w:lsdException w:name="Medium Shading 2 Accent 5" w:uiPriority="64"/>
+    <w:lsdException w:name="Medium List 1 Accent 5" w:uiPriority="65"/>
+    <w:lsdException w:name="Medium List 2 Accent 5" w:uiPriority="66"/>
+    <w:lsdException w:name="Medium Grid 1 Accent 5" w:uiPriority="67"/>
+    <w:lsdException w:name="Medium Grid 2 Accent 5" w:uiPriority="68"/>
+    <w:lsdException w:name="Medium Grid 3 Accent 5" w:uiPriority="69"/>
+    <w:lsdException w:name="Dark List Accent 5" w:uiPriority="70"/>
+    <w:lsdException w:name="Colorful Shading Accent 5" w:uiPriority="71"/>
+    <w:lsdException w:name="Colorful List Accent 5" w:uiPriority="72"/>
+    <w:lsdException w:name="Colorful Grid Accent 5" w:uiPriority="73"/>
+    <w:lsdException w:name="Light Shading Accent 6" w:uiPriority="60"/>
+    <w:lsdException w:name="Light List Accent 6" w:uiPriority="61"/>
+    <w:lsdException w:name="Light Grid Accent 6" w:uiPriority="62"/>
+    <w:lsdException w:name="Medium Shading 1 Accent 6" w:uiPriority="63"/>
+    <w:lsdException w:name="Medium Shading 2 Accent 6" w:uiPriority="64"/>
+    <w:lsdException w:name="Medium List 1 Accent 6" w:uiPriority="65"/>
+    <w:lsdException w:name="Medium List 2 Accent 6" w:uiPriority="66"/>
+    <w:lsdException w:name="Medium Grid 1 Accent 6" w:uiPriority="67"/>
+    <w:lsdException w:name="Medium Grid 2 Accent 6" w:uiPriority="68"/>
+    <w:lsdException w:name="Medium Grid 3 Accent 6" w:uiPriority="69"/>
+    <w:lsdException w:name="Dark List Accent 6" w:uiPriority="70"/>
+    <w:lsdException w:name="Colorful Shading Accent 6" w:uiPriority="71"/>
+    <w:lsdException w:name="Colorful List Accent 6" w:uiPriority="72"/>
+    <w:lsdException w:name="Colorful Grid Accent 6" w:uiPriority="73"/>
+    <w:lsdException w:name="Subtle Emphasis" w:uiPriority="19" w:qFormat="1"/>
+    <w:lsdException w:name="Intense Emphasis" w:uiPriority="21" w:qFormat="1"/>
+    <w:lsdException w:name="Subtle Reference" w:uiPriority="31" w:qFormat="1"/>
+    <w:lsdException w:name="Intense Reference" w:uiPriority="32" w:qFormat="1"/>
+    <w:lsdException w:name="Book Title" w:uiPriority="33" w:qFormat="1"/>
+    <w:lsdException w:name="Bibliography" w:semiHidden="1" w:uiPriority="37" w:unhideWhenUsed="1"/>
+    <w:lsdException w:name="TOC Heading" w:semiHidden="1" w:uiPriority="39" w:unhideWhenUsed="1" w:qFormat="1"/>
+    <w:lsdException w:name="Plain Table 1" w:uiPriority="41"/>
+    <w:lsdException w:name="Plain Table 2" w:uiPriority="42"/>
+    <w:lsdException w:name="Plain Table 3" w:uiPriority="43"/>
+    <w:lsdException w:name="Plain Table 4" w:uiPriority="44"/>
+    <w:lsdException w:name="Plain Table 5" w:uiPriority="45"/>
+    <w:lsdException w:name="Grid Table Light" w:uiPriority="40"/>
+    <w:lsdException w:name="Grid Table 1 Light" w:uiPriority="46"/>
+    <w:lsdException w:name="Grid Table 2" w:uiPriority="47"/>
+    <w:lsdException w:name="Grid Table 3" w:uiPriority="48"/>
+    <w:lsdException w:name="Grid Table 4" w:uiPriority="49"/>
+    <w:lsdException w:name="Grid Table 5 Dark" w:uiPriority="50"/>
+    <w:lsdException w:name="Grid Table 6 Colorful" w:uiPriority="51"/>
+    <w:lsdException w:name="Grid Table 7 Colorful" w:uiPriority="52"/>
+    <w:lsdException w:name="Grid Table 1 Light Accent 1" w:uiPriority="46"/>
+    <w:lsdException w:name="Grid Table 2 Accent 1" w:uiPriority="47"/>
+    <w:lsdException w:name="Grid Table 3 Accent 1" w:uiPriority="48"/>
+    <w:lsdException w:name="Grid Table 4 Accent 1" w:uiPriority="49"/>
+    <w:lsdException w:name="Grid Table 5 Dark Accent 1" w:uiPriority="50"/>
+    <w:lsdException w:name="Grid Table 6 Colorful Accent 1" w:uiPriority="51"/>
+    <w:lsdException w:name="Grid Table 7 Colorful Accent 1" w:uiPriority="52"/>
+    <w:lsdException w:name="Grid Table 1 Light Accent 2" w:uiPriority="46"/>
+    <w:lsdException w:name="Grid Table 2 Accent 2" w:uiPriority="47"/>
+    <w:lsdException w:name="Grid Table 3 Accent 2" w:uiPriority="48"/>
+    <w:lsdException w:name="Grid Table 4 Accent 2" w:uiPriority="49"/>
+    <w:lsdException w:name="Grid Table 5 Dark Accent 2" w:uiPriority="50"/>
+    <w:lsdException w:name="Grid Table 6 Colorful Accent 2" w:uiPriority="51"/>
+    <w:lsdException w:name="Grid Table 7 Colorful Accent 2" w:uiPriority="52"/>
+    <w:lsdException w:name="Grid Table 1 Light Accent 3" w:uiPriority="46"/>
+    <w:lsdException w:name="Grid Table 2 Accent 3" w:uiPriority="47"/>
+    <w:lsdException w:name="Grid Table 3 Accent 3" w:uiPriority="48"/>
+    <w:lsdException w:name="Grid Table 4 Accent 3" w:uiPriority="49"/>
+    <w:lsdException w:name="Grid Table 5 Dark Accent 3" w:uiPriority="50"/>
+    <w:lsdException w:name="Grid Table 6 Colorful Accent 3" w:uiPriority="51"/>
+    <w:lsdException w:name="Grid Table 7 Colorful Accent 3" w:uiPriority="52"/>
+    <w:lsdException w:name="Grid Table 1 Light Accent 4" w:uiPriority="46"/>
+    <w:lsdException w:name="Grid Table 2 Accent 4" w:uiPriority="47"/>
+    <w:lsdException w:name="Grid Table 3 Accent 4" w:uiPriority="48"/>
+    <w:lsdException w:name="Grid Table 4 Accent 4" w:uiPriority="49"/>
+    <w:lsdException w:name="Grid Table 5 Dark Accent 4" w:uiPriority="50"/>
+    <w:lsdException w:name="Grid Table 6 Colorful Accent 4" w:uiPriority="51"/>
+    <w:lsdException w:name="Grid Table 7 Colorful Accent 4" w:uiPriority="52"/>
+    <w:lsdException w:name="Grid Table 1 Light Accent 5" w:uiPriority="46"/>
+    <w:lsdException w:name="Grid Table 2 Accent 5" w:uiPriority="47"/>
+    <w:lsdException w:name="Grid Table 3 Accent 5" w:uiPriority="48"/>
+    <w:lsdException w:name="Grid Table 4 Accent 5" w:uiPriority="49"/>
+    <w:lsdException w:name="Grid Table 5 Dark Accent 5" w:uiPriority="50"/>
+    <w:lsdException w:name="Grid Table 6 Colorful Accent 5" w:uiPriority="51"/>
+    <w:lsdException w:name="Grid Table 7 Colorful Accent 5" w:uiPriority="52"/>
+    <w:lsdException w:name="Grid Table 1 Light Accent 6" w:uiPriority="46"/>
+    <w:lsdException w:name="Grid Table 2 Accent 6" w:uiPriority="47"/>
+    <w:lsdException w:name="Grid Table 3 Accent 6" w:uiPriority="48"/>
+    <w:lsdException w:name="Grid Table 4 Accent 6" w:uiPriority="49"/>
+    <w:lsdException w:name="Grid Table 5 Dark Accent 6" w:uiPriority="50"/>
+    <w:lsdException w:name="Grid Table 6 Colorful Accent 6" w:uiPriority="51"/>
+    <w:lsdException w:name="Grid Table 7 Colorful Accent 6" w:uiPriority="52"/>
+    <w:lsdException w:name="List Table 1 Light" w:uiPriority="46"/>
+    <w:lsdException w:name="List Table 2" w:uiPriority="47"/>
+    <w:lsdException w:name="List Table 3" w:uiPriority="48"/>
+    <w:lsdException w:name="List Table 4" w:uiPriority="49"/>
+    <w:lsdException w:name="List Table 5 Dark" w:uiPriority="50"/>
+    <w:lsdException w:name="List Table 6 Colorful" w:uiPriority="51"/>
+    <w:lsdException w:name="List Table 7 Colorful" w:uiPriority="52"/>
+    <w:lsdException w:name="List Table 1 Light Accent 1" w:uiPriority="46"/>
+    <w:lsdException w:name="List Table 2 Accent 1" w:uiPriority="47"/>
+    <w:lsdException w:name="List Table 3 Accent 1" w:uiPriority="48"/>
+    <w:lsdException w:name="List Table 4 Accent 1" w:uiPriority="49"/>
+    <w:lsdException w:name="List Table 5 Dark Accent 1" w:uiPriority="50"/>
+    <w:lsdException w:name="List Table 6 Colorful Accent 1" w:uiPriority="51"/>
+    <w:lsdException w:name="List Table 7 Colorful Accent 1" w:uiPriority="52"/>
+    <w:lsdException w:name="List Table 1 Light Accent 2" w:uiPriority="46"/>
+    <w:lsdException w:name="List Table 2 Accent 2" w:uiPriority="47"/>
+    <w:lsdException w:name="List Table 3 Accent 2" w:uiPriority="48"/>
+    <w:lsdException w:name="List Table 4 Accent 2" w:uiPriority="49"/>
+    <w:lsdException w:name="List Table 5 Dark Accent 2" w:uiPriority="50"/>
+    <w:lsdException w:name="List Table 6 Colorful Accent 2" w:uiPriority="51"/>
+    <w:lsdException w:name="List Table 7 Colorful Accent 2" w:uiPriority="52"/>
+    <w:lsdException w:name="List Table 1 Light Accent 3" w:uiPriority="46"/>
+    <w:lsdException w:name="List Table 2 Accent 3" w:uiPriority="47"/>
+    <w:lsdException w:name="List Table 3 Accent 3" w:uiPriority="48"/>
+    <w:lsdException w:name="List Table 4 Accent 3" w:uiPriority="49"/>
+    <w:lsdException w:name="List Table 5 Dark Accent 3" w:uiPriority="50"/>
+    <w:lsdException w:name="List Table 6 Colorful Accent 3" w:uiPriority="51"/>
+    <w:lsdException w:name="List Table 7 Colorful Accent 3" w:uiPriority="52"/>
+    <w:lsdException w:name="List Table 1 Light Accent 4" w:uiPriority="46"/>
+    <w:lsdException w:name="List Table 2 Accent 4" w:uiPriority="47"/>
+    <w:lsdException w:name="List Table 3 Accent 4" w:uiPriority="48"/>
+    <w:lsdException w:name="List Table 4 Accent 4" w:uiPriority="49"/>
+    <w:lsdException w:name="List Table 5 Dark Accent 4" w:uiPriority="50"/>
+    <w:lsdException w:name="List Table 6 Colorful Accent 4" w:uiPriority="51"/>
+    <w:lsdException w:name="List Table 7 Colorful Accent 4" w:uiPriority="52"/>
+    <w:lsdException w:name="List Table 1 Light Accent 5" w:uiPriority="46"/>
+    <w:lsdException w:name="List Table 2 Accent 5" w:uiPriority="47"/>
+    <w:lsdException w:name="List Table 3 Accent 5" w:uiPriority="48"/>
+    <w:lsdException w:name="List Table 4 Accent 5" w:uiPriority="49"/>
+    <w:lsdException w:name="List Table 5 Dark Accent 5" w:uiPriority="50"/>
+    <w:lsdException w:name="List Table 6 Colorful Accent 5" w:uiPriority="51"/>
+    <w:lsdException w:name="List Table 7 Colorful Accent 5" w:uiPriority="52"/>
+    <w:lsdException w:name="List Table 1 Light Accent 6" w:uiPriority="46"/>
+    <w:lsdException w:name="List Table 2 Accent 6" w:uiPriority="47"/>
+    <w:lsdException w:name="List Table 3 Accent 6" w:uiPriority="48"/>
+    <w:lsdException w:name="List Table 4 Accent 6" w:uiPriority="49"/>
+    <w:lsdException w:name="List Table 5 Dark Accent 6" w:uiPriority="50"/>
+    <w:lsdException w:name="List Table 6 Colorful Accent 6" w:uiPriority="51"/>
+    <w:lsdException w:name="List Table 7 Colorful Accent 6" w:uiPriority="52"/>
+    <w:lsdException w:name="Mention" w:semiHidden="1" w:unhideWhenUsed="1"/>
+    <w:lsdException w:name="Smart Hyperlink" w:semiHidden="1" w:unhideWhenUsed="1"/>
+    <w:lsdException w:name="Hashtag" w:semiHidden="1" w:unhideWhenUsed="1"/>
+    <w:lsdException w:name="Unresolved Mention" w:semiHidden="1" w:unhideWhenUsed="1"/>
+    <w:lsdException w:name="Smart Link" w:semiHidden="1" w:unhideWhenUsed="1"/>
   </w:latentStyles>
   <w:style w:type="paragraph" w:default="1" w:styleId="Normal">
     <w:name w:val="Normal"/>
@@ -5626,15 +5416,13 @@
     <w:pPr>
       <w:keepNext/>
       <w:keepLines/>
-      <w:spacing w:before="240" w:after="0"/>
+      <w:spacing w:before="240"/>
       <w:outlineLvl w:val="0"/>
     </w:pPr>
     <w:rPr>
-      <w:rFonts w:ascii="Times New Roman" w:eastAsia="Times New Roman" w:hAnsi="Times New Roman" w:cs="Times New Roman"/>
       <w:b/>
       <w:bCs/>
-      <w:i w:val="0"/>
-      <w:color w:val="2F5496" w:themeShade="BF"/>
+      <w:color w:val="2F5496"/>
       <w:kern w:val="36"/>
       <w:sz w:val="48"/>
       <w:szCs w:val="48"/>
@@ -5651,15 +5439,13 @@
     <w:pPr>
       <w:keepNext/>
       <w:keepLines/>
-      <w:spacing w:before="40" w:after="0"/>
+      <w:spacing w:before="40"/>
       <w:outlineLvl w:val="1"/>
     </w:pPr>
     <w:rPr>
-      <w:rFonts w:ascii="Times New Roman" w:eastAsia="Times New Roman" w:hAnsi="Times New Roman" w:cs="Times New Roman"/>
       <w:b/>
       <w:bCs/>
-      <w:i w:val="0"/>
-      <w:color w:val="2F5496" w:themeShade="BF"/>
+      <w:color w:val="2F5496"/>
       <w:sz w:val="36"/>
       <w:szCs w:val="36"/>
     </w:rPr>
@@ -5675,15 +5461,13 @@
     <w:pPr>
       <w:keepNext/>
       <w:keepLines/>
-      <w:spacing w:before="40" w:after="0"/>
+      <w:spacing w:before="40"/>
       <w:outlineLvl w:val="2"/>
     </w:pPr>
     <w:rPr>
-      <w:rFonts w:ascii="Times New Roman" w:eastAsia="Times New Roman" w:hAnsi="Times New Roman" w:cs="Times New Roman"/>
       <w:b/>
       <w:bCs/>
-      <w:i w:val="0"/>
-      <w:color w:val="1F3763" w:themeShade="7F"/>
+      <w:color w:val="1F3763"/>
       <w:sz w:val="28"/>
       <w:szCs w:val="28"/>
     </w:rPr>
@@ -5699,18 +5483,14 @@
     <w:pPr>
       <w:keepNext/>
       <w:keepLines/>
-      <w:spacing w:before="40" w:after="0"/>
+      <w:spacing w:before="40"/>
       <w:outlineLvl w:val="3"/>
     </w:pPr>
     <w:rPr>
-      <w:rFonts w:ascii="Times New Roman" w:eastAsia="Times New Roman" w:hAnsi="Times New Roman" w:cs="Times New Roman"/>
       <w:b/>
       <w:bCs/>
-      <w:i w:val="0"/>
       <w:iCs/>
-      <w:color w:val="2F5496" w:themeShade="BF"/>
-      <w:sz w:val="24"/>
-      <w:szCs w:val="24"/>
+      <w:color w:val="2F5496"/>
     </w:rPr>
   </w:style>
   <w:style w:type="paragraph" w:styleId="Heading5">
@@ -5724,15 +5504,13 @@
     <w:pPr>
       <w:keepNext/>
       <w:keepLines/>
-      <w:spacing w:before="40" w:after="0"/>
+      <w:spacing w:before="40"/>
       <w:outlineLvl w:val="4"/>
     </w:pPr>
     <w:rPr>
-      <w:rFonts w:ascii="Times New Roman" w:eastAsia="Times New Roman" w:hAnsi="Times New Roman" w:cs="Times New Roman"/>
       <w:b/>
       <w:bCs/>
-      <w:i w:val="0"/>
-      <w:color w:val="2F5496" w:themeShade="BF"/>
+      <w:color w:val="2F5496"/>
       <w:sz w:val="20"/>
       <w:szCs w:val="20"/>
     </w:rPr>
@@ -5748,29 +5526,27 @@
     <w:pPr>
       <w:keepNext/>
       <w:keepLines/>
-      <w:spacing w:before="40" w:after="0"/>
+      <w:spacing w:before="40"/>
       <w:outlineLvl w:val="5"/>
     </w:pPr>
     <w:rPr>
-      <w:rFonts w:ascii="Times New Roman" w:eastAsia="Times New Roman" w:hAnsi="Times New Roman" w:cs="Times New Roman"/>
       <w:b/>
       <w:bCs/>
-      <w:i w:val="0"/>
-      <w:color w:val="1F3763" w:themeShade="7F"/>
+      <w:color w:val="1F3763"/>
       <w:sz w:val="16"/>
       <w:szCs w:val="16"/>
     </w:rPr>
   </w:style>
   <w:style w:type="character" w:default="1" w:styleId="DefaultParagraphFont">
     <w:name w:val="Default Paragraph Font"/>
-    <w:semiHidden/>
+    <w:uiPriority w:val="1"/>
+    <w:unhideWhenUsed/>
   </w:style>
   <w:style w:type="table" w:default="1" w:styleId="TableNormal">
     <w:name w:val="Normal Table"/>
     <w:uiPriority w:val="99"/>
     <w:semiHidden/>
     <w:unhideWhenUsed/>
-    <w:qFormat/>
     <w:tblPr>
       <w:tblInd w:w="0" w:type="dxa"/>
       <w:tblCellMar>
@@ -5781,6 +5557,12 @@
       </w:tblCellMar>
     </w:tblPr>
   </w:style>
+  <w:style w:type="numbering" w:default="1" w:styleId="NoList">
+    <w:name w:val="No List"/>
+    <w:uiPriority w:val="99"/>
+    <w:semiHidden/>
+    <w:unhideWhenUsed/>
+  </w:style>
   <w:style w:type="character" w:customStyle="1" w:styleId="Heading1Char">
     <w:name w:val="Heading 1 Char"/>
     <w:basedOn w:val="DefaultParagraphFont"/>
@@ -5789,7 +5571,7 @@
     <w:rsid w:val="00506D7A"/>
     <w:rPr>
       <w:rFonts w:ascii="Times New Roman" w:eastAsia="Times New Roman" w:hAnsi="Times New Roman" w:cs="Times New Roman"/>
-      <w:color w:val="2F5496" w:themeShade="BF"/>
+      <w:color w:val="2F5496"/>
       <w:sz w:val="32"/>
       <w:szCs w:val="32"/>
     </w:rPr>
@@ -5802,7 +5584,7 @@
     <w:rsid w:val="00506D7A"/>
     <w:rPr>
       <w:rFonts w:ascii="Times New Roman" w:eastAsia="Times New Roman" w:hAnsi="Times New Roman" w:cs="Times New Roman"/>
-      <w:color w:val="2F5496" w:themeShade="BF"/>
+      <w:color w:val="2F5496"/>
       <w:sz w:val="26"/>
       <w:szCs w:val="26"/>
     </w:rPr>
@@ -5815,7 +5597,7 @@
     <w:rsid w:val="00506D7A"/>
     <w:rPr>
       <w:rFonts w:ascii="Times New Roman" w:eastAsia="Times New Roman" w:hAnsi="Times New Roman" w:cs="Times New Roman"/>
-      <w:color w:val="1F3763" w:themeShade="7F"/>
+      <w:color w:val="1F3763"/>
       <w:sz w:val="24"/>
       <w:szCs w:val="24"/>
     </w:rPr>
@@ -5830,7 +5612,7 @@
       <w:rFonts w:ascii="Times New Roman" w:eastAsia="Times New Roman" w:hAnsi="Times New Roman" w:cs="Times New Roman"/>
       <w:i/>
       <w:iCs/>
-      <w:color w:val="2F5496" w:themeShade="BF"/>
+      <w:color w:val="2F5496"/>
     </w:rPr>
   </w:style>
   <w:style w:type="character" w:customStyle="1" w:styleId="Heading5Char">
@@ -5841,7 +5623,7 @@
     <w:rsid w:val="00506D7A"/>
     <w:rPr>
       <w:rFonts w:ascii="Times New Roman" w:eastAsia="Times New Roman" w:hAnsi="Times New Roman" w:cs="Times New Roman"/>
-      <w:color w:val="2F5496" w:themeShade="BF"/>
+      <w:color w:val="2F5496"/>
     </w:rPr>
   </w:style>
   <w:style w:type="character" w:customStyle="1" w:styleId="Heading6Char">
@@ -5852,7 +5634,7 @@
     <w:rsid w:val="00506D7A"/>
     <w:rPr>
       <w:rFonts w:ascii="Times New Roman" w:eastAsia="Times New Roman" w:hAnsi="Times New Roman" w:cs="Times New Roman"/>
-      <w:color w:val="1F3763" w:themeShade="7F"/>
+      <w:color w:val="1F3763"/>
     </w:rPr>
   </w:style>
   <w:style w:type="paragraph" w:customStyle="1" w:styleId="skn-mly5pagesize">
@@ -5863,18 +5645,8 @@
     <w:name w:val="skn-mly5_any"/>
     <w:basedOn w:val="Normal"/>
     <w:pPr>
-      <w:pBdr>
-        <w:top w:val="none" w:sz="0" w:space="0" w:color="auto"/>
-        <w:left w:val="none" w:sz="0" w:space="0" w:color="auto"/>
-        <w:bottom w:val="none" w:sz="0" w:space="0" w:color="auto"/>
-        <w:right w:val="none" w:sz="0" w:space="0" w:color="auto"/>
-      </w:pBdr>
       <w:textAlignment w:val="baseline"/>
     </w:pPr>
-    <w:rPr>
-      <w:bdr w:val="none" w:sz="0" w:space="0" w:color="auto"/>
-      <w:vertAlign w:val="baseline"/>
-    </w:rPr>
   </w:style>
   <w:style w:type="paragraph" w:customStyle="1" w:styleId="skn-mly5section">
     <w:name w:val="skn-mly5_section"/>
@@ -5888,14 +5660,7 @@
     <w:name w:val="skn-mly5_name"/>
     <w:basedOn w:val="Normal"/>
     <w:pPr>
-      <w:pBdr>
-        <w:top w:val="none" w:sz="0" w:space="0" w:color="auto"/>
-        <w:left w:val="none" w:sz="0" w:space="0" w:color="auto"/>
-        <w:bottom w:val="none" w:sz="0" w:space="0" w:color="auto"/>
-        <w:right w:val="none" w:sz="0" w:space="0" w:color="auto"/>
-      </w:pBdr>
       <w:spacing w:line="400" w:lineRule="atLeast"/>
-      <w:jc w:val="left"/>
     </w:pPr>
     <w:rPr>
       <w:rFonts w:ascii="Lora" w:eastAsia="Lora" w:hAnsi="Lora" w:cs="Lora"/>
@@ -5970,8 +5735,6 @@
     </w:pPr>
     <w:rPr>
       <w:color w:val="00637C"/>
-      <w:sz w:val="24"/>
-      <w:szCs w:val="24"/>
     </w:rPr>
   </w:style>
   <w:style w:type="paragraph" w:customStyle="1" w:styleId="skn-mly5singlecolumn">
@@ -5995,10 +5758,7 @@
     <w:basedOn w:val="Normal"/>
     <w:pPr>
       <w:pBdr>
-        <w:top w:val="none" w:sz="0" w:space="0" w:color="auto"/>
         <w:left w:val="none" w:sz="0" w:space="3" w:color="auto"/>
-        <w:bottom w:val="none" w:sz="0" w:space="0" w:color="auto"/>
-        <w:right w:val="none" w:sz="0" w:space="0" w:color="auto"/>
       </w:pBdr>
     </w:pPr>
   </w:style>
@@ -6055,9 +5815,6 @@
     <w:name w:val="skn-mly5_section_lang-sec_paragraph Paragraph"/>
     <w:basedOn w:val="Normal"/>
     <w:pPr>
-      <w:pBdr>
-        <w:left w:val="none" w:sz="0" w:space="0" w:color="auto"/>
-      </w:pBdr>
       <w:textAlignment w:val="top"/>
     </w:pPr>
   </w:style>
@@ -6065,6 +5822,29 @@
     <w:name w:val="skn-mly5_section_lang-sec_lnggparatable"/>
     <w:basedOn w:val="TableNormal"/>
     <w:tblPr/>
+  </w:style>
+  <w:style w:type="character" w:styleId="Hyperlink">
+    <w:name w:val="Hyperlink"/>
+    <w:basedOn w:val="DefaultParagraphFont"/>
+    <w:uiPriority w:val="99"/>
+    <w:unhideWhenUsed/>
+    <w:rsid w:val="00CF18BA"/>
+    <w:rPr>
+      <w:color w:val="0000FF" w:themeColor="hyperlink"/>
+      <w:u w:val="single"/>
+    </w:rPr>
+  </w:style>
+  <w:style w:type="character" w:styleId="UnresolvedMention">
+    <w:name w:val="Unresolved Mention"/>
+    <w:basedOn w:val="DefaultParagraphFont"/>
+    <w:uiPriority w:val="99"/>
+    <w:semiHidden/>
+    <w:unhideWhenUsed/>
+    <w:rsid w:val="00CF18BA"/>
+    <w:rPr>
+      <w:color w:val="605E5C"/>
+      <w:shd w:val="clear" w:color="auto" w:fill="E1DFDD"/>
+    </w:rPr>
   </w:style>
 </w:styles>
 </file>
@@ -6258,7 +6038,7 @@
       <a:effectStyleLst>
         <a:effectStyle>
           <a:effectLst>
-            <a:outerShdw blurRad="40000" dist="20000" dir="5400000" sx="100000" sy="100000" kx="0" ky="0" algn="b" rotWithShape="0">
+            <a:outerShdw blurRad="40000" dist="20000" dir="5400000" rotWithShape="0">
               <a:srgbClr val="000000">
                 <a:alpha val="38000"/>
               </a:srgbClr>
@@ -6267,7 +6047,7 @@
         </a:effectStyle>
         <a:effectStyle>
           <a:effectLst>
-            <a:outerShdw blurRad="40000" dist="23000" dir="5400000" sx="100000" sy="100000" kx="0" ky="0" algn="b" rotWithShape="0">
+            <a:outerShdw blurRad="40000" dist="23000" dir="5400000" rotWithShape="0">
               <a:srgbClr val="000000">
                 <a:alpha val="35000"/>
               </a:srgbClr>
@@ -6276,7 +6056,7 @@
         </a:effectStyle>
         <a:effectStyle>
           <a:effectLst>
-            <a:outerShdw blurRad="40000" dist="23000" dir="5400000" sx="100000" sy="100000" kx="0" ky="0" algn="b" rotWithShape="0">
+            <a:outerShdw blurRad="40000" dist="23000" dir="5400000" rotWithShape="0">
               <a:srgbClr val="000000">
                 <a:alpha val="35000"/>
               </a:srgbClr>
@@ -6291,7 +6071,7 @@
             </a:lightRig>
           </a:scene3d>
           <a:sp3d>
-            <a:bevelT w="63500" h="25400" prst="circle"/>
+            <a:bevelT w="63500" h="25400"/>
           </a:sp3d>
         </a:effectStyle>
       </a:effectStyleLst>
@@ -6348,6 +6128,6 @@
     </a:fmtScheme>
   </a:themeElements>
   <a:objectDefaults/>
-  <a:extraClrSchemeLst xmlns:a="http://schemas.openxmlformats.org/drawingml/2006/main"/>
+  <a:extraClrSchemeLst/>
 </a:theme>
 </file>